--- a/ech-0294_actors/output/ech-0294_actors_en.docx
+++ b/ech-0294_actors/output/ech-0294_actors_en.docx
@@ -391,18 +391,18 @@
                 <w:b/>
                 <w:bCs/>
               </w:rPr>
-              <w:t xml:space="preserve">Authors</w:t>
-            </w:r>
-          </w:p>
-        </w:tc>
-        <w:tc>
-          <w:tcPr/>
-          <w:p>
-            <w:pPr>
-              <w:pStyle w:val="Compact"/>
-            </w:pPr>
-            <w:r>
-              <w:t xml:space="preserve">Political Affairs specialist group: Julie Silberstein, Laurence Brandenberger, Daniela Koller, Thomas Roth, Stefan Oderbolz, Fabian Davolio, Orhan Saeedi, Christian Gutknecht, Michael Luggen</w:t>
+              <w:t xml:space="preserve">Technical Unit</w:t>
+            </w:r>
+          </w:p>
+        </w:tc>
+        <w:tc>
+          <w:tcPr/>
+          <w:p>
+            <w:pPr>
+              <w:pStyle w:val="Compact"/>
+            </w:pPr>
+            <w:r>
+              <w:t xml:space="preserve">Political Affairs: Julie Silberstein, Laurence Brandenberger, Daniela Koller, Thomas Roth, Stefan Oderbolz, Fabian Davolio, Orhan Saeedi, Christian Gutknecht, Michael Luggen</w:t>
             </w:r>
           </w:p>
         </w:tc>
@@ -447,6 +447,12 @@
                 <w:t xml:space="preserve">Affolternstrasse 52, 8050 Zürich</w:t>
               </w:r>
             </w:hyperlink>
+            <w:r>
+              <w:br/>
+            </w:r>
+            <w:r>
+              <w:t xml:space="preserve">T 044 388 74 64 / info@ech.ch / www.ech.ch</w:t>
+            </w:r>
           </w:p>
         </w:tc>
       </w:tr>
@@ -459,10 +465,112 @@
     <w:bookmarkStart w:id="21" w:name="abstract"/>
     <w:p>
       <w:pPr>
+        <w:pStyle w:val="Nebentitel"/>
+      </w:pPr>
+      <w:r>
+        <w:t xml:space="preserve">Abstract</w:t>
+      </w:r>
+    </w:p>
+    <w:bookmarkEnd w:id="21"/>
+    <w:p>
+      <w:pPr>
+        <w:pStyle w:val="Textkrper"/>
+      </w:pPr>
+      <w:r>
+        <w:t xml:space="preserve">The standard eCH-0294</w:t>
+      </w:r>
+      <w:r>
+        <w:t xml:space="preserve"> </w:t>
+      </w:r>
+      <w:r>
+        <w:t xml:space="preserve">“Political Actors: Persons, Groups and Bodies”</w:t>
+      </w:r>
+      <w:r>
+        <w:t xml:space="preserve"> </w:t>
+      </w:r>
+      <w:r>
+        <w:t xml:space="preserve">defines a uniform data model for the structured publication of political actors in Switzerland. It covers natural persons, political groups and bodies, memberships between persons and groups, as well as interest links. The aim is to provide comparable, machine-readable and reusable information across all federal levels in order to improve the transparency, traceability and analytical capability of political processes.</w:t>
+      </w:r>
+    </w:p>
+    <w:p>
+      <w:pPr>
+        <w:pStyle w:val="Textkrper"/>
+      </w:pPr>
+      <w:r>
+        <w:t xml:space="preserve">The standard is aimed at public bodies at all levels of government, political actors, the media, research and the general public, and it creates a foundation for interoperable political information systems in Switzerland.</w:t>
+      </w:r>
+    </w:p>
+    <w:p>
+      <w:r>
+        <w:br w:type="page"/>
+      </w:r>
+    </w:p>
+    <w:bookmarkStart w:id="22" w:name="table-of-contents"/>
+    <w:p>
+      <w:pPr>
+        <w:pStyle w:val="Nebentitel"/>
+      </w:pPr>
+      <w:r>
+        <w:t xml:space="preserve">Table of Contents</w:t>
+      </w:r>
+    </w:p>
+    <w:bookmarkEnd w:id="22"/>
+    <w:p>
+      <w:r>
+        <w:fldChar w:fldCharType="begin" w:dirty="true"/>
+      </w:r>
+      <w:r>
+        <w:instrText xml:space="preserve"> TOC \o "1-2" \h \z \u </w:instrText>
+      </w:r>
+      <w:r>
+        <w:fldChar w:fldCharType="separate"/>
+      </w:r>
+      <w:r>
+        <w:t>Right-click &gt; "Update field" to generate the table of contents.</w:t>
+      </w:r>
+      <w:r>
+        <w:fldChar w:fldCharType="end"/>
+      </w:r>
+    </w:p>
+    <w:bookmarkStart w:id="23" w:name="note"/>
+    <w:p>
+      <w:pPr>
+        <w:pStyle w:val="Nebentitel"/>
+      </w:pPr>
+      <w:r>
+        <w:t xml:space="preserve">Note</w:t>
+      </w:r>
+    </w:p>
+    <w:bookmarkEnd w:id="23"/>
+    <w:p>
+      <w:pPr>
+        <w:pStyle w:val="Textkrper"/>
+      </w:pPr>
+      <w:r>
+        <w:t xml:space="preserve">This document uses a gender-neutral formulation when referring to persons. This is based on the guidelines (German) of the Federal Chancellery. Depending on the situation, paired forms (citizens), gender-abstract forms (insured person), gender-neutral forms (insured person) or paraphrases without personal reference are used. The generic masculine (citizen) is not permitted. Full forms are used in continuous texts, i.e. in texts consisting of formulated sentences. Short forms can be used in abbreviated text passages, namely in tables. The short form is used with a slash but without an ellipsis (referent). Gender asterisks and similar spellings are not used.</w:t>
+      </w:r>
+    </w:p>
+    <w:p>
+      <w:r>
+        <w:br w:type="page"/>
+      </w:r>
+    </w:p>
+    <w:bookmarkStart w:id="29" w:name="introduction"/>
+    <w:p>
+      <w:pPr>
         <w:pStyle w:val="berschrift1"/>
       </w:pPr>
       <w:r>
-        <w:t xml:space="preserve">Abstract</w:t>
+        <w:t xml:space="preserve">Introduction</w:t>
+      </w:r>
+    </w:p>
+    <w:bookmarkStart w:id="24" w:name="status"/>
+    <w:p>
+      <w:pPr>
+        <w:pStyle w:val="berschrift2"/>
+      </w:pPr>
+      <w:r>
+        <w:t xml:space="preserve">Status</w:t>
       </w:r>
     </w:p>
     <w:p>
@@ -470,95 +578,17 @@
         <w:pStyle w:val="FirstParagraph"/>
       </w:pPr>
       <w:r>
-        <w:t xml:space="preserve">The standard eCH-0294</w:t>
-      </w:r>
-      <w:r>
-        <w:t xml:space="preserve"> </w:t>
-      </w:r>
-      <w:r>
-        <w:t xml:space="preserve">“Political Actors: Persons, Groups and Bodies”</w:t>
-      </w:r>
-      <w:r>
-        <w:t xml:space="preserve"> </w:t>
-      </w:r>
-      <w:r>
-        <w:t xml:space="preserve">defines a uniform data model for the structured publication of political actors in Switzerland. It covers natural persons, political groups and bodies, memberships between persons and groups, as well as interest links. The aim is to provide comparable, machine-readable and reusable information across all federal levels in order to improve the transparency, traceability and analytical capability of political processes.</w:t>
+        <w:t xml:space="preserve">Proposal</w:t>
       </w:r>
     </w:p>
-    <w:p>
-      <w:pPr>
-        <w:pStyle w:val="Textkrper"/>
-      </w:pPr>
-      <w:r>
-        <w:t xml:space="preserve">The standard is aimed at public bodies at all levels of government, political actors, the media, research and the general public, and it creates a foundation for interoperable political information systems in Switzerland.</w:t>
-      </w:r>
-    </w:p>
-    <w:p>
-      <w:r>
-        <w:br w:type="page"/>
-      </w:r>
-    </w:p>
-    <w:bookmarkEnd w:id="21"/>
-    <w:bookmarkStart w:id="22" w:name="table-of-contents"/>
-    <w:p>
-      <w:pPr>
-        <w:pStyle w:val="berschrift1"/>
-      </w:pPr>
-      <w:r>
-        <w:t xml:space="preserve">Table of Contents</w:t>
-      </w:r>
-    </w:p>
-    <w:p>
-      <w:r>
-        <w:fldChar w:fldCharType="begin" w:dirty="true"/>
-      </w:r>
-      <w:r>
-        <w:instrText xml:space="preserve"> TOC \o "1-2" \h \z \u </w:instrText>
-      </w:r>
-      <w:r>
-        <w:fldChar w:fldCharType="separate"/>
-      </w:r>
-      <w:r>
-        <w:t>Right-click &gt; "Update field" to generate the table of contents.</w:t>
-      </w:r>
-      <w:r>
-        <w:fldChar w:fldCharType="end"/>
-      </w:r>
-    </w:p>
-    <w:p>
-      <w:r>
-        <w:br w:type="page"/>
-      </w:r>
-    </w:p>
-    <w:bookmarkEnd w:id="22"/>
-    <w:bookmarkStart w:id="26" w:name="introduction"/>
-    <w:p>
-      <w:pPr>
-        <w:pStyle w:val="berschrift1"/>
-      </w:pPr>
-      <w:r>
-        <w:t xml:space="preserve">Introduction</w:t>
-      </w:r>
-    </w:p>
-    <w:bookmarkStart w:id="23" w:name="the-political-affairs-standard-family"/>
+    <w:bookmarkEnd w:id="24"/>
+    <w:bookmarkStart w:id="25" w:name="scope-of-application"/>
     <w:p>
       <w:pPr>
         <w:pStyle w:val="berschrift2"/>
       </w:pPr>
       <w:r>
-        <w:t xml:space="preserve">The</w:t>
-      </w:r>
-      <w:r>
-        <w:t xml:space="preserve"> </w:t>
-      </w:r>
-      <w:r>
-        <w:t xml:space="preserve">“Political Affairs”</w:t>
-      </w:r>
-      <w:r>
-        <w:t xml:space="preserve"> </w:t>
-      </w:r>
-      <w:r>
-        <w:t xml:space="preserve">standard family</w:t>
+        <w:t xml:space="preserve">Scope of application</w:t>
       </w:r>
     </w:p>
     <w:p>
@@ -566,27 +596,7 @@
         <w:pStyle w:val="FirstParagraph"/>
       </w:pPr>
       <w:r>
-        <w:t xml:space="preserve">Political activity in Switzerland takes place at federal, cantonal and communal level – in parliaments and communal assemblies, in executives and administrations, in consultations and hearings, as well as through the direct-democratic participation of eligible voters. To this end, the</w:t>
-      </w:r>
-      <w:r>
-        <w:t xml:space="preserve"> </w:t>
-      </w:r>
-      <w:r>
-        <w:t xml:space="preserve">“Political Affairs”</w:t>
-      </w:r>
-      <w:r>
-        <w:t xml:space="preserve"> </w:t>
-      </w:r>
-      <w:r>
-        <w:t xml:space="preserve">specialist group of the eCH Association is developing a family of coordinated standards that structure this data across all federal levels. The standards use common data elements (eCH-0292) and reference one another via unique identifiers.</w:t>
-      </w:r>
-    </w:p>
-    <w:p>
-      <w:pPr>
-        <w:pStyle w:val="Textkrper"/>
-      </w:pPr>
-      <w:r>
-        <w:t xml:space="preserve">The family comprises:</w:t>
+        <w:t xml:space="preserve">The standard governs the publication of data on political actors by the bodies that already keep this data today: parliamentary services, state chancelleries and municipal administrations at all levels of government. It covers in particular the following use cases:</w:t>
       </w:r>
     </w:p>
     <w:p>
@@ -598,17 +608,7 @@
         </w:numPr>
       </w:pPr>
       <w:r>
-        <w:rPr>
-          <w:b/>
-          <w:bCs/>
-        </w:rPr>
-        <w:t xml:space="preserve">eCH-0292 – Common Data Elements (Meta):</w:t>
-      </w:r>
-      <w:r>
-        <w:t xml:space="preserve"> </w:t>
-      </w:r>
-      <w:r>
-        <w:t xml:space="preserve">Defines the cross-cutting data elements and meta-processes on which the other standards build.</w:t>
+        <w:t xml:space="preserve">publication of the members of parliaments, governments and committees with their memberships, functions and terms of office</w:t>
       </w:r>
     </w:p>
     <w:p>
@@ -620,17 +620,7 @@
         </w:numPr>
       </w:pPr>
       <w:r>
-        <w:rPr>
-          <w:b/>
-          <w:bCs/>
-        </w:rPr>
-        <w:t xml:space="preserve">eCH-0293 – Public Council Operations (Operations):</w:t>
-      </w:r>
-      <w:r>
-        <w:t xml:space="preserve"> </w:t>
-      </w:r>
-      <w:r>
-        <w:t xml:space="preserve">Describes public council operations – meetings, agenda items, statements, as well as votes and elections.</w:t>
+        <w:t xml:space="preserve">publication of the registers of interests of members of parliament</w:t>
       </w:r>
     </w:p>
     <w:p>
@@ -642,17 +632,19 @@
         </w:numPr>
       </w:pPr>
       <w:r>
-        <w:rPr>
-          <w:b/>
-          <w:bCs/>
-        </w:rPr>
-        <w:t xml:space="preserve">eCH-0294 – Political Actors (Actors) – this standard:</w:t>
-      </w:r>
-      <w:r>
-        <w:t xml:space="preserve"> </w:t>
-      </w:r>
-      <w:r>
-        <w:t xml:space="preserve">Defines persons, groups and bodies in the political context, as well as their memberships and interest links. The other standards reference these actors via their identifiers.</w:t>
+        <w:t xml:space="preserve">referencing persons, groups and bodies from the other standards of the</w:t>
+      </w:r>
+      <w:r>
+        <w:t xml:space="preserve"> </w:t>
+      </w:r>
+      <w:r>
+        <w:t xml:space="preserve">“Political Affairs”</w:t>
+      </w:r>
+      <w:r>
+        <w:t xml:space="preserve"> </w:t>
+      </w:r>
+      <w:r>
+        <w:t xml:space="preserve">family, for instance for speeches and votes in parliamentary operations (eCH-0293) or for the authorship of parliamentary affairs (eCH-0295)</w:t>
       </w:r>
     </w:p>
     <w:p>
@@ -664,61 +656,29 @@
         </w:numPr>
       </w:pPr>
       <w:r>
-        <w:rPr>
-          <w:b/>
-          <w:bCs/>
-        </w:rPr>
-        <w:t xml:space="preserve">eCH-0295 – Parliamentary Affairs (Affairs):</w:t>
-      </w:r>
-      <w:r>
-        <w:t xml:space="preserve"> </w:t>
-      </w:r>
-      <w:r>
-        <w:t xml:space="preserve">Describes the life cycle of political affairs.</w:t>
+        <w:t xml:space="preserve">reuse of this data by the media, research and the public, comparable across levels of government</w:t>
       </w:r>
     </w:p>
+    <w:bookmarkEnd w:id="25"/>
+    <w:bookmarkStart w:id="26" w:name="the-political-affairs-standard-family"/>
     <w:p>
       <w:pPr>
-        <w:pStyle w:val="Compact"/>
-        <w:numPr>
-          <w:ilvl w:val="0"/>
-          <w:numId w:val="1001"/>
-        </w:numPr>
+        <w:pStyle w:val="berschrift2"/>
       </w:pPr>
       <w:r>
-        <w:rPr>
-          <w:b/>
-          <w:bCs/>
-        </w:rPr>
-        <w:t xml:space="preserve">eCH-0296 – Enactments and Legal Texts (Laws):</w:t>
-      </w:r>
-      <w:r>
-        <w:t xml:space="preserve"> </w:t>
-      </w:r>
-      <w:r>
-        <w:t xml:space="preserve">Records the results of the parliamentary process – the adopted laws and enactments.</w:t>
-      </w:r>
-    </w:p>
-    <w:p>
-      <w:pPr>
-        <w:pStyle w:val="Compact"/>
-        <w:numPr>
-          <w:ilvl w:val="0"/>
-          <w:numId w:val="1001"/>
-        </w:numPr>
-      </w:pPr>
-      <w:r>
-        <w:rPr>
-          <w:b/>
-          <w:bCs/>
-        </w:rPr>
-        <w:t xml:space="preserve">eCH-0297 – Public Consultations (Consultations):</w:t>
-      </w:r>
-      <w:r>
-        <w:t xml:space="preserve"> </w:t>
-      </w:r>
-      <w:r>
-        <w:t xml:space="preserve">Structures consultation procedures, which are often the starting point for parliamentary affairs.</w:t>
+        <w:t xml:space="preserve">The</w:t>
+      </w:r>
+      <w:r>
+        <w:t xml:space="preserve"> </w:t>
+      </w:r>
+      <w:r>
+        <w:t xml:space="preserve">“Political Affairs”</w:t>
+      </w:r>
+      <w:r>
+        <w:t xml:space="preserve"> </w:t>
+      </w:r>
+      <w:r>
+        <w:t xml:space="preserve">standard family</w:t>
       </w:r>
     </w:p>
     <w:p>
@@ -726,61 +686,27 @@
         <w:pStyle w:val="FirstParagraph"/>
       </w:pPr>
       <w:r>
-        <w:t xml:space="preserve">The aim of this standard family is to create a commonly usable structure for political data and to provide organisations that publish information on political affairs with a robust data model.</w:t>
-      </w:r>
-    </w:p>
-    <w:bookmarkEnd w:id="23"/>
-    <w:bookmarkStart w:id="24" w:name="Xc4730c971c39a919457df03aa1341dc72f594de"/>
-    <w:p>
-      <w:pPr>
-        <w:pStyle w:val="berschrift2"/>
-      </w:pPr>
-      <w:r>
-        <w:t xml:space="preserve">Distinction from the</w:t>
-      </w:r>
-      <w:r>
-        <w:t xml:space="preserve"> </w:t>
-      </w:r>
-      <w:r>
-        <w:t xml:space="preserve">“Political Rights”</w:t>
-      </w:r>
-      <w:r>
-        <w:t xml:space="preserve"> </w:t>
-      </w:r>
-      <w:r>
-        <w:t xml:space="preserve">specialist group</w:t>
+        <w:t xml:space="preserve">Political activity in Switzerland takes place at federal, cantonal and communal level – in parliaments and communal assemblies, in executives and administrations, in consultations and hearings, as well as through the direct-democratic participation of eligible voters. To this end, the</w:t>
+      </w:r>
+      <w:r>
+        <w:t xml:space="preserve"> </w:t>
+      </w:r>
+      <w:r>
+        <w:t xml:space="preserve">“Political Affairs”</w:t>
+      </w:r>
+      <w:r>
+        <w:t xml:space="preserve"> </w:t>
+      </w:r>
+      <w:r>
+        <w:t xml:space="preserve">specialist group of the eCH Association is developing a family of coordinated standards that structure this data across all federal levels. The standards use common data elements (eCH-0292) and reference one another via unique identifiers.</w:t>
       </w:r>
     </w:p>
     <w:p>
       <w:pPr>
-        <w:pStyle w:val="FirstParagraph"/>
+        <w:pStyle w:val="Textkrper"/>
       </w:pPr>
       <w:r>
-        <w:t xml:space="preserve">Alongside the</w:t>
-      </w:r>
-      <w:r>
-        <w:t xml:space="preserve"> </w:t>
-      </w:r>
-      <w:r>
-        <w:t xml:space="preserve">“Political Affairs”</w:t>
-      </w:r>
-      <w:r>
-        <w:t xml:space="preserve"> </w:t>
-      </w:r>
-      <w:r>
-        <w:t xml:space="preserve">specialist group, the eCH Association also maintains the</w:t>
-      </w:r>
-      <w:r>
-        <w:t xml:space="preserve"> </w:t>
-      </w:r>
-      <w:r>
-        <w:t xml:space="preserve">“Political Rights”</w:t>
-      </w:r>
-      <w:r>
-        <w:t xml:space="preserve"> </w:t>
-      </w:r>
-      <w:r>
-        <w:t xml:space="preserve">specialist group. Both concern the political domain, but cover different areas:</w:t>
+        <w:t xml:space="preserve">The family comprises:</w:t>
       </w:r>
     </w:p>
     <w:p>
@@ -796,13 +722,13 @@
           <w:b/>
           <w:bCs/>
         </w:rPr>
-        <w:t xml:space="preserve">Political Affairs</w:t>
-      </w:r>
-      <w:r>
-        <w:t xml:space="preserve"> </w:t>
-      </w:r>
-      <w:r>
-        <w:t xml:space="preserve">(this standard family) describes the parliamentary and governmental process of forming opinions and reaching decisions: the actors (eCH-0294), council operations (eCH-0293), parliamentary affairs (eCH-0295), the enactments arising from them (eCH-0296), as well as the upstream consultations (eCH-0297).</w:t>
+        <w:t xml:space="preserve">eCH-0292 – Common Data Elements (Meta):</w:t>
+      </w:r>
+      <w:r>
+        <w:t xml:space="preserve"> </w:t>
+      </w:r>
+      <w:r>
+        <w:t xml:space="preserve">Defines the cross-cutting data elements and meta-processes on which the other standards build.</w:t>
       </w:r>
     </w:p>
     <w:p>
@@ -818,13 +744,101 @@
           <w:b/>
           <w:bCs/>
         </w:rPr>
-        <w:t xml:space="preserve">Political Rights</w:t>
-      </w:r>
-      <w:r>
-        <w:t xml:space="preserve"> </w:t>
-      </w:r>
-      <w:r>
-        <w:t xml:space="preserve">deals with the exercise of political rights by eligible voters: voting and electoral registers, the conduct of popular votes and elections, electronic voting (eVoting), voting cards, as well as voting and election results (among others eCH-0045, eCH-0110, eCH-0155, eCH-0157, eCH-0159, eCH-0222, eCH-0228, eCH-0252, eCH-0310).</w:t>
+        <w:t xml:space="preserve">eCH-0293 – Public Council Operations (Operations):</w:t>
+      </w:r>
+      <w:r>
+        <w:t xml:space="preserve"> </w:t>
+      </w:r>
+      <w:r>
+        <w:t xml:space="preserve">Describes public council operations – meetings, agenda items, statements, as well as votes and elections.</w:t>
+      </w:r>
+    </w:p>
+    <w:p>
+      <w:pPr>
+        <w:pStyle w:val="Compact"/>
+        <w:numPr>
+          <w:ilvl w:val="0"/>
+          <w:numId w:val="1002"/>
+        </w:numPr>
+      </w:pPr>
+      <w:r>
+        <w:rPr>
+          <w:b/>
+          <w:bCs/>
+        </w:rPr>
+        <w:t xml:space="preserve">eCH-0294 – Political Actors (Actors) – this standard:</w:t>
+      </w:r>
+      <w:r>
+        <w:t xml:space="preserve"> </w:t>
+      </w:r>
+      <w:r>
+        <w:t xml:space="preserve">Defines persons, groups and bodies in the political context, as well as their memberships and interest links. The other standards reference these actors via their identifiers.</w:t>
+      </w:r>
+    </w:p>
+    <w:p>
+      <w:pPr>
+        <w:pStyle w:val="Compact"/>
+        <w:numPr>
+          <w:ilvl w:val="0"/>
+          <w:numId w:val="1002"/>
+        </w:numPr>
+      </w:pPr>
+      <w:r>
+        <w:rPr>
+          <w:b/>
+          <w:bCs/>
+        </w:rPr>
+        <w:t xml:space="preserve">eCH-0295 – Parliamentary Affairs (Affairs):</w:t>
+      </w:r>
+      <w:r>
+        <w:t xml:space="preserve"> </w:t>
+      </w:r>
+      <w:r>
+        <w:t xml:space="preserve">Describes the life cycle of political affairs.</w:t>
+      </w:r>
+    </w:p>
+    <w:p>
+      <w:pPr>
+        <w:pStyle w:val="Compact"/>
+        <w:numPr>
+          <w:ilvl w:val="0"/>
+          <w:numId w:val="1002"/>
+        </w:numPr>
+      </w:pPr>
+      <w:r>
+        <w:rPr>
+          <w:b/>
+          <w:bCs/>
+        </w:rPr>
+        <w:t xml:space="preserve">eCH-0296 – Enactments and Legal Texts (Laws):</w:t>
+      </w:r>
+      <w:r>
+        <w:t xml:space="preserve"> </w:t>
+      </w:r>
+      <w:r>
+        <w:t xml:space="preserve">Records the results of the parliamentary process – the adopted laws and enactments.</w:t>
+      </w:r>
+    </w:p>
+    <w:p>
+      <w:pPr>
+        <w:pStyle w:val="Compact"/>
+        <w:numPr>
+          <w:ilvl w:val="0"/>
+          <w:numId w:val="1002"/>
+        </w:numPr>
+      </w:pPr>
+      <w:r>
+        <w:rPr>
+          <w:b/>
+          <w:bCs/>
+        </w:rPr>
+        <w:t xml:space="preserve">eCH-0297 – Public Consultations (Consultations):</w:t>
+      </w:r>
+      <w:r>
+        <w:t xml:space="preserve"> </w:t>
+      </w:r>
+      <w:r>
+        <w:t xml:space="preserve">Structures consultation procedures, which are often the starting point for parliamentary affairs.</w:t>
       </w:r>
     </w:p>
     <w:p>
@@ -832,7 +846,61 @@
         <w:pStyle w:val="FirstParagraph"/>
       </w:pPr>
       <w:r>
-        <w:t xml:space="preserve">There are two points of contact:</w:t>
+        <w:t xml:space="preserve">The aim of this standard family is to create a commonly usable structure for political data and to provide organisations that publish information on political affairs with a robust data model.</w:t>
+      </w:r>
+    </w:p>
+    <w:bookmarkEnd w:id="26"/>
+    <w:bookmarkStart w:id="27" w:name="Xc4730c971c39a919457df03aa1341dc72f594de"/>
+    <w:p>
+      <w:pPr>
+        <w:pStyle w:val="berschrift2"/>
+      </w:pPr>
+      <w:r>
+        <w:t xml:space="preserve">Distinction from the</w:t>
+      </w:r>
+      <w:r>
+        <w:t xml:space="preserve"> </w:t>
+      </w:r>
+      <w:r>
+        <w:t xml:space="preserve">“Political Rights”</w:t>
+      </w:r>
+      <w:r>
+        <w:t xml:space="preserve"> </w:t>
+      </w:r>
+      <w:r>
+        <w:t xml:space="preserve">specialist group</w:t>
+      </w:r>
+    </w:p>
+    <w:p>
+      <w:pPr>
+        <w:pStyle w:val="FirstParagraph"/>
+      </w:pPr>
+      <w:r>
+        <w:t xml:space="preserve">Alongside the</w:t>
+      </w:r>
+      <w:r>
+        <w:t xml:space="preserve"> </w:t>
+      </w:r>
+      <w:r>
+        <w:t xml:space="preserve">“Political Affairs”</w:t>
+      </w:r>
+      <w:r>
+        <w:t xml:space="preserve"> </w:t>
+      </w:r>
+      <w:r>
+        <w:t xml:space="preserve">specialist group, the eCH Association also maintains the</w:t>
+      </w:r>
+      <w:r>
+        <w:t xml:space="preserve"> </w:t>
+      </w:r>
+      <w:r>
+        <w:t xml:space="preserve">“Political Rights”</w:t>
+      </w:r>
+      <w:r>
+        <w:t xml:space="preserve"> </w:t>
+      </w:r>
+      <w:r>
+        <w:t xml:space="preserve">specialist group. Both concern the political domain, but cover different areas:</w:t>
       </w:r>
     </w:p>
     <w:p>
@@ -848,41 +916,13 @@
           <w:b/>
           <w:bCs/>
         </w:rPr>
-        <w:t xml:space="preserve">Votes and elections:</w:t>
-      </w:r>
-      <w:r>
-        <w:t xml:space="preserve"> </w:t>
-      </w:r>
-      <w:r>
-        <w:t xml:space="preserve">eCH-0293 records votes and elections</w:t>
-      </w:r>
-      <w:r>
-        <w:t xml:space="preserve"> </w:t>
-      </w:r>
-      <w:r>
-        <w:rPr>
-          <w:b/>
-          <w:bCs/>
-        </w:rPr>
-        <w:t xml:space="preserve">within council operations</w:t>
-      </w:r>
-      <w:r>
-        <w:t xml:space="preserve"> </w:t>
-      </w:r>
-      <w:r>
-        <w:t xml:space="preserve">(e.g. recorded votes in parliament or the election of authority members by the council), whereas popular votes and popular elections, together with the associated registers, conduct and results, are covered by the</w:t>
-      </w:r>
-      <w:r>
-        <w:t xml:space="preserve"> </w:t>
-      </w:r>
-      <w:r>
-        <w:t xml:space="preserve">“Political Rights”</w:t>
-      </w:r>
-      <w:r>
-        <w:t xml:space="preserve"> </w:t>
-      </w:r>
-      <w:r>
-        <w:t xml:space="preserve">specialist group.</w:t>
+        <w:t xml:space="preserve">Political Affairs</w:t>
+      </w:r>
+      <w:r>
+        <w:t xml:space="preserve"> </w:t>
+      </w:r>
+      <w:r>
+        <w:t xml:space="preserve">(this standard family) describes the parliamentary and governmental process of forming opinions and reaching decisions: the actors (eCH-0294), council operations (eCH-0293), parliamentary affairs (eCH-0295), the enactments arising from them (eCH-0296), as well as the upstream consultations (eCH-0297).</w:t>
       </w:r>
     </w:p>
     <w:p>
@@ -898,35 +938,13 @@
           <w:b/>
           <w:bCs/>
         </w:rPr>
-        <w:t xml:space="preserve">Elected persons:</w:t>
-      </w:r>
-      <w:r>
-        <w:t xml:space="preserve"> </w:t>
-      </w:r>
-      <w:r>
-        <w:t xml:space="preserve">Candidates and elected persons appear in the election results of the</w:t>
-      </w:r>
-      <w:r>
-        <w:t xml:space="preserve"> </w:t>
-      </w:r>
-      <w:r>
-        <w:t xml:space="preserve">“Political Rights”</w:t>
-      </w:r>
-      <w:r>
-        <w:t xml:space="preserve"> </w:t>
-      </w:r>
-      <w:r>
-        <w:t xml:space="preserve">specialist group. As soon as persons hold a mandate, they are recorded in eCH-0294 as political actors with their roles and memberships.</w:t>
-      </w:r>
-    </w:p>
-    <w:bookmarkEnd w:id="24"/>
-    <w:bookmarkStart w:id="25" w:name="Xcd8e44a0484b43608f26d77a29fc2c8b22275c1"/>
-    <w:p>
-      <w:pPr>
-        <w:pStyle w:val="berschrift2"/>
-      </w:pPr>
-      <w:r>
-        <w:t xml:space="preserve">The eCH-0294 standard – Political Actors: Persons, Groups and Bodies</w:t>
+        <w:t xml:space="preserve">Political Rights</w:t>
+      </w:r>
+      <w:r>
+        <w:t xml:space="preserve"> </w:t>
+      </w:r>
+      <w:r>
+        <w:t xml:space="preserve">deals with the exercise of political rights by eligible voters: voting and electoral registers, the conduct of popular votes and elections, electronic voting (eVoting), voting cards, as well as voting and election results (among others eCH-0045, eCH-0110, eCH-0155, eCH-0157, eCH-0159, eCH-0222, eCH-0228, eCH-0252, eCH-0310).</w:t>
       </w:r>
     </w:p>
     <w:p>
@@ -934,7 +952,7 @@
         <w:pStyle w:val="FirstParagraph"/>
       </w:pPr>
       <w:r>
-        <w:t xml:space="preserve">This standard defines four main classes:</w:t>
+        <w:t xml:space="preserve">There are two points of contact:</w:t>
       </w:r>
     </w:p>
     <w:p>
@@ -950,13 +968,41 @@
           <w:b/>
           <w:bCs/>
         </w:rPr>
-        <w:t xml:space="preserve">Person</w:t>
-      </w:r>
-      <w:r>
-        <w:t xml:space="preserve"> </w:t>
-      </w:r>
-      <w:r>
-        <w:t xml:space="preserve">– Natural persons in the political context</w:t>
+        <w:t xml:space="preserve">Votes and elections:</w:t>
+      </w:r>
+      <w:r>
+        <w:t xml:space="preserve"> </w:t>
+      </w:r>
+      <w:r>
+        <w:t xml:space="preserve">eCH-0293 records votes and elections</w:t>
+      </w:r>
+      <w:r>
+        <w:t xml:space="preserve"> </w:t>
+      </w:r>
+      <w:r>
+        <w:rPr>
+          <w:b/>
+          <w:bCs/>
+        </w:rPr>
+        <w:t xml:space="preserve">within council operations</w:t>
+      </w:r>
+      <w:r>
+        <w:t xml:space="preserve"> </w:t>
+      </w:r>
+      <w:r>
+        <w:t xml:space="preserve">(e.g. recorded votes in parliament or the election of authority members by the council), whereas popular votes and popular elections, together with the associated registers, conduct and results, are covered by the</w:t>
+      </w:r>
+      <w:r>
+        <w:t xml:space="preserve"> </w:t>
+      </w:r>
+      <w:r>
+        <w:t xml:space="preserve">“Political Rights”</w:t>
+      </w:r>
+      <w:r>
+        <w:t xml:space="preserve"> </w:t>
+      </w:r>
+      <w:r>
+        <w:t xml:space="preserve">specialist group.</w:t>
       </w:r>
     </w:p>
     <w:p>
@@ -972,57 +1018,35 @@
           <w:b/>
           <w:bCs/>
         </w:rPr>
-        <w:t xml:space="preserve">Group</w:t>
-      </w:r>
-      <w:r>
-        <w:t xml:space="preserve"> </w:t>
-      </w:r>
-      <w:r>
-        <w:t xml:space="preserve">– Committees, parties, parliamentary groups, councils, commissions, organisations, etc.</w:t>
+        <w:t xml:space="preserve">Elected persons:</w:t>
+      </w:r>
+      <w:r>
+        <w:t xml:space="preserve"> </w:t>
+      </w:r>
+      <w:r>
+        <w:t xml:space="preserve">Candidates and elected persons appear in the election results of the</w:t>
+      </w:r>
+      <w:r>
+        <w:t xml:space="preserve"> </w:t>
+      </w:r>
+      <w:r>
+        <w:t xml:space="preserve">“Political Rights”</w:t>
+      </w:r>
+      <w:r>
+        <w:t xml:space="preserve"> </w:t>
+      </w:r>
+      <w:r>
+        <w:t xml:space="preserve">specialist group. As soon as persons hold a mandate, they are recorded in eCH-0294 as political actors with their roles and memberships.</w:t>
       </w:r>
     </w:p>
+    <w:bookmarkEnd w:id="27"/>
+    <w:bookmarkStart w:id="28" w:name="Xcd8e44a0484b43608f26d77a29fc2c8b22275c1"/>
     <w:p>
       <w:pPr>
-        <w:pStyle w:val="Compact"/>
-        <w:numPr>
-          <w:ilvl w:val="0"/>
-          <w:numId w:val="1004"/>
-        </w:numPr>
+        <w:pStyle w:val="berschrift2"/>
       </w:pPr>
       <w:r>
-        <w:rPr>
-          <w:b/>
-          <w:bCs/>
-        </w:rPr>
-        <w:t xml:space="preserve">Membership</w:t>
-      </w:r>
-      <w:r>
-        <w:t xml:space="preserve"> </w:t>
-      </w:r>
-      <w:r>
-        <w:t xml:space="preserve">– Link between persons and groups</w:t>
-      </w:r>
-    </w:p>
-    <w:p>
-      <w:pPr>
-        <w:pStyle w:val="Compact"/>
-        <w:numPr>
-          <w:ilvl w:val="0"/>
-          <w:numId w:val="1004"/>
-        </w:numPr>
-      </w:pPr>
-      <w:r>
-        <w:rPr>
-          <w:b/>
-          <w:bCs/>
-        </w:rPr>
-        <w:t xml:space="preserve">InterestLink</w:t>
-      </w:r>
-      <w:r>
-        <w:t xml:space="preserve"> </w:t>
-      </w:r>
-      <w:r>
-        <w:t xml:space="preserve">– Interest links of persons</w:t>
+        <w:t xml:space="preserve">The eCH-0294 standard – Political Actors: Persons, Groups and Bodies</w:t>
       </w:r>
     </w:p>
     <w:p>
@@ -1030,85 +1054,7 @@
         <w:pStyle w:val="FirstParagraph"/>
       </w:pPr>
       <w:r>
-        <w:rPr>
-          <w:rStyle w:val="VerbatimChar"/>
-        </w:rPr>
-        <w:t xml:space="preserve">Membership</w:t>
-      </w:r>
-      <w:r>
-        <w:t xml:space="preserve"> </w:t>
-      </w:r>
-      <w:r>
-        <w:t xml:space="preserve">is the central connecting element between</w:t>
-      </w:r>
-      <w:r>
-        <w:t xml:space="preserve"> </w:t>
-      </w:r>
-      <w:r>
-        <w:rPr>
-          <w:rStyle w:val="VerbatimChar"/>
-        </w:rPr>
-        <w:t xml:space="preserve">Person</w:t>
-      </w:r>
-      <w:r>
-        <w:t xml:space="preserve"> </w:t>
-      </w:r>
-      <w:r>
-        <w:t xml:space="preserve">and</w:t>
-      </w:r>
-      <w:r>
-        <w:t xml:space="preserve"> </w:t>
-      </w:r>
-      <w:r>
-        <w:rPr>
-          <w:rStyle w:val="VerbatimChar"/>
-        </w:rPr>
-        <w:t xml:space="preserve">Group</w:t>
-      </w:r>
-      <w:r>
-        <w:t xml:space="preserve"> </w:t>
-      </w:r>
-      <w:r>
-        <w:t xml:space="preserve">and records in which parliament, in which commission, etc. a person is or was active.</w:t>
-      </w:r>
-      <w:r>
-        <w:t xml:space="preserve"> </w:t>
-      </w:r>
-      <w:r>
-        <w:rPr>
-          <w:rStyle w:val="VerbatimChar"/>
-        </w:rPr>
-        <w:t xml:space="preserve">InterestLink</w:t>
-      </w:r>
-      <w:r>
-        <w:t xml:space="preserve"> </w:t>
-      </w:r>
-      <w:r>
-        <w:t xml:space="preserve">enables the description of interest links.</w:t>
-      </w:r>
-    </w:p>
-    <w:p>
-      <w:r>
-        <w:br w:type="page"/>
-      </w:r>
-    </w:p>
-    <w:bookmarkEnd w:id="25"/>
-    <w:bookmarkEnd w:id="26"/>
-    <w:bookmarkStart w:id="136" w:name="person"/>
-    <w:p>
-      <w:pPr>
-        <w:pStyle w:val="berschrift1"/>
-      </w:pPr>
-      <w:r>
-        <w:t xml:space="preserve">Person</w:t>
-      </w:r>
-    </w:p>
-    <w:p>
-      <w:pPr>
-        <w:pStyle w:val="FirstParagraph"/>
-      </w:pPr>
-      <w:r>
-        <w:t xml:space="preserve">The person schema describes natural persons in the political context.</w:t>
+        <w:t xml:space="preserve">This standard defines four main classes:</w:t>
       </w:r>
     </w:p>
     <w:p>
@@ -1124,73 +1070,13 @@
           <w:b/>
           <w:bCs/>
         </w:rPr>
-        <w:t xml:space="preserve">Stable person, temporally valid attributes:</w:t>
-      </w:r>
-      <w:r>
-        <w:t xml:space="preserve"> </w:t>
-      </w:r>
-      <w:r>
-        <w:t xml:space="preserve">The</w:t>
-      </w:r>
-      <w:r>
-        <w:t xml:space="preserve"> </w:t>
-      </w:r>
-      <w:r>
-        <w:rPr>
-          <w:rStyle w:val="VerbatimChar"/>
-        </w:rPr>
         <w:t xml:space="preserve">Person</w:t>
       </w:r>
       <w:r>
         <w:t xml:space="preserve"> </w:t>
       </w:r>
       <w:r>
-        <w:t xml:space="preserve">itself carries no temporal validity, but its attributes do – name, citizenship, gender, occupation and training each carry their own</w:t>
-      </w:r>
-      <w:r>
-        <w:t xml:space="preserve"> </w:t>
-      </w:r>
-      <w:r>
-        <w:rPr>
-          <w:rStyle w:val="VerbatimChar"/>
-        </w:rPr>
-        <w:t xml:space="preserve">valid_from</w:t>
-      </w:r>
-      <w:r>
-        <w:t xml:space="preserve">/</w:t>
-      </w:r>
-      <w:r>
-        <w:rPr>
-          <w:rStyle w:val="VerbatimChar"/>
-        </w:rPr>
-        <w:t xml:space="preserve">valid_through</w:t>
-      </w:r>
-      <w:r>
-        <w:t xml:space="preserve">. This keeps the identity of the person stable while individual details change over time and the history is preserved (e.g. a change of name upon marriage). The electoral district, by contrast, is not an attribute of the person: it is attached to the</w:t>
-      </w:r>
-      <w:r>
-        <w:t xml:space="preserve"> </w:t>
-      </w:r>
-      <w:r>
-        <w:rPr>
-          <w:rStyle w:val="VerbatimChar"/>
-        </w:rPr>
-        <w:t xml:space="preserve">Membership</w:t>
-      </w:r>
-      <w:r>
-        <w:t xml:space="preserve"> </w:t>
-      </w:r>
-      <w:r>
-        <w:t xml:space="preserve">(</w:t>
-      </w:r>
-      <w:r>
-        <w:rPr>
-          <w:rStyle w:val="VerbatimChar"/>
-        </w:rPr>
-        <w:t xml:space="preserve">electoral_district</w:t>
-      </w:r>
-      <w:r>
-        <w:t xml:space="preserve">) and inherits its temporal validity – a change of electoral district is therefore reflected in the respective membership.</w:t>
+        <w:t xml:space="preserve">– Natural persons in the political context</w:t>
       </w:r>
     </w:p>
     <w:p>
@@ -1206,73 +1092,13 @@
           <w:b/>
           <w:bCs/>
         </w:rPr>
-        <w:t xml:space="preserve">Display name (</w:t>
-      </w:r>
-      <w:r>
-        <w:rPr>
-          <w:rStyle w:val="VerbatimChar"/>
-          <w:b/>
-          <w:bCs/>
-        </w:rPr>
-        <w:t xml:space="preserve">label</w:t>
-      </w:r>
-      <w:r>
-        <w:rPr>
-          <w:b/>
-          <w:bCs/>
-        </w:rPr>
-        <w:t xml:space="preserve">) mandatory, name structure (</w:t>
-      </w:r>
-      <w:r>
-        <w:rPr>
-          <w:rStyle w:val="VerbatimChar"/>
-          <w:b/>
-          <w:bCs/>
-        </w:rPr>
-        <w:t xml:space="preserve">names</w:t>
-      </w:r>
-      <w:r>
-        <w:rPr>
-          <w:b/>
-          <w:bCs/>
-        </w:rPr>
-        <w:t xml:space="preserve">) optional:</w:t>
-      </w:r>
-      <w:r>
-        <w:t xml:space="preserve"> </w:t>
-      </w:r>
-      <w:r>
-        <w:t xml:space="preserve">Every person has a short display name. This means a name is always available, even when the details are incomplete. The recommended combination is the official name (</w:t>
-      </w:r>
-      <w:r>
-        <w:rPr>
-          <w:rStyle w:val="VerbatimChar"/>
-        </w:rPr>
-        <w:t xml:space="preserve">PersonOfficialName</w:t>
-      </w:r>
-      <w:r>
-        <w:t xml:space="preserve">) and the call name (</w:t>
-      </w:r>
-      <w:r>
-        <w:rPr>
-          <w:rStyle w:val="VerbatimChar"/>
-        </w:rPr>
-        <w:t xml:space="preserve">PersonCallFirstName</w:t>
-      </w:r>
-      <w:r>
-        <w:t xml:space="preserve">). Academic titles can also be represented via</w:t>
-      </w:r>
-      <w:r>
-        <w:t xml:space="preserve"> </w:t>
-      </w:r>
-      <w:r>
-        <w:rPr>
-          <w:rStyle w:val="VerbatimChar"/>
-        </w:rPr>
-        <w:t xml:space="preserve">label_long</w:t>
-      </w:r>
-      <w:r>
-        <w:t xml:space="preserve">.</w:t>
+        <w:t xml:space="preserve">Group</w:t>
+      </w:r>
+      <w:r>
+        <w:t xml:space="preserve"> </w:t>
+      </w:r>
+      <w:r>
+        <w:t xml:space="preserve">– Committees, parties, parliamentary groups, councils, commissions, organisations, etc.</w:t>
       </w:r>
     </w:p>
     <w:p>
@@ -1288,50 +1114,13 @@
           <w:b/>
           <w:bCs/>
         </w:rPr>
-        <w:t xml:space="preserve">Name types according to the official taxonomy:</w:t>
-      </w:r>
-      <w:r>
-        <w:t xml:space="preserve"> </w:t>
-      </w:r>
-      <w:r>
-        <w:t xml:space="preserve">The name types (</w:t>
-      </w:r>
-      <w:r>
-        <w:rPr>
-          <w:rStyle w:val="VerbatimChar"/>
-        </w:rPr>
-        <w:t xml:space="preserve">NameTypeEnum</w:t>
-      </w:r>
-      <w:r>
-        <w:t xml:space="preserve">) adopt the taxonomy of the register harmonisation (including official name, original name, alliance name, call name, as well as variants for foreign identity documents). The authoritative reference is the</w:t>
-      </w:r>
-      <w:r>
-        <w:t xml:space="preserve"> </w:t>
-      </w:r>
-      <w:hyperlink ns1:id="rId27">
-        <w:r>
-          <w:rPr>
-            <w:rStyle w:val="Hyperlink"/>
-          </w:rPr>
-          <w:t xml:space="preserve">official catalogue of attributes</w:t>
-        </w:r>
-      </w:hyperlink>
-      <w:r>
-        <w:t xml:space="preserve">, published by the Federal Statistical Office under Art. 4 of the Register Harmonisation Act (RHG, SR 431.02); the numbers in the value descriptions (211–224) are the attribute numbers of that catalogue. The corresponding exchange format is defined by the eCH standard</w:t>
-      </w:r>
-      <w:r>
-        <w:t xml:space="preserve"> </w:t>
-      </w:r>
-      <w:hyperlink ns1:id="rId28">
-        <w:r>
-          <w:rPr>
-            <w:rStyle w:val="Hyperlink"/>
-          </w:rPr>
-          <w:t xml:space="preserve">eCH-0011 Personal Data Standard</w:t>
-        </w:r>
-      </w:hyperlink>
-      <w:r>
-        <w:t xml:space="preserve">, on which this standard builds. This makes the names compatible with the official person registers and their semantics clear.</w:t>
+        <w:t xml:space="preserve">Membership</w:t>
+      </w:r>
+      <w:r>
+        <w:t xml:space="preserve"> </w:t>
+      </w:r>
+      <w:r>
+        <w:t xml:space="preserve">– Link between persons and groups</w:t>
       </w:r>
     </w:p>
     <w:p>
@@ -1347,57 +1136,45 @@
           <w:b/>
           <w:bCs/>
         </w:rPr>
-        <w:t xml:space="preserve">Date of birth at two levels of precision (</w:t>
-      </w:r>
+        <w:t xml:space="preserve">InterestLink</w:t>
+      </w:r>
+      <w:r>
+        <w:t xml:space="preserve"> </w:t>
+      </w:r>
+      <w:r>
+        <w:t xml:space="preserve">– Interest links of persons</w:t>
+      </w:r>
+    </w:p>
+    <w:p>
+      <w:pPr>
+        <w:pStyle w:val="FirstParagraph"/>
+      </w:pPr>
       <w:r>
         <w:rPr>
           <w:rStyle w:val="VerbatimChar"/>
-          <w:b/>
-          <w:bCs/>
-        </w:rPr>
-        <w:t xml:space="preserve">birth_year</w:t>
-      </w:r>
-      <w:r>
-        <w:rPr>
-          <w:b/>
-          <w:bCs/>
-        </w:rPr>
-        <w:t xml:space="preserve"> </w:t>
-      </w:r>
-      <w:r>
-        <w:rPr>
-          <w:b/>
-          <w:bCs/>
-        </w:rPr>
-        <w:t xml:space="preserve">/</w:t>
-      </w:r>
-      <w:r>
-        <w:rPr>
-          <w:b/>
-          <w:bCs/>
-        </w:rPr>
+        </w:rPr>
+        <w:t xml:space="preserve">Membership</w:t>
+      </w:r>
+      <w:r>
+        <w:t xml:space="preserve"> </w:t>
+      </w:r>
+      <w:r>
+        <w:t xml:space="preserve">is the central connecting element between</w:t>
+      </w:r>
+      <w:r>
         <w:t xml:space="preserve"> </w:t>
       </w:r>
       <w:r>
         <w:rPr>
           <w:rStyle w:val="VerbatimChar"/>
-          <w:b/>
-          <w:bCs/>
-        </w:rPr>
-        <w:t xml:space="preserve">birth_date</w:t>
-      </w:r>
-      <w:r>
-        <w:rPr>
-          <w:b/>
-          <w:bCs/>
-        </w:rPr>
-        <w:t xml:space="preserve">):</w:t>
-      </w:r>
-      <w:r>
-        <w:t xml:space="preserve"> </w:t>
-      </w:r>
-      <w:r>
-        <w:t xml:space="preserve">If the exact date of birth is not available or not intended for publication, only the year of birth may be given. If a</w:t>
+        </w:rPr>
+        <w:t xml:space="preserve">Person</w:t>
+      </w:r>
+      <w:r>
+        <w:t xml:space="preserve"> </w:t>
+      </w:r>
+      <w:r>
+        <w:t xml:space="preserve">and</w:t>
       </w:r>
       <w:r>
         <w:t xml:space="preserve"> </w:t>
@@ -1406,13 +1183,52 @@
         <w:rPr>
           <w:rStyle w:val="VerbatimChar"/>
         </w:rPr>
-        <w:t xml:space="preserve">birth_date</w:t>
-      </w:r>
-      <w:r>
-        <w:t xml:space="preserve"> </w:t>
-      </w:r>
-      <w:r>
-        <w:t xml:space="preserve">is available, it takes precedence.</w:t>
+        <w:t xml:space="preserve">Group</w:t>
+      </w:r>
+      <w:r>
+        <w:t xml:space="preserve"> </w:t>
+      </w:r>
+      <w:r>
+        <w:t xml:space="preserve">and records in which parliament, in which commission, etc. a person is or was active.</w:t>
+      </w:r>
+      <w:r>
+        <w:t xml:space="preserve"> </w:t>
+      </w:r>
+      <w:r>
+        <w:rPr>
+          <w:rStyle w:val="VerbatimChar"/>
+        </w:rPr>
+        <w:t xml:space="preserve">InterestLink</w:t>
+      </w:r>
+      <w:r>
+        <w:t xml:space="preserve"> </w:t>
+      </w:r>
+      <w:r>
+        <w:t xml:space="preserve">enables the description of interest links.</w:t>
+      </w:r>
+    </w:p>
+    <w:p>
+      <w:r>
+        <w:br w:type="page"/>
+      </w:r>
+    </w:p>
+    <w:bookmarkEnd w:id="28"/>
+    <w:bookmarkEnd w:id="29"/>
+    <w:bookmarkStart w:id="139" w:name="person"/>
+    <w:p>
+      <w:pPr>
+        <w:pStyle w:val="berschrift1"/>
+      </w:pPr>
+      <w:r>
+        <w:t xml:space="preserve">Person</w:t>
+      </w:r>
+    </w:p>
+    <w:p>
+      <w:pPr>
+        <w:pStyle w:val="FirstParagraph"/>
+      </w:pPr>
+      <w:r>
+        <w:t xml:space="preserve">The person schema describes natural persons in the political context.</w:t>
       </w:r>
     </w:p>
     <w:p>
@@ -1420,7 +1236,7 @@
         <w:pStyle w:val="Compact"/>
         <w:numPr>
           <w:ilvl w:val="0"/>
-          <w:numId w:val="1005"/>
+          <w:numId w:val="1006"/>
         </w:numPr>
       </w:pPr>
       <w:r>
@@ -1428,13 +1244,73 @@
           <w:b/>
           <w:bCs/>
         </w:rPr>
-        <w:t xml:space="preserve">Multiple values instead of single values:</w:t>
-      </w:r>
-      <w:r>
-        <w:t xml:space="preserve"> </w:t>
-      </w:r>
-      <w:r>
-        <w:t xml:space="preserve">Names, citizenships and gender entries are modelled as lists with temporal validity – for example for dual citizenships, changes of name or a changing gender entry.</w:t>
+        <w:t xml:space="preserve">Stable person, temporally valid attributes:</w:t>
+      </w:r>
+      <w:r>
+        <w:t xml:space="preserve"> </w:t>
+      </w:r>
+      <w:r>
+        <w:t xml:space="preserve">The</w:t>
+      </w:r>
+      <w:r>
+        <w:t xml:space="preserve"> </w:t>
+      </w:r>
+      <w:r>
+        <w:rPr>
+          <w:rStyle w:val="VerbatimChar"/>
+        </w:rPr>
+        <w:t xml:space="preserve">Person</w:t>
+      </w:r>
+      <w:r>
+        <w:t xml:space="preserve"> </w:t>
+      </w:r>
+      <w:r>
+        <w:t xml:space="preserve">itself carries no temporal validity, but its attributes do – name, citizenship, gender, occupation and training each carry their own</w:t>
+      </w:r>
+      <w:r>
+        <w:t xml:space="preserve"> </w:t>
+      </w:r>
+      <w:r>
+        <w:rPr>
+          <w:rStyle w:val="VerbatimChar"/>
+        </w:rPr>
+        <w:t xml:space="preserve">valid_from</w:t>
+      </w:r>
+      <w:r>
+        <w:t xml:space="preserve">/</w:t>
+      </w:r>
+      <w:r>
+        <w:rPr>
+          <w:rStyle w:val="VerbatimChar"/>
+        </w:rPr>
+        <w:t xml:space="preserve">valid_through</w:t>
+      </w:r>
+      <w:r>
+        <w:t xml:space="preserve">. This keeps the identity of the person stable while individual details change over time and the history is preserved (e.g. a change of name upon marriage). The electoral district, by contrast, is not an attribute of the person: it is attached to the</w:t>
+      </w:r>
+      <w:r>
+        <w:t xml:space="preserve"> </w:t>
+      </w:r>
+      <w:r>
+        <w:rPr>
+          <w:rStyle w:val="VerbatimChar"/>
+        </w:rPr>
+        <w:t xml:space="preserve">Membership</w:t>
+      </w:r>
+      <w:r>
+        <w:t xml:space="preserve"> </w:t>
+      </w:r>
+      <w:r>
+        <w:t xml:space="preserve">(</w:t>
+      </w:r>
+      <w:r>
+        <w:rPr>
+          <w:rStyle w:val="VerbatimChar"/>
+        </w:rPr>
+        <w:t xml:space="preserve">electoral_district</w:t>
+      </w:r>
+      <w:r>
+        <w:t xml:space="preserve">) and inherits its temporal validity – a change of electoral district is therefore reflected in the respective membership.</w:t>
       </w:r>
     </w:p>
     <w:p>
@@ -1442,7 +1318,7 @@
         <w:pStyle w:val="Compact"/>
         <w:numPr>
           <w:ilvl w:val="0"/>
-          <w:numId w:val="1005"/>
+          <w:numId w:val="1006"/>
         </w:numPr>
       </w:pPr>
       <w:r>
@@ -1450,7 +1326,7 @@
           <w:b/>
           <w:bCs/>
         </w:rPr>
-        <w:t xml:space="preserve">Gender: official codes plus an open category (</w:t>
+        <w:t xml:space="preserve">Display name (</w:t>
       </w:r>
       <w:r>
         <w:rPr>
@@ -1458,59 +1334,53 @@
           <w:b/>
           <w:bCs/>
         </w:rPr>
-        <w:t xml:space="preserve">GenderCodeEnum</w:t>
+        <w:t xml:space="preserve">label</w:t>
       </w:r>
       <w:r>
         <w:rPr>
           <w:b/>
           <w:bCs/>
         </w:rPr>
-        <w:t xml:space="preserve">):</w:t>
-      </w:r>
-      <w:r>
-        <w:t xml:space="preserve"> </w:t>
+        <w:t xml:space="preserve">) mandatory, name structure (</w:t>
       </w:r>
       <w:r>
         <w:rPr>
           <w:rStyle w:val="VerbatimChar"/>
-        </w:rPr>
-        <w:t xml:space="preserve">male</w:t>
-      </w:r>
-      <w:r>
-        <w:t xml:space="preserve"> </w:t>
-      </w:r>
-      <w:r>
-        <w:t xml:space="preserve">and</w:t>
-      </w:r>
-      <w:r>
-        <w:t xml:space="preserve"> </w:t>
+          <w:b/>
+          <w:bCs/>
+        </w:rPr>
+        <w:t xml:space="preserve">names</w:t>
+      </w:r>
+      <w:r>
+        <w:rPr>
+          <w:b/>
+          <w:bCs/>
+        </w:rPr>
+        <w:t xml:space="preserve">) optional:</w:t>
+      </w:r>
+      <w:r>
+        <w:t xml:space="preserve"> </w:t>
+      </w:r>
+      <w:r>
+        <w:t xml:space="preserve">Every person has a short display name. This means a name is always available, even when the details are incomplete. The recommended combination is the official name (</w:t>
       </w:r>
       <w:r>
         <w:rPr>
           <w:rStyle w:val="VerbatimChar"/>
         </w:rPr>
-        <w:t xml:space="preserve">female</w:t>
-      </w:r>
-      <w:r>
-        <w:t xml:space="preserve"> </w:t>
-      </w:r>
-      <w:r>
-        <w:t xml:space="preserve">correspond to the values of the register harmonisation and refer via</w:t>
-      </w:r>
-      <w:r>
-        <w:t xml:space="preserve"> </w:t>
+        <w:t xml:space="preserve">PersonOfficialName</w:t>
+      </w:r>
+      <w:r>
+        <w:t xml:space="preserve">) and the call name (</w:t>
       </w:r>
       <w:r>
         <w:rPr>
           <w:rStyle w:val="VerbatimChar"/>
         </w:rPr>
-        <w:t xml:space="preserve">meaning</w:t>
-      </w:r>
-      <w:r>
-        <w:t xml:space="preserve"> </w:t>
-      </w:r>
-      <w:r>
-        <w:t xml:space="preserve">to the I14Y concepts</w:t>
+        <w:t xml:space="preserve">PersonCallFirstName</w:t>
+      </w:r>
+      <w:r>
+        <w:t xml:space="preserve">). Academic titles can also be represented via</w:t>
       </w:r>
       <w:r>
         <w:t xml:space="preserve"> </w:t>
@@ -1519,67 +1389,10 @@
         <w:rPr>
           <w:rStyle w:val="VerbatimChar"/>
         </w:rPr>
-        <w:t xml:space="preserve">sex/1</w:t>
-      </w:r>
-      <w:r>
-        <w:t xml:space="preserve"> </w:t>
-      </w:r>
-      <w:r>
-        <w:t xml:space="preserve">and</w:t>
-      </w:r>
-      <w:r>
-        <w:t xml:space="preserve"> </w:t>
-      </w:r>
-      <w:r>
-        <w:rPr>
-          <w:rStyle w:val="VerbatimChar"/>
-        </w:rPr>
-        <w:t xml:space="preserve">sex/2</w:t>
-      </w:r>
-      <w:r>
-        <w:t xml:space="preserve">. For</w:t>
-      </w:r>
-      <w:r>
-        <w:t xml:space="preserve"> </w:t>
-      </w:r>
-      <w:r>
-        <w:rPr>
-          <w:rStyle w:val="VerbatimChar"/>
-        </w:rPr>
-        <w:t xml:space="preserve">non_binary</w:t>
-      </w:r>
-      <w:r>
-        <w:t xml:space="preserve"> </w:t>
-      </w:r>
-      <w:r>
-        <w:t xml:space="preserve">there is deliberately no counterpart: the official code list only knows</w:t>
-      </w:r>
-      <w:r>
-        <w:t xml:space="preserve"> </w:t>
-      </w:r>
-      <w:r>
-        <w:t xml:space="preserve">“undefined”</w:t>
-      </w:r>
-      <w:r>
-        <w:t xml:space="preserve"> </w:t>
-      </w:r>
-      <w:r>
-        <w:t xml:space="preserve">as its third value, which means something different from a positive statement beyond male and female. If the gender is not known, no entry is created at all — a missing entry and</w:t>
-      </w:r>
-      <w:r>
-        <w:t xml:space="preserve"> </w:t>
-      </w:r>
-      <w:r>
-        <w:rPr>
-          <w:rStyle w:val="VerbatimChar"/>
-        </w:rPr>
-        <w:t xml:space="preserve">non_binary</w:t>
-      </w:r>
-      <w:r>
-        <w:t xml:space="preserve"> </w:t>
-      </w:r>
-      <w:r>
-        <w:t xml:space="preserve">are to be clearly distinguished.</w:t>
+        <w:t xml:space="preserve">label_long</w:t>
+      </w:r>
+      <w:r>
+        <w:t xml:space="preserve">.</w:t>
       </w:r>
     </w:p>
     <w:p>
@@ -1587,7 +1400,7 @@
         <w:pStyle w:val="Compact"/>
         <w:numPr>
           <w:ilvl w:val="0"/>
-          <w:numId w:val="1005"/>
+          <w:numId w:val="1006"/>
         </w:numPr>
       </w:pPr>
       <w:r>
@@ -1595,22 +1408,329 @@
           <w:b/>
           <w:bCs/>
         </w:rPr>
-        <w:t xml:space="preserve">Harmonisation across federal levels (long-term goal):</w:t>
-      </w:r>
-      <w:r>
-        <w:t xml:space="preserve"> </w:t>
-      </w:r>
-      <w:r>
-        <w:t xml:space="preserve">Linking the same person across the federal levels is an important long-term goal. Building a central person database is beyond the means of the eCH specialist group. Since an open, established infrastructure already exists for this purpose,</w:t>
-      </w:r>
-      <w:r>
-        <w:t xml:space="preserve"> </w:t>
-      </w:r>
+        <w:t xml:space="preserve">Name types according to the official taxonomy:</w:t>
+      </w:r>
+      <w:r>
+        <w:t xml:space="preserve"> </w:t>
+      </w:r>
+      <w:r>
+        <w:t xml:space="preserve">The name types (</w:t>
+      </w:r>
+      <w:r>
+        <w:rPr>
+          <w:rStyle w:val="VerbatimChar"/>
+        </w:rPr>
+        <w:t xml:space="preserve">NameTypeEnum</w:t>
+      </w:r>
+      <w:r>
+        <w:t xml:space="preserve">) adopt the taxonomy of the register harmonisation (including official name, original name, alliance name, call name, as well as variants for foreign identity documents). The authoritative reference is the</w:t>
+      </w:r>
+      <w:r>
+        <w:t xml:space="preserve"> </w:t>
+      </w:r>
+      <w:hyperlink ns1:id="rId30">
+        <w:r>
+          <w:rPr>
+            <w:rStyle w:val="Hyperlink"/>
+          </w:rPr>
+          <w:t xml:space="preserve">official catalogue of attributes</w:t>
+        </w:r>
+      </w:hyperlink>
+      <w:r>
+        <w:t xml:space="preserve">, published by the Federal Statistical Office under Art. 4 of the Register Harmonisation Act (RHG, SR 431.02); the numbers in the value descriptions (211–224) are the attribute numbers of that catalogue. The corresponding exchange format is defined by the eCH standard</w:t>
+      </w:r>
+      <w:r>
+        <w:t xml:space="preserve"> </w:t>
+      </w:r>
+      <w:hyperlink ns1:id="rId31">
+        <w:r>
+          <w:rPr>
+            <w:rStyle w:val="Hyperlink"/>
+          </w:rPr>
+          <w:t xml:space="preserve">eCH-0011 Personal Data Standard</w:t>
+        </w:r>
+      </w:hyperlink>
+      <w:r>
+        <w:t xml:space="preserve">, on which this standard builds. This makes the names compatible with the official person registers and their semantics clear.</w:t>
+      </w:r>
+    </w:p>
+    <w:p>
+      <w:pPr>
+        <w:pStyle w:val="Compact"/>
+        <w:numPr>
+          <w:ilvl w:val="0"/>
+          <w:numId w:val="1006"/>
+        </w:numPr>
+      </w:pPr>
       <w:r>
         <w:rPr>
           <w:b/>
           <w:bCs/>
         </w:rPr>
+        <w:t xml:space="preserve">Date of birth at two levels of precision (</w:t>
+      </w:r>
+      <w:r>
+        <w:rPr>
+          <w:rStyle w:val="VerbatimChar"/>
+          <w:b/>
+          <w:bCs/>
+        </w:rPr>
+        <w:t xml:space="preserve">birth_year</w:t>
+      </w:r>
+      <w:r>
+        <w:rPr>
+          <w:b/>
+          <w:bCs/>
+        </w:rPr>
+        <w:t xml:space="preserve"> </w:t>
+      </w:r>
+      <w:r>
+        <w:rPr>
+          <w:b/>
+          <w:bCs/>
+        </w:rPr>
+        <w:t xml:space="preserve">/</w:t>
+      </w:r>
+      <w:r>
+        <w:rPr>
+          <w:b/>
+          <w:bCs/>
+        </w:rPr>
+        <w:t xml:space="preserve"> </w:t>
+      </w:r>
+      <w:r>
+        <w:rPr>
+          <w:rStyle w:val="VerbatimChar"/>
+          <w:b/>
+          <w:bCs/>
+        </w:rPr>
+        <w:t xml:space="preserve">birth_date</w:t>
+      </w:r>
+      <w:r>
+        <w:rPr>
+          <w:b/>
+          <w:bCs/>
+        </w:rPr>
+        <w:t xml:space="preserve">):</w:t>
+      </w:r>
+      <w:r>
+        <w:t xml:space="preserve"> </w:t>
+      </w:r>
+      <w:r>
+        <w:t xml:space="preserve">If the exact date of birth is not available or not intended for publication, only the year of birth may be given. If a</w:t>
+      </w:r>
+      <w:r>
+        <w:t xml:space="preserve"> </w:t>
+      </w:r>
+      <w:r>
+        <w:rPr>
+          <w:rStyle w:val="VerbatimChar"/>
+        </w:rPr>
+        <w:t xml:space="preserve">birth_date</w:t>
+      </w:r>
+      <w:r>
+        <w:t xml:space="preserve"> </w:t>
+      </w:r>
+      <w:r>
+        <w:t xml:space="preserve">is available, it takes precedence.</w:t>
+      </w:r>
+    </w:p>
+    <w:p>
+      <w:pPr>
+        <w:pStyle w:val="Compact"/>
+        <w:numPr>
+          <w:ilvl w:val="0"/>
+          <w:numId w:val="1006"/>
+        </w:numPr>
+      </w:pPr>
+      <w:r>
+        <w:rPr>
+          <w:b/>
+          <w:bCs/>
+        </w:rPr>
+        <w:t xml:space="preserve">Multiple values instead of single values:</w:t>
+      </w:r>
+      <w:r>
+        <w:t xml:space="preserve"> </w:t>
+      </w:r>
+      <w:r>
+        <w:t xml:space="preserve">Names, citizenships and gender entries are modelled as lists with temporal validity – for example for dual citizenships, changes of name or a changing gender entry.</w:t>
+      </w:r>
+    </w:p>
+    <w:p>
+      <w:pPr>
+        <w:pStyle w:val="Compact"/>
+        <w:numPr>
+          <w:ilvl w:val="0"/>
+          <w:numId w:val="1006"/>
+        </w:numPr>
+      </w:pPr>
+      <w:r>
+        <w:rPr>
+          <w:b/>
+          <w:bCs/>
+        </w:rPr>
+        <w:t xml:space="preserve">Gender: official codes plus an open category (</w:t>
+      </w:r>
+      <w:r>
+        <w:rPr>
+          <w:rStyle w:val="VerbatimChar"/>
+          <w:b/>
+          <w:bCs/>
+        </w:rPr>
+        <w:t xml:space="preserve">GenderCodeEnum</w:t>
+      </w:r>
+      <w:r>
+        <w:rPr>
+          <w:b/>
+          <w:bCs/>
+        </w:rPr>
+        <w:t xml:space="preserve">):</w:t>
+      </w:r>
+      <w:r>
+        <w:t xml:space="preserve"> </w:t>
+      </w:r>
+      <w:r>
+        <w:rPr>
+          <w:rStyle w:val="VerbatimChar"/>
+        </w:rPr>
+        <w:t xml:space="preserve">male</w:t>
+      </w:r>
+      <w:r>
+        <w:t xml:space="preserve"> </w:t>
+      </w:r>
+      <w:r>
+        <w:t xml:space="preserve">and</w:t>
+      </w:r>
+      <w:r>
+        <w:t xml:space="preserve"> </w:t>
+      </w:r>
+      <w:r>
+        <w:rPr>
+          <w:rStyle w:val="VerbatimChar"/>
+        </w:rPr>
+        <w:t xml:space="preserve">female</w:t>
+      </w:r>
+      <w:r>
+        <w:t xml:space="preserve"> </w:t>
+      </w:r>
+      <w:r>
+        <w:t xml:space="preserve">correspond to the values of the register harmonisation and refer via</w:t>
+      </w:r>
+      <w:r>
+        <w:t xml:space="preserve"> </w:t>
+      </w:r>
+      <w:r>
+        <w:rPr>
+          <w:rStyle w:val="VerbatimChar"/>
+        </w:rPr>
+        <w:t xml:space="preserve">meaning</w:t>
+      </w:r>
+      <w:r>
+        <w:t xml:space="preserve"> </w:t>
+      </w:r>
+      <w:r>
+        <w:t xml:space="preserve">to the I14Y concepts</w:t>
+      </w:r>
+      <w:r>
+        <w:t xml:space="preserve"> </w:t>
+      </w:r>
+      <w:r>
+        <w:rPr>
+          <w:rStyle w:val="VerbatimChar"/>
+        </w:rPr>
+        <w:t xml:space="preserve">sex/1</w:t>
+      </w:r>
+      <w:r>
+        <w:t xml:space="preserve"> </w:t>
+      </w:r>
+      <w:r>
+        <w:t xml:space="preserve">and</w:t>
+      </w:r>
+      <w:r>
+        <w:t xml:space="preserve"> </w:t>
+      </w:r>
+      <w:r>
+        <w:rPr>
+          <w:rStyle w:val="VerbatimChar"/>
+        </w:rPr>
+        <w:t xml:space="preserve">sex/2</w:t>
+      </w:r>
+      <w:r>
+        <w:t xml:space="preserve">. For</w:t>
+      </w:r>
+      <w:r>
+        <w:t xml:space="preserve"> </w:t>
+      </w:r>
+      <w:r>
+        <w:rPr>
+          <w:rStyle w:val="VerbatimChar"/>
+        </w:rPr>
+        <w:t xml:space="preserve">non_binary</w:t>
+      </w:r>
+      <w:r>
+        <w:t xml:space="preserve"> </w:t>
+      </w:r>
+      <w:r>
+        <w:t xml:space="preserve">there is deliberately no counterpart: the official code list only knows</w:t>
+      </w:r>
+      <w:r>
+        <w:t xml:space="preserve"> </w:t>
+      </w:r>
+      <w:r>
+        <w:t xml:space="preserve">“undefined”</w:t>
+      </w:r>
+      <w:r>
+        <w:t xml:space="preserve"> </w:t>
+      </w:r>
+      <w:r>
+        <w:t xml:space="preserve">as its third value, which means something different from a positive statement beyond male and female. If the gender is not known, no entry is created at all — a missing entry and</w:t>
+      </w:r>
+      <w:r>
+        <w:t xml:space="preserve"> </w:t>
+      </w:r>
+      <w:r>
+        <w:rPr>
+          <w:rStyle w:val="VerbatimChar"/>
+        </w:rPr>
+        <w:t xml:space="preserve">non_binary</w:t>
+      </w:r>
+      <w:r>
+        <w:t xml:space="preserve"> </w:t>
+      </w:r>
+      <w:r>
+        <w:t xml:space="preserve">are to be clearly distinguished.</w:t>
+      </w:r>
+    </w:p>
+    <w:p>
+      <w:pPr>
+        <w:pStyle w:val="Compact"/>
+        <w:numPr>
+          <w:ilvl w:val="0"/>
+          <w:numId w:val="1006"/>
+        </w:numPr>
+      </w:pPr>
+      <w:r>
+        <w:rPr>
+          <w:b/>
+          <w:bCs/>
+        </w:rPr>
+        <w:t xml:space="preserve">Harmonisation across federal levels (long-term goal):</w:t>
+      </w:r>
+      <w:r>
+        <w:t xml:space="preserve"> </w:t>
+      </w:r>
+      <w:r>
+        <w:t xml:space="preserve">Linking the same person across the federal levels is an important long-term goal. Building a central person database is beyond the means of the eCH specialist group. Since an open, established infrastructure already exists for this purpose,</w:t>
+      </w:r>
+      <w:r>
+        <w:t xml:space="preserve"> </w:t>
+      </w:r>
+      <w:r>
+        <w:rPr>
+          <w:b/>
+          <w:bCs/>
+        </w:rPr>
         <w:t xml:space="preserve">Wikidata is recommended as a cross-cutting identifier</w:t>
       </w:r>
       <w:r>
@@ -1629,7 +1749,7 @@
         <w:t xml:space="preserve">); together with globally unique identifiers (URIs), the mapping can thus be harmonised step by step across the systems.</w:t>
       </w:r>
     </w:p>
-    <w:bookmarkStart w:id="39" w:name="class-person"/>
+    <w:bookmarkStart w:id="42" w:name="class-person"/>
     <w:p>
       <w:pPr>
         <w:pStyle w:val="berschrift2"/>
@@ -1640,8 +1760,8 @@
       <w:r>
         <w:t xml:space="preserve"> </w:t>
       </w:r>
-      <w:bookmarkStart w:id="29" w:name="Person"/>
-      <w:bookmarkEnd w:id="29"/>
+      <w:bookmarkStart w:id="32" w:name="Person"/>
+      <w:bookmarkEnd w:id="32"/>
     </w:p>
     <w:p>
       <w:pPr>
@@ -1655,7 +1775,7 @@
         <w:t xml:space="preserve">A person with identifiers, names, addresses, citizenships, and occupations.</w:t>
       </w:r>
     </w:p>
-    <w:bookmarkStart w:id="30" w:name="attribute"/>
+    <w:bookmarkStart w:id="33" w:name="attribute"/>
     <w:p>
       <w:pPr>
         <w:pStyle w:val="berschrift3"/>
@@ -2946,8 +3066,27 @@
         </w:tc>
       </w:tr>
     </w:tbl>
-    <w:bookmarkEnd w:id="30"/>
-    <w:bookmarkStart w:id="31" w:name="usages"/>
+    <w:p>
+      <w:pPr>
+        <w:pStyle w:val="Beschriftung"/>
+      </w:pPr>
+      <w:r>
+        <w:t xml:space="preserve">Table</w:t>
+      </w:r>
+      <w:r>
+        <w:t xml:space="preserve"> </w:t>
+      </w:r>
+      <w:fldSimple w:instr=" SEQ Table \* ARABIC ">
+        <w:r>
+          <w:t>1</w:t>
+        </w:r>
+      </w:fldSimple>
+      <w:r>
+        <w:t xml:space="preserve">: Person – Attribute</w:t>
+      </w:r>
+    </w:p>
+    <w:bookmarkEnd w:id="33"/>
+    <w:bookmarkStart w:id="34" w:name="usages"/>
     <w:p>
       <w:pPr>
         <w:pStyle w:val="berschrift3"/>
@@ -3077,8 +3216,27 @@
         </w:tc>
       </w:tr>
     </w:tbl>
-    <w:bookmarkEnd w:id="31"/>
-    <w:bookmarkStart w:id="38" w:name="examples"/>
+    <w:p>
+      <w:pPr>
+        <w:pStyle w:val="Beschriftung"/>
+      </w:pPr>
+      <w:r>
+        <w:t xml:space="preserve">Table</w:t>
+      </w:r>
+      <w:r>
+        <w:t xml:space="preserve"> </w:t>
+      </w:r>
+      <w:fldSimple w:instr=" SEQ Table \* ARABIC ">
+        <w:r>
+          <w:t>1</w:t>
+        </w:r>
+      </w:fldSimple>
+      <w:r>
+        <w:t xml:space="preserve">: Person – Usages</w:t>
+      </w:r>
+    </w:p>
+    <w:bookmarkEnd w:id="34"/>
+    <w:bookmarkStart w:id="41" w:name="examples"/>
     <w:p>
       <w:pPr>
         <w:pStyle w:val="berschrift3"/>
@@ -3087,7 +3245,7 @@
         <w:t xml:space="preserve">Examples</w:t>
       </w:r>
     </w:p>
-    <w:bookmarkStart w:id="32" w:name="X5eaa71526906d8ca1fb09bce037d89d41217958"/>
+    <w:bookmarkStart w:id="35" w:name="X5eaa71526906d8ca1fb09bce037d89d41217958"/>
     <w:p>
       <w:pPr>
         <w:pStyle w:val="berschrift4"/>
@@ -3392,8 +3550,8 @@
         <w:t xml:space="preserve"> Arnold</w:t>
       </w:r>
     </w:p>
-    <w:bookmarkEnd w:id="32"/>
-    <w:bookmarkStart w:id="33" w:name="Xde5e7925c0a9601f09aa92d4da8a4ef5cda5d67"/>
+    <w:bookmarkEnd w:id="35"/>
+    <w:bookmarkStart w:id="36" w:name="Xde5e7925c0a9601f09aa92d4da8a4ef5cda5d67"/>
     <w:p>
       <w:pPr>
         <w:pStyle w:val="berschrift4"/>
@@ -3968,8 +4126,8 @@
         <w:t xml:space="preserve"> MLaw</w:t>
       </w:r>
     </w:p>
-    <w:bookmarkEnd w:id="33"/>
-    <w:bookmarkStart w:id="34" w:name="X97dbc3031315b7e733883c00e516139f615578b"/>
+    <w:bookmarkEnd w:id="36"/>
+    <w:bookmarkStart w:id="37" w:name="X97dbc3031315b7e733883c00e516139f615578b"/>
     <w:p>
       <w:pPr>
         <w:pStyle w:val="berschrift4"/>
@@ -4274,8 +4432,8 @@
         <w:t xml:space="preserve"> Arnold</w:t>
       </w:r>
     </w:p>
-    <w:bookmarkEnd w:id="34"/>
-    <w:bookmarkStart w:id="35" w:name="Xfc65378c6b1fcca2fe1efa7cb296ff039508e2f"/>
+    <w:bookmarkEnd w:id="37"/>
+    <w:bookmarkStart w:id="38" w:name="Xfc65378c6b1fcca2fe1efa7cb296ff039508e2f"/>
     <w:p>
       <w:pPr>
         <w:pStyle w:val="berschrift4"/>
@@ -4616,8 +4774,8 @@
         <w:t xml:space="preserve"> Beretta-Piccoli</w:t>
       </w:r>
     </w:p>
-    <w:bookmarkEnd w:id="35"/>
-    <w:bookmarkStart w:id="36" w:name="Xec3e80affe10908a62a9db707c50bf56c1801bf"/>
+    <w:bookmarkEnd w:id="38"/>
+    <w:bookmarkStart w:id="39" w:name="Xec3e80affe10908a62a9db707c50bf56c1801bf"/>
     <w:p>
       <w:pPr>
         <w:pStyle w:val="berschrift4"/>
@@ -4955,8 +5113,8 @@
         <w:t xml:space="preserve"> Brunel</w:t>
       </w:r>
     </w:p>
-    <w:bookmarkEnd w:id="36"/>
-    <w:bookmarkStart w:id="37" w:name="example-person-fully-recorded-person"/>
+    <w:bookmarkEnd w:id="39"/>
+    <w:bookmarkStart w:id="40" w:name="example-person-fully-recorded-person"/>
     <w:p>
       <w:pPr>
         <w:pStyle w:val="berschrift4"/>
@@ -6149,10 +6307,10 @@
         <w:t xml:space="preserve"> http://www.beat-jans.ch</w:t>
       </w:r>
     </w:p>
-    <w:bookmarkEnd w:id="37"/>
-    <w:bookmarkEnd w:id="38"/>
-    <w:bookmarkEnd w:id="39"/>
-    <w:bookmarkStart w:id="43" w:name="class-name"/>
+    <w:bookmarkEnd w:id="40"/>
+    <w:bookmarkEnd w:id="41"/>
+    <w:bookmarkEnd w:id="42"/>
+    <w:bookmarkStart w:id="46" w:name="class-name"/>
     <w:p>
       <w:pPr>
         <w:pStyle w:val="berschrift2"/>
@@ -6163,8 +6321,8 @@
       <w:r>
         <w:t xml:space="preserve"> </w:t>
       </w:r>
-      <w:bookmarkStart w:id="40" w:name="Name"/>
-      <w:bookmarkEnd w:id="40"/>
+      <w:bookmarkStart w:id="43" w:name="Name"/>
+      <w:bookmarkEnd w:id="43"/>
     </w:p>
     <w:p>
       <w:pPr>
@@ -6178,7 +6336,7 @@
         <w:t xml:space="preserve">A name with a type (e.g., call name, official name), a value, and a temporal validity.</w:t>
       </w:r>
     </w:p>
-    <w:bookmarkStart w:id="41" w:name="attribute-1"/>
+    <w:bookmarkStart w:id="44" w:name="attribute-1"/>
     <w:p>
       <w:pPr>
         <w:pStyle w:val="berschrift3"/>
@@ -6532,8 +6690,27 @@
         </w:tc>
       </w:tr>
     </w:tbl>
-    <w:bookmarkEnd w:id="41"/>
-    <w:bookmarkStart w:id="42" w:name="usages-1"/>
+    <w:p>
+      <w:pPr>
+        <w:pStyle w:val="Beschriftung"/>
+      </w:pPr>
+      <w:r>
+        <w:t xml:space="preserve">Table</w:t>
+      </w:r>
+      <w:r>
+        <w:t xml:space="preserve"> </w:t>
+      </w:r>
+      <w:fldSimple w:instr=" SEQ Table \* ARABIC ">
+        <w:r>
+          <w:t>1</w:t>
+        </w:r>
+      </w:fldSimple>
+      <w:r>
+        <w:t xml:space="preserve">: Name – Attribute</w:t>
+      </w:r>
+    </w:p>
+    <w:bookmarkEnd w:id="44"/>
+    <w:bookmarkStart w:id="45" w:name="usages-1"/>
     <w:p>
       <w:pPr>
         <w:pStyle w:val="berschrift3"/>
@@ -6668,9 +6845,28 @@
         </w:tc>
       </w:tr>
     </w:tbl>
-    <w:bookmarkEnd w:id="42"/>
-    <w:bookmarkEnd w:id="43"/>
-    <w:bookmarkStart w:id="58" w:name="enum-nametypeenum"/>
+    <w:p>
+      <w:pPr>
+        <w:pStyle w:val="Beschriftung"/>
+      </w:pPr>
+      <w:r>
+        <w:t xml:space="preserve">Table</w:t>
+      </w:r>
+      <w:r>
+        <w:t xml:space="preserve"> </w:t>
+      </w:r>
+      <w:fldSimple w:instr=" SEQ Table \* ARABIC ">
+        <w:r>
+          <w:t>1</w:t>
+        </w:r>
+      </w:fldSimple>
+      <w:r>
+        <w:t xml:space="preserve">: Name – Usages</w:t>
+      </w:r>
+    </w:p>
+    <w:bookmarkEnd w:id="45"/>
+    <w:bookmarkEnd w:id="46"/>
+    <w:bookmarkStart w:id="61" w:name="enum-nametypeenum"/>
     <w:p>
       <w:pPr>
         <w:pStyle w:val="berschrift2"/>
@@ -6681,8 +6877,8 @@
       <w:r>
         <w:t xml:space="preserve"> </w:t>
       </w:r>
-      <w:bookmarkStart w:id="44" w:name="NameTypeEnum"/>
-      <w:bookmarkEnd w:id="44"/>
+      <w:bookmarkStart w:id="47" w:name="NameTypeEnum"/>
+      <w:bookmarkEnd w:id="47"/>
     </w:p>
     <w:p>
       <w:pPr>
@@ -6706,7 +6902,7 @@
       <w:r>
         <w:t xml:space="preserve"> </w:t>
       </w:r>
-      <w:hyperlink ns1:id="rId45">
+      <w:hyperlink ns1:id="rId48">
         <w:r>
           <w:rPr>
             <w:rStyle w:val="Hyperlink"/>
@@ -6715,7 +6911,7 @@
         </w:r>
       </w:hyperlink>
     </w:p>
-    <w:bookmarkStart w:id="57" w:name="permissible-values"/>
+    <w:bookmarkStart w:id="60" w:name="permissible-values"/>
     <w:p>
       <w:pPr>
         <w:pStyle w:val="berschrift3"/>
@@ -6829,7 +7025,7 @@
             <w:pPr>
               <w:pStyle w:val="Compact"/>
             </w:pPr>
-            <w:hyperlink ns1:id="rId46">
+            <w:hyperlink ns1:id="rId49">
               <w:r>
                 <w:rPr>
                   <w:rStyle w:val="Hyperlink"/>
@@ -6883,7 +7079,7 @@
             <w:pPr>
               <w:pStyle w:val="Compact"/>
             </w:pPr>
-            <w:hyperlink ns1:id="rId47">
+            <w:hyperlink ns1:id="rId50">
               <w:r>
                 <w:rPr>
                   <w:rStyle w:val="Hyperlink"/>
@@ -6937,7 +7133,7 @@
             <w:pPr>
               <w:pStyle w:val="Compact"/>
             </w:pPr>
-            <w:hyperlink ns1:id="rId48">
+            <w:hyperlink ns1:id="rId51">
               <w:r>
                 <w:rPr>
                   <w:rStyle w:val="Hyperlink"/>
@@ -6991,7 +7187,7 @@
             <w:pPr>
               <w:pStyle w:val="Compact"/>
             </w:pPr>
-            <w:hyperlink ns1:id="rId49">
+            <w:hyperlink ns1:id="rId52">
               <w:r>
                 <w:rPr>
                   <w:rStyle w:val="Hyperlink"/>
@@ -7045,7 +7241,7 @@
             <w:pPr>
               <w:pStyle w:val="Compact"/>
             </w:pPr>
-            <w:hyperlink ns1:id="rId50">
+            <w:hyperlink ns1:id="rId53">
               <w:r>
                 <w:rPr>
                   <w:rStyle w:val="Hyperlink"/>
@@ -7099,7 +7295,7 @@
             <w:pPr>
               <w:pStyle w:val="Compact"/>
             </w:pPr>
-            <w:hyperlink ns1:id="rId51">
+            <w:hyperlink ns1:id="rId54">
               <w:r>
                 <w:rPr>
                   <w:rStyle w:val="Hyperlink"/>
@@ -7153,7 +7349,7 @@
             <w:pPr>
               <w:pStyle w:val="Compact"/>
             </w:pPr>
-            <w:hyperlink ns1:id="rId52">
+            <w:hyperlink ns1:id="rId55">
               <w:r>
                 <w:rPr>
                   <w:rStyle w:val="Hyperlink"/>
@@ -7207,7 +7403,7 @@
             <w:pPr>
               <w:pStyle w:val="Compact"/>
             </w:pPr>
-            <w:hyperlink ns1:id="rId53">
+            <w:hyperlink ns1:id="rId56">
               <w:r>
                 <w:rPr>
                   <w:rStyle w:val="Hyperlink"/>
@@ -7270,7 +7466,7 @@
             <w:pPr>
               <w:pStyle w:val="Compact"/>
             </w:pPr>
-            <w:hyperlink ns1:id="rId54">
+            <w:hyperlink ns1:id="rId57">
               <w:r>
                 <w:rPr>
                   <w:rStyle w:val="Hyperlink"/>
@@ -7324,7 +7520,7 @@
             <w:pPr>
               <w:pStyle w:val="Compact"/>
             </w:pPr>
-            <w:hyperlink ns1:id="rId55">
+            <w:hyperlink ns1:id="rId58">
               <w:r>
                 <w:rPr>
                   <w:rStyle w:val="Hyperlink"/>
@@ -7378,7 +7574,7 @@
             <w:pPr>
               <w:pStyle w:val="Compact"/>
             </w:pPr>
-            <w:hyperlink ns1:id="rId56">
+            <w:hyperlink ns1:id="rId59">
               <w:r>
                 <w:rPr>
                   <w:rStyle w:val="Hyperlink"/>
@@ -7390,9 +7586,28 @@
         </w:tc>
       </w:tr>
     </w:tbl>
-    <w:bookmarkEnd w:id="57"/>
-    <w:bookmarkEnd w:id="58"/>
-    <w:bookmarkStart w:id="62" w:name="class-languageproficiency"/>
+    <w:p>
+      <w:pPr>
+        <w:pStyle w:val="Beschriftung"/>
+      </w:pPr>
+      <w:r>
+        <w:t xml:space="preserve">Table</w:t>
+      </w:r>
+      <w:r>
+        <w:t xml:space="preserve"> </w:t>
+      </w:r>
+      <w:fldSimple w:instr=" SEQ Table \* ARABIC ">
+        <w:r>
+          <w:t>1</w:t>
+        </w:r>
+      </w:fldSimple>
+      <w:r>
+        <w:t xml:space="preserve">: NameTypeEnum – Permissible Values</w:t>
+      </w:r>
+    </w:p>
+    <w:bookmarkEnd w:id="60"/>
+    <w:bookmarkEnd w:id="61"/>
+    <w:bookmarkStart w:id="65" w:name="class-languageproficiency"/>
     <w:p>
       <w:pPr>
         <w:pStyle w:val="berschrift2"/>
@@ -7403,8 +7618,8 @@
       <w:r>
         <w:t xml:space="preserve"> </w:t>
       </w:r>
-      <w:bookmarkStart w:id="59" w:name="LanguageProficiency"/>
-      <w:bookmarkEnd w:id="59"/>
+      <w:bookmarkStart w:id="62" w:name="LanguageProficiency"/>
+      <w:bookmarkEnd w:id="62"/>
     </w:p>
     <w:p>
       <w:pPr>
@@ -7418,7 +7633,7 @@
         <w:t xml:space="preserve">Language proficiency of a person indicating the language and whether it is the preferred language or native language.</w:t>
       </w:r>
     </w:p>
-    <w:bookmarkStart w:id="60" w:name="attribute-2"/>
+    <w:bookmarkStart w:id="63" w:name="attribute-2"/>
     <w:p>
       <w:pPr>
         <w:pStyle w:val="berschrift3"/>
@@ -7655,8 +7870,27 @@
         </w:tc>
       </w:tr>
     </w:tbl>
-    <w:bookmarkEnd w:id="60"/>
-    <w:bookmarkStart w:id="61" w:name="usages-2"/>
+    <w:p>
+      <w:pPr>
+        <w:pStyle w:val="Beschriftung"/>
+      </w:pPr>
+      <w:r>
+        <w:t xml:space="preserve">Table</w:t>
+      </w:r>
+      <w:r>
+        <w:t xml:space="preserve"> </w:t>
+      </w:r>
+      <w:fldSimple w:instr=" SEQ Table \* ARABIC ">
+        <w:r>
+          <w:t>1</w:t>
+        </w:r>
+      </w:fldSimple>
+      <w:r>
+        <w:t xml:space="preserve">: LanguageProficiency – Attribute</w:t>
+      </w:r>
+    </w:p>
+    <w:bookmarkEnd w:id="63"/>
+    <w:bookmarkStart w:id="64" w:name="usages-2"/>
     <w:p>
       <w:pPr>
         <w:pStyle w:val="berschrift3"/>
@@ -7792,9 +8026,28 @@
         </w:tc>
       </w:tr>
     </w:tbl>
-    <w:bookmarkEnd w:id="61"/>
-    <w:bookmarkEnd w:id="62"/>
-    <w:bookmarkStart w:id="66" w:name="class-citizenship"/>
+    <w:p>
+      <w:pPr>
+        <w:pStyle w:val="Beschriftung"/>
+      </w:pPr>
+      <w:r>
+        <w:t xml:space="preserve">Table</w:t>
+      </w:r>
+      <w:r>
+        <w:t xml:space="preserve"> </w:t>
+      </w:r>
+      <w:fldSimple w:instr=" SEQ Table \* ARABIC ">
+        <w:r>
+          <w:t>1</w:t>
+        </w:r>
+      </w:fldSimple>
+      <w:r>
+        <w:t xml:space="preserve">: LanguageProficiency – Usages</w:t>
+      </w:r>
+    </w:p>
+    <w:bookmarkEnd w:id="64"/>
+    <w:bookmarkEnd w:id="65"/>
+    <w:bookmarkStart w:id="69" w:name="class-citizenship"/>
     <w:p>
       <w:pPr>
         <w:pStyle w:val="berschrift2"/>
@@ -7805,8 +8058,8 @@
       <w:r>
         <w:t xml:space="preserve"> </w:t>
       </w:r>
-      <w:bookmarkStart w:id="63" w:name="Citizenship"/>
-      <w:bookmarkEnd w:id="63"/>
+      <w:bookmarkStart w:id="66" w:name="Citizenship"/>
+      <w:bookmarkEnd w:id="66"/>
     </w:p>
     <w:p>
       <w:pPr>
@@ -7871,7 +8124,7 @@
         <w:t xml:space="preserve">, the citizenship is still active.</w:t>
       </w:r>
     </w:p>
-    <w:bookmarkStart w:id="64" w:name="attribute-3"/>
+    <w:bookmarkStart w:id="67" w:name="attribute-3"/>
     <w:p>
       <w:pPr>
         <w:pStyle w:val="berschrift3"/>
@@ -8170,8 +8423,27 @@
         </w:tc>
       </w:tr>
     </w:tbl>
-    <w:bookmarkEnd w:id="64"/>
-    <w:bookmarkStart w:id="65" w:name="usages-3"/>
+    <w:p>
+      <w:pPr>
+        <w:pStyle w:val="Beschriftung"/>
+      </w:pPr>
+      <w:r>
+        <w:t xml:space="preserve">Table</w:t>
+      </w:r>
+      <w:r>
+        <w:t xml:space="preserve"> </w:t>
+      </w:r>
+      <w:fldSimple w:instr=" SEQ Table \* ARABIC ">
+        <w:r>
+          <w:t>1</w:t>
+        </w:r>
+      </w:fldSimple>
+      <w:r>
+        <w:t xml:space="preserve">: Citizenship – Attribute</w:t>
+      </w:r>
+    </w:p>
+    <w:bookmarkEnd w:id="67"/>
+    <w:bookmarkStart w:id="68" w:name="usages-3"/>
     <w:p>
       <w:pPr>
         <w:pStyle w:val="berschrift3"/>
@@ -8307,9 +8579,28 @@
         </w:tc>
       </w:tr>
     </w:tbl>
-    <w:bookmarkEnd w:id="65"/>
-    <w:bookmarkEnd w:id="66"/>
-    <w:bookmarkStart w:id="70" w:name="class-gender"/>
+    <w:p>
+      <w:pPr>
+        <w:pStyle w:val="Beschriftung"/>
+      </w:pPr>
+      <w:r>
+        <w:t xml:space="preserve">Table</w:t>
+      </w:r>
+      <w:r>
+        <w:t xml:space="preserve"> </w:t>
+      </w:r>
+      <w:fldSimple w:instr=" SEQ Table \* ARABIC ">
+        <w:r>
+          <w:t>1</w:t>
+        </w:r>
+      </w:fldSimple>
+      <w:r>
+        <w:t xml:space="preserve">: Citizenship – Usages</w:t>
+      </w:r>
+    </w:p>
+    <w:bookmarkEnd w:id="68"/>
+    <w:bookmarkEnd w:id="69"/>
+    <w:bookmarkStart w:id="73" w:name="class-gender"/>
     <w:p>
       <w:pPr>
         <w:pStyle w:val="berschrift2"/>
@@ -8320,8 +8611,8 @@
       <w:r>
         <w:t xml:space="preserve"> </w:t>
       </w:r>
-      <w:bookmarkStart w:id="67" w:name="Gender"/>
-      <w:bookmarkEnd w:id="67"/>
+      <w:bookmarkStart w:id="70" w:name="Gender"/>
+      <w:bookmarkEnd w:id="70"/>
     </w:p>
     <w:p>
       <w:pPr>
@@ -8335,7 +8626,7 @@
         <w:t xml:space="preserve">Gender of a person indicating a gender code and temporal validity.</w:t>
       </w:r>
     </w:p>
-    <w:bookmarkStart w:id="68" w:name="attribute-4"/>
+    <w:bookmarkStart w:id="71" w:name="attribute-4"/>
     <w:p>
       <w:pPr>
         <w:pStyle w:val="berschrift3"/>
@@ -8733,8 +9024,27 @@
         </w:tc>
       </w:tr>
     </w:tbl>
-    <w:bookmarkEnd w:id="68"/>
-    <w:bookmarkStart w:id="69" w:name="usages-4"/>
+    <w:p>
+      <w:pPr>
+        <w:pStyle w:val="Beschriftung"/>
+      </w:pPr>
+      <w:r>
+        <w:t xml:space="preserve">Table</w:t>
+      </w:r>
+      <w:r>
+        <w:t xml:space="preserve"> </w:t>
+      </w:r>
+      <w:fldSimple w:instr=" SEQ Table \* ARABIC ">
+        <w:r>
+          <w:t>1</w:t>
+        </w:r>
+      </w:fldSimple>
+      <w:r>
+        <w:t xml:space="preserve">: Gender – Attribute</w:t>
+      </w:r>
+    </w:p>
+    <w:bookmarkEnd w:id="71"/>
+    <w:bookmarkStart w:id="72" w:name="usages-4"/>
     <w:p>
       <w:pPr>
         <w:pStyle w:val="berschrift3"/>
@@ -8869,9 +9179,28 @@
         </w:tc>
       </w:tr>
     </w:tbl>
-    <w:bookmarkEnd w:id="69"/>
-    <w:bookmarkEnd w:id="70"/>
-    <w:bookmarkStart w:id="76" w:name="enum-gendercodeenum"/>
+    <w:p>
+      <w:pPr>
+        <w:pStyle w:val="Beschriftung"/>
+      </w:pPr>
+      <w:r>
+        <w:t xml:space="preserve">Table</w:t>
+      </w:r>
+      <w:r>
+        <w:t xml:space="preserve"> </w:t>
+      </w:r>
+      <w:fldSimple w:instr=" SEQ Table \* ARABIC ">
+        <w:r>
+          <w:t>1</w:t>
+        </w:r>
+      </w:fldSimple>
+      <w:r>
+        <w:t xml:space="preserve">: Gender – Usages</w:t>
+      </w:r>
+    </w:p>
+    <w:bookmarkEnd w:id="72"/>
+    <w:bookmarkEnd w:id="73"/>
+    <w:bookmarkStart w:id="79" w:name="enum-gendercodeenum"/>
     <w:p>
       <w:pPr>
         <w:pStyle w:val="berschrift2"/>
@@ -8882,8 +9211,8 @@
       <w:r>
         <w:t xml:space="preserve"> </w:t>
       </w:r>
-      <w:bookmarkStart w:id="71" w:name="GenderCodeEnum"/>
-      <w:bookmarkEnd w:id="71"/>
+      <w:bookmarkStart w:id="74" w:name="GenderCodeEnum"/>
+      <w:bookmarkEnd w:id="74"/>
     </w:p>
     <w:p>
       <w:pPr>
@@ -8936,7 +9265,7 @@
       <w:r>
         <w:t xml:space="preserve"> </w:t>
       </w:r>
-      <w:hyperlink ns1:id="rId72">
+      <w:hyperlink ns1:id="rId75">
         <w:r>
           <w:rPr>
             <w:rStyle w:val="Hyperlink"/>
@@ -8945,7 +9274,7 @@
         </w:r>
       </w:hyperlink>
     </w:p>
-    <w:bookmarkStart w:id="75" w:name="permissible-values-1"/>
+    <w:bookmarkStart w:id="78" w:name="permissible-values-1"/>
     <w:p>
       <w:pPr>
         <w:pStyle w:val="berschrift3"/>
@@ -9035,7 +9364,7 @@
             <w:pPr>
               <w:pStyle w:val="Compact"/>
             </w:pPr>
-            <w:hyperlink ns1:id="rId73">
+            <w:hyperlink ns1:id="rId76">
               <w:r>
                 <w:rPr>
                   <w:rStyle w:val="Hyperlink"/>
@@ -9089,7 +9418,7 @@
             <w:pPr>
               <w:pStyle w:val="Compact"/>
             </w:pPr>
-            <w:hyperlink ns1:id="rId74">
+            <w:hyperlink ns1:id="rId77">
               <w:r>
                 <w:rPr>
                   <w:rStyle w:val="Hyperlink"/>
@@ -9129,9 +9458,28 @@
         </w:tc>
       </w:tr>
     </w:tbl>
-    <w:bookmarkEnd w:id="75"/>
-    <w:bookmarkEnd w:id="76"/>
-    <w:bookmarkStart w:id="84" w:name="class-occupation"/>
+    <w:p>
+      <w:pPr>
+        <w:pStyle w:val="Beschriftung"/>
+      </w:pPr>
+      <w:r>
+        <w:t xml:space="preserve">Table</w:t>
+      </w:r>
+      <w:r>
+        <w:t xml:space="preserve"> </w:t>
+      </w:r>
+      <w:fldSimple w:instr=" SEQ Table \* ARABIC ">
+        <w:r>
+          <w:t>1</w:t>
+        </w:r>
+      </w:fldSimple>
+      <w:r>
+        <w:t xml:space="preserve">: GenderCodeEnum – Permissible Values</w:t>
+      </w:r>
+    </w:p>
+    <w:bookmarkEnd w:id="78"/>
+    <w:bookmarkEnd w:id="79"/>
+    <w:bookmarkStart w:id="87" w:name="class-occupation"/>
     <w:p>
       <w:pPr>
         <w:pStyle w:val="berschrift2"/>
@@ -9142,8 +9490,8 @@
       <w:r>
         <w:t xml:space="preserve"> </w:t>
       </w:r>
-      <w:bookmarkStart w:id="77" w:name="Occupation"/>
-      <w:bookmarkEnd w:id="77"/>
+      <w:bookmarkStart w:id="80" w:name="Occupation"/>
+      <w:bookmarkEnd w:id="80"/>
     </w:p>
     <w:p>
       <w:pPr>
@@ -9157,7 +9505,7 @@
         <w:t xml:space="preserve">Occupation or profession of a person indicating a label, an ISCO-19 code, whether the activity is paid, and temporal validity.</w:t>
       </w:r>
     </w:p>
-    <w:bookmarkStart w:id="79" w:name="attribute-5"/>
+    <w:bookmarkStart w:id="82" w:name="attribute-5"/>
     <w:p>
       <w:pPr>
         <w:pStyle w:val="berschrift3"/>
@@ -9644,7 +9992,26 @@
         </w:tc>
       </w:tr>
     </w:tbl>
-    <w:bookmarkStart w:id="78" w:name="constraints"/>
+    <w:p>
+      <w:pPr>
+        <w:pStyle w:val="Beschriftung"/>
+      </w:pPr>
+      <w:r>
+        <w:t xml:space="preserve">Table</w:t>
+      </w:r>
+      <w:r>
+        <w:t xml:space="preserve"> </w:t>
+      </w:r>
+      <w:fldSimple w:instr=" SEQ Table \* ARABIC ">
+        <w:r>
+          <w:t>1</w:t>
+        </w:r>
+      </w:fldSimple>
+      <w:r>
+        <w:t xml:space="preserve">: Occupation – Attribute</w:t>
+      </w:r>
+    </w:p>
+    <w:bookmarkStart w:id="81" w:name="constraints"/>
     <w:p>
       <w:pPr>
         <w:pStyle w:val="berschrift5"/>
@@ -9666,7 +10033,7 @@
         <w:pStyle w:val="Compact"/>
         <w:numPr>
           <w:ilvl w:val="0"/>
-          <w:numId w:val="1006"/>
+          <w:numId w:val="1007"/>
         </w:numPr>
       </w:pPr>
       <w:r>
@@ -9678,16 +10045,16 @@
         <w:pStyle w:val="Compact"/>
         <w:numPr>
           <w:ilvl w:val="0"/>
-          <w:numId w:val="1006"/>
+          <w:numId w:val="1007"/>
         </w:numPr>
       </w:pPr>
       <w:r>
         <w:t xml:space="preserve">label</w:t>
       </w:r>
     </w:p>
-    <w:bookmarkEnd w:id="78"/>
-    <w:bookmarkEnd w:id="79"/>
-    <w:bookmarkStart w:id="80" w:name="usages-5"/>
+    <w:bookmarkEnd w:id="81"/>
+    <w:bookmarkEnd w:id="82"/>
+    <w:bookmarkStart w:id="83" w:name="usages-5"/>
     <w:p>
       <w:pPr>
         <w:pStyle w:val="berschrift3"/>
@@ -9822,8 +10189,27 @@
         </w:tc>
       </w:tr>
     </w:tbl>
-    <w:bookmarkEnd w:id="80"/>
-    <w:bookmarkStart w:id="83" w:name="examples-1"/>
+    <w:p>
+      <w:pPr>
+        <w:pStyle w:val="Beschriftung"/>
+      </w:pPr>
+      <w:r>
+        <w:t xml:space="preserve">Table</w:t>
+      </w:r>
+      <w:r>
+        <w:t xml:space="preserve"> </w:t>
+      </w:r>
+      <w:fldSimple w:instr=" SEQ Table \* ARABIC ">
+        <w:r>
+          <w:t>1</w:t>
+        </w:r>
+      </w:fldSimple>
+      <w:r>
+        <w:t xml:space="preserve">: Occupation – Usages</w:t>
+      </w:r>
+    </w:p>
+    <w:bookmarkEnd w:id="83"/>
+    <w:bookmarkStart w:id="86" w:name="examples-1"/>
     <w:p>
       <w:pPr>
         <w:pStyle w:val="berschrift3"/>
@@ -9832,7 +10218,7 @@
         <w:t xml:space="preserve">Examples</w:t>
       </w:r>
     </w:p>
-    <w:bookmarkStart w:id="81" w:name="X8b50eef139a9f4954f760732d1515bf0a83eb91"/>
+    <w:bookmarkStart w:id="84" w:name="X8b50eef139a9f4954f760732d1515bf0a83eb91"/>
     <w:p>
       <w:pPr>
         <w:pStyle w:val="berschrift4"/>
@@ -9924,8 +10310,8 @@
         <w:t xml:space="preserve">true</w:t>
       </w:r>
     </w:p>
-    <w:bookmarkEnd w:id="81"/>
-    <w:bookmarkStart w:id="82" w:name="X43ba5899d3d28830cbd7f7ba8627756f5df0bbc"/>
+    <w:bookmarkEnd w:id="84"/>
+    <w:bookmarkStart w:id="85" w:name="X43ba5899d3d28830cbd7f7ba8627756f5df0bbc"/>
     <w:p>
       <w:pPr>
         <w:pStyle w:val="berschrift4"/>
@@ -10044,10 +10430,10 @@
         <w:t xml:space="preserve">true</w:t>
       </w:r>
     </w:p>
-    <w:bookmarkEnd w:id="82"/>
-    <w:bookmarkEnd w:id="83"/>
-    <w:bookmarkEnd w:id="84"/>
-    <w:bookmarkStart w:id="89" w:name="class-training"/>
+    <w:bookmarkEnd w:id="85"/>
+    <w:bookmarkEnd w:id="86"/>
+    <w:bookmarkEnd w:id="87"/>
+    <w:bookmarkStart w:id="92" w:name="class-training"/>
     <w:p>
       <w:pPr>
         <w:pStyle w:val="berschrift2"/>
@@ -10058,8 +10444,8 @@
       <w:r>
         <w:t xml:space="preserve"> </w:t>
       </w:r>
-      <w:bookmarkStart w:id="85" w:name="Training"/>
-      <w:bookmarkEnd w:id="85"/>
+      <w:bookmarkStart w:id="88" w:name="Training"/>
+      <w:bookmarkEnd w:id="88"/>
     </w:p>
     <w:p>
       <w:pPr>
@@ -10073,7 +10459,7 @@
         <w:t xml:space="preserve">Training or education of a person indicating a type (e.g., school diploma, university degree, military service), a label, an ISCO-19 code, and temporal validity.</w:t>
       </w:r>
     </w:p>
-    <w:bookmarkStart w:id="87" w:name="attribute-6"/>
+    <w:bookmarkStart w:id="90" w:name="attribute-6"/>
     <w:p>
       <w:pPr>
         <w:pStyle w:val="berschrift3"/>
@@ -10471,7 +10857,26 @@
         </w:tc>
       </w:tr>
     </w:tbl>
-    <w:bookmarkStart w:id="86" w:name="constraints-1"/>
+    <w:p>
+      <w:pPr>
+        <w:pStyle w:val="Beschriftung"/>
+      </w:pPr>
+      <w:r>
+        <w:t xml:space="preserve">Table</w:t>
+      </w:r>
+      <w:r>
+        <w:t xml:space="preserve"> </w:t>
+      </w:r>
+      <w:fldSimple w:instr=" SEQ Table \* ARABIC ">
+        <w:r>
+          <w:t>1</w:t>
+        </w:r>
+      </w:fldSimple>
+      <w:r>
+        <w:t xml:space="preserve">: Training – Attribute</w:t>
+      </w:r>
+    </w:p>
+    <w:bookmarkStart w:id="89" w:name="constraints-1"/>
     <w:p>
       <w:pPr>
         <w:pStyle w:val="berschrift5"/>
@@ -10493,7 +10898,7 @@
         <w:pStyle w:val="Compact"/>
         <w:numPr>
           <w:ilvl w:val="0"/>
-          <w:numId w:val="1007"/>
+          <w:numId w:val="1008"/>
         </w:numPr>
       </w:pPr>
       <w:r>
@@ -10505,7 +10910,7 @@
         <w:pStyle w:val="Compact"/>
         <w:numPr>
           <w:ilvl w:val="0"/>
-          <w:numId w:val="1007"/>
+          <w:numId w:val="1008"/>
         </w:numPr>
       </w:pPr>
       <w:r>
@@ -10517,16 +10922,16 @@
         <w:pStyle w:val="Compact"/>
         <w:numPr>
           <w:ilvl w:val="0"/>
-          <w:numId w:val="1007"/>
+          <w:numId w:val="1008"/>
         </w:numPr>
       </w:pPr>
       <w:r>
         <w:t xml:space="preserve">value</w:t>
       </w:r>
     </w:p>
-    <w:bookmarkEnd w:id="86"/>
-    <w:bookmarkEnd w:id="87"/>
-    <w:bookmarkStart w:id="88" w:name="usages-6"/>
+    <w:bookmarkEnd w:id="89"/>
+    <w:bookmarkEnd w:id="90"/>
+    <w:bookmarkStart w:id="91" w:name="usages-6"/>
     <w:p>
       <w:pPr>
         <w:pStyle w:val="berschrift3"/>
@@ -10661,9 +11066,28 @@
         </w:tc>
       </w:tr>
     </w:tbl>
-    <w:bookmarkEnd w:id="88"/>
-    <w:bookmarkEnd w:id="89"/>
-    <w:bookmarkStart w:id="135" w:name="enum-trainingtypeenum"/>
+    <w:p>
+      <w:pPr>
+        <w:pStyle w:val="Beschriftung"/>
+      </w:pPr>
+      <w:r>
+        <w:t xml:space="preserve">Table</w:t>
+      </w:r>
+      <w:r>
+        <w:t xml:space="preserve"> </w:t>
+      </w:r>
+      <w:fldSimple w:instr=" SEQ Table \* ARABIC ">
+        <w:r>
+          <w:t>1</w:t>
+        </w:r>
+      </w:fldSimple>
+      <w:r>
+        <w:t xml:space="preserve">: Training – Usages</w:t>
+      </w:r>
+    </w:p>
+    <w:bookmarkEnd w:id="91"/>
+    <w:bookmarkEnd w:id="92"/>
+    <w:bookmarkStart w:id="138" w:name="enum-trainingtypeenum"/>
     <w:p>
       <w:pPr>
         <w:pStyle w:val="berschrift2"/>
@@ -10674,8 +11098,8 @@
       <w:r>
         <w:t xml:space="preserve"> </w:t>
       </w:r>
-      <w:bookmarkStart w:id="90" w:name="TrainingTypeEnum"/>
-      <w:bookmarkEnd w:id="90"/>
+      <w:bookmarkStart w:id="93" w:name="TrainingTypeEnum"/>
+      <w:bookmarkEnd w:id="93"/>
     </w:p>
     <w:p>
       <w:pPr>
@@ -10699,7 +11123,7 @@
       <w:r>
         <w:t xml:space="preserve"> </w:t>
       </w:r>
-      <w:hyperlink ns1:id="rId91">
+      <w:hyperlink ns1:id="rId94">
         <w:r>
           <w:rPr>
             <w:rStyle w:val="Hyperlink"/>
@@ -10708,7 +11132,7 @@
         </w:r>
       </w:hyperlink>
     </w:p>
-    <w:bookmarkStart w:id="134" w:name="permissible-values-2"/>
+    <w:bookmarkStart w:id="137" w:name="permissible-values-2"/>
     <w:p>
       <w:pPr>
         <w:pStyle w:val="berschrift3"/>
@@ -10798,7 +11222,7 @@
             <w:pPr>
               <w:pStyle w:val="Compact"/>
             </w:pPr>
-            <w:hyperlink ns1:id="rId92">
+            <w:hyperlink ns1:id="rId95">
               <w:r>
                 <w:rPr>
                   <w:rStyle w:val="Hyperlink"/>
@@ -10852,7 +11276,7 @@
             <w:pPr>
               <w:pStyle w:val="Compact"/>
             </w:pPr>
-            <w:hyperlink ns1:id="rId93">
+            <w:hyperlink ns1:id="rId96">
               <w:r>
                 <w:rPr>
                   <w:rStyle w:val="Hyperlink"/>
@@ -10906,7 +11330,7 @@
             <w:pPr>
               <w:pStyle w:val="Compact"/>
             </w:pPr>
-            <w:hyperlink ns1:id="rId94">
+            <w:hyperlink ns1:id="rId97">
               <w:r>
                 <w:rPr>
                   <w:rStyle w:val="Hyperlink"/>
@@ -10960,7 +11384,7 @@
             <w:pPr>
               <w:pStyle w:val="Compact"/>
             </w:pPr>
-            <w:hyperlink ns1:id="rId95">
+            <w:hyperlink ns1:id="rId98">
               <w:r>
                 <w:rPr>
                   <w:rStyle w:val="Hyperlink"/>
@@ -11014,7 +11438,7 @@
             <w:pPr>
               <w:pStyle w:val="Compact"/>
             </w:pPr>
-            <w:hyperlink ns1:id="rId96">
+            <w:hyperlink ns1:id="rId99">
               <w:r>
                 <w:rPr>
                   <w:rStyle w:val="Hyperlink"/>
@@ -11068,7 +11492,7 @@
             <w:pPr>
               <w:pStyle w:val="Compact"/>
             </w:pPr>
-            <w:hyperlink ns1:id="rId97">
+            <w:hyperlink ns1:id="rId100">
               <w:r>
                 <w:rPr>
                   <w:rStyle w:val="Hyperlink"/>
@@ -11122,7 +11546,7 @@
             <w:pPr>
               <w:pStyle w:val="Compact"/>
             </w:pPr>
-            <w:hyperlink ns1:id="rId98">
+            <w:hyperlink ns1:id="rId101">
               <w:r>
                 <w:rPr>
                   <w:rStyle w:val="Hyperlink"/>
@@ -11176,7 +11600,7 @@
             <w:pPr>
               <w:pStyle w:val="Compact"/>
             </w:pPr>
-            <w:hyperlink ns1:id="rId99">
+            <w:hyperlink ns1:id="rId102">
               <w:r>
                 <w:rPr>
                   <w:rStyle w:val="Hyperlink"/>
@@ -11230,7 +11654,7 @@
             <w:pPr>
               <w:pStyle w:val="Compact"/>
             </w:pPr>
-            <w:hyperlink ns1:id="rId100">
+            <w:hyperlink ns1:id="rId103">
               <w:r>
                 <w:rPr>
                   <w:rStyle w:val="Hyperlink"/>
@@ -11284,7 +11708,7 @@
             <w:pPr>
               <w:pStyle w:val="Compact"/>
             </w:pPr>
-            <w:hyperlink ns1:id="rId101">
+            <w:hyperlink ns1:id="rId104">
               <w:r>
                 <w:rPr>
                   <w:rStyle w:val="Hyperlink"/>
@@ -11338,7 +11762,7 @@
             <w:pPr>
               <w:pStyle w:val="Compact"/>
             </w:pPr>
-            <w:hyperlink ns1:id="rId102">
+            <w:hyperlink ns1:id="rId105">
               <w:r>
                 <w:rPr>
                   <w:rStyle w:val="Hyperlink"/>
@@ -11392,7 +11816,7 @@
             <w:pPr>
               <w:pStyle w:val="Compact"/>
             </w:pPr>
-            <w:hyperlink ns1:id="rId103">
+            <w:hyperlink ns1:id="rId106">
               <w:r>
                 <w:rPr>
                   <w:rStyle w:val="Hyperlink"/>
@@ -11446,7 +11870,7 @@
             <w:pPr>
               <w:pStyle w:val="Compact"/>
             </w:pPr>
-            <w:hyperlink ns1:id="rId104">
+            <w:hyperlink ns1:id="rId107">
               <w:r>
                 <w:rPr>
                   <w:rStyle w:val="Hyperlink"/>
@@ -11500,7 +11924,7 @@
             <w:pPr>
               <w:pStyle w:val="Compact"/>
             </w:pPr>
-            <w:hyperlink ns1:id="rId105">
+            <w:hyperlink ns1:id="rId108">
               <w:r>
                 <w:rPr>
                   <w:rStyle w:val="Hyperlink"/>
@@ -11554,7 +11978,7 @@
             <w:pPr>
               <w:pStyle w:val="Compact"/>
             </w:pPr>
-            <w:hyperlink ns1:id="rId106">
+            <w:hyperlink ns1:id="rId109">
               <w:r>
                 <w:rPr>
                   <w:rStyle w:val="Hyperlink"/>
@@ -11608,7 +12032,7 @@
             <w:pPr>
               <w:pStyle w:val="Compact"/>
             </w:pPr>
-            <w:hyperlink ns1:id="rId107">
+            <w:hyperlink ns1:id="rId110">
               <w:r>
                 <w:rPr>
                   <w:rStyle w:val="Hyperlink"/>
@@ -11662,7 +12086,7 @@
             <w:pPr>
               <w:pStyle w:val="Compact"/>
             </w:pPr>
-            <w:hyperlink ns1:id="rId108">
+            <w:hyperlink ns1:id="rId111">
               <w:r>
                 <w:rPr>
                   <w:rStyle w:val="Hyperlink"/>
@@ -11716,7 +12140,7 @@
             <w:pPr>
               <w:pStyle w:val="Compact"/>
             </w:pPr>
-            <w:hyperlink ns1:id="rId109">
+            <w:hyperlink ns1:id="rId112">
               <w:r>
                 <w:rPr>
                   <w:rStyle w:val="Hyperlink"/>
@@ -11770,7 +12194,7 @@
             <w:pPr>
               <w:pStyle w:val="Compact"/>
             </w:pPr>
-            <w:hyperlink ns1:id="rId110">
+            <w:hyperlink ns1:id="rId113">
               <w:r>
                 <w:rPr>
                   <w:rStyle w:val="Hyperlink"/>
@@ -11824,7 +12248,7 @@
             <w:pPr>
               <w:pStyle w:val="Compact"/>
             </w:pPr>
-            <w:hyperlink ns1:id="rId111">
+            <w:hyperlink ns1:id="rId114">
               <w:r>
                 <w:rPr>
                   <w:rStyle w:val="Hyperlink"/>
@@ -11878,7 +12302,7 @@
             <w:pPr>
               <w:pStyle w:val="Compact"/>
             </w:pPr>
-            <w:hyperlink ns1:id="rId112">
+            <w:hyperlink ns1:id="rId115">
               <w:r>
                 <w:rPr>
                   <w:rStyle w:val="Hyperlink"/>
@@ -11932,7 +12356,7 @@
             <w:pPr>
               <w:pStyle w:val="Compact"/>
             </w:pPr>
-            <w:hyperlink ns1:id="rId113">
+            <w:hyperlink ns1:id="rId116">
               <w:r>
                 <w:rPr>
                   <w:rStyle w:val="Hyperlink"/>
@@ -11986,7 +12410,7 @@
             <w:pPr>
               <w:pStyle w:val="Compact"/>
             </w:pPr>
-            <w:hyperlink ns1:id="rId114">
+            <w:hyperlink ns1:id="rId117">
               <w:r>
                 <w:rPr>
                   <w:rStyle w:val="Hyperlink"/>
@@ -12040,7 +12464,7 @@
             <w:pPr>
               <w:pStyle w:val="Compact"/>
             </w:pPr>
-            <w:hyperlink ns1:id="rId115">
+            <w:hyperlink ns1:id="rId118">
               <w:r>
                 <w:rPr>
                   <w:rStyle w:val="Hyperlink"/>
@@ -12094,7 +12518,7 @@
             <w:pPr>
               <w:pStyle w:val="Compact"/>
             </w:pPr>
-            <w:hyperlink ns1:id="rId116">
+            <w:hyperlink ns1:id="rId119">
               <w:r>
                 <w:rPr>
                   <w:rStyle w:val="Hyperlink"/>
@@ -12148,7 +12572,7 @@
             <w:pPr>
               <w:pStyle w:val="Compact"/>
             </w:pPr>
-            <w:hyperlink ns1:id="rId117">
+            <w:hyperlink ns1:id="rId120">
               <w:r>
                 <w:rPr>
                   <w:rStyle w:val="Hyperlink"/>
@@ -12202,7 +12626,7 @@
             <w:pPr>
               <w:pStyle w:val="Compact"/>
             </w:pPr>
-            <w:hyperlink ns1:id="rId118">
+            <w:hyperlink ns1:id="rId121">
               <w:r>
                 <w:rPr>
                   <w:rStyle w:val="Hyperlink"/>
@@ -12256,7 +12680,7 @@
             <w:pPr>
               <w:pStyle w:val="Compact"/>
             </w:pPr>
-            <w:hyperlink ns1:id="rId119">
+            <w:hyperlink ns1:id="rId122">
               <w:r>
                 <w:rPr>
                   <w:rStyle w:val="Hyperlink"/>
@@ -12310,7 +12734,7 @@
             <w:pPr>
               <w:pStyle w:val="Compact"/>
             </w:pPr>
-            <w:hyperlink ns1:id="rId120">
+            <w:hyperlink ns1:id="rId123">
               <w:r>
                 <w:rPr>
                   <w:rStyle w:val="Hyperlink"/>
@@ -12364,7 +12788,7 @@
             <w:pPr>
               <w:pStyle w:val="Compact"/>
             </w:pPr>
-            <w:hyperlink ns1:id="rId121">
+            <w:hyperlink ns1:id="rId124">
               <w:r>
                 <w:rPr>
                   <w:rStyle w:val="Hyperlink"/>
@@ -12418,7 +12842,7 @@
             <w:pPr>
               <w:pStyle w:val="Compact"/>
             </w:pPr>
-            <w:hyperlink ns1:id="rId122">
+            <w:hyperlink ns1:id="rId125">
               <w:r>
                 <w:rPr>
                   <w:rStyle w:val="Hyperlink"/>
@@ -12472,7 +12896,7 @@
             <w:pPr>
               <w:pStyle w:val="Compact"/>
             </w:pPr>
-            <w:hyperlink ns1:id="rId123">
+            <w:hyperlink ns1:id="rId126">
               <w:r>
                 <w:rPr>
                   <w:rStyle w:val="Hyperlink"/>
@@ -12526,7 +12950,7 @@
             <w:pPr>
               <w:pStyle w:val="Compact"/>
             </w:pPr>
-            <w:hyperlink ns1:id="rId124">
+            <w:hyperlink ns1:id="rId127">
               <w:r>
                 <w:rPr>
                   <w:rStyle w:val="Hyperlink"/>
@@ -12580,7 +13004,7 @@
             <w:pPr>
               <w:pStyle w:val="Compact"/>
             </w:pPr>
-            <w:hyperlink ns1:id="rId125">
+            <w:hyperlink ns1:id="rId128">
               <w:r>
                 <w:rPr>
                   <w:rStyle w:val="Hyperlink"/>
@@ -12634,7 +13058,7 @@
             <w:pPr>
               <w:pStyle w:val="Compact"/>
             </w:pPr>
-            <w:hyperlink ns1:id="rId126">
+            <w:hyperlink ns1:id="rId129">
               <w:r>
                 <w:rPr>
                   <w:rStyle w:val="Hyperlink"/>
@@ -12688,7 +13112,7 @@
             <w:pPr>
               <w:pStyle w:val="Compact"/>
             </w:pPr>
-            <w:hyperlink ns1:id="rId127">
+            <w:hyperlink ns1:id="rId130">
               <w:r>
                 <w:rPr>
                   <w:rStyle w:val="Hyperlink"/>
@@ -12742,7 +13166,7 @@
             <w:pPr>
               <w:pStyle w:val="Compact"/>
             </w:pPr>
-            <w:hyperlink ns1:id="rId128">
+            <w:hyperlink ns1:id="rId131">
               <w:r>
                 <w:rPr>
                   <w:rStyle w:val="Hyperlink"/>
@@ -12796,7 +13220,7 @@
             <w:pPr>
               <w:pStyle w:val="Compact"/>
             </w:pPr>
-            <w:hyperlink ns1:id="rId129">
+            <w:hyperlink ns1:id="rId132">
               <w:r>
                 <w:rPr>
                   <w:rStyle w:val="Hyperlink"/>
@@ -12850,7 +13274,7 @@
             <w:pPr>
               <w:pStyle w:val="Compact"/>
             </w:pPr>
-            <w:hyperlink ns1:id="rId130">
+            <w:hyperlink ns1:id="rId133">
               <w:r>
                 <w:rPr>
                   <w:rStyle w:val="Hyperlink"/>
@@ -12904,7 +13328,7 @@
             <w:pPr>
               <w:pStyle w:val="Compact"/>
             </w:pPr>
-            <w:hyperlink ns1:id="rId131">
+            <w:hyperlink ns1:id="rId134">
               <w:r>
                 <w:rPr>
                   <w:rStyle w:val="Hyperlink"/>
@@ -12958,7 +13382,7 @@
             <w:pPr>
               <w:pStyle w:val="Compact"/>
             </w:pPr>
-            <w:hyperlink ns1:id="rId132">
+            <w:hyperlink ns1:id="rId135">
               <w:r>
                 <w:rPr>
                   <w:rStyle w:val="Hyperlink"/>
@@ -13012,7 +13436,7 @@
             <w:pPr>
               <w:pStyle w:val="Compact"/>
             </w:pPr>
-            <w:hyperlink ns1:id="rId133">
+            <w:hyperlink ns1:id="rId136">
               <w:r>
                 <w:rPr>
                   <w:rStyle w:val="Hyperlink"/>
@@ -13067,15 +13491,34 @@
         </w:tc>
       </w:tr>
     </w:tbl>
-    <w:bookmarkEnd w:id="134"/>
     <w:p>
+      <w:pPr>
+        <w:pStyle w:val="Beschriftung"/>
+      </w:pPr>
+      <w:r>
+        <w:t xml:space="preserve">Table</w:t>
+      </w:r>
+      <w:r>
+        <w:t xml:space="preserve"> </w:t>
+      </w:r>
+      <w:fldSimple w:instr=" SEQ Table \* ARABIC ">
+        <w:r>
+          <w:t>1</w:t>
+        </w:r>
+      </w:fldSimple>
+      <w:r>
+        <w:t xml:space="preserve">: TrainingTypeEnum – Permissible Values</w:t>
+      </w:r>
+    </w:p>
+    <w:bookmarkEnd w:id="137"/>
+    <w:p>
       <w:r>
         <w:br w:type="page"/>
       </w:r>
     </w:p>
-    <w:bookmarkEnd w:id="135"/>
-    <w:bookmarkEnd w:id="136"/>
-    <w:bookmarkStart w:id="183" w:name="groups-and-bodies-groups"/>
+    <w:bookmarkEnd w:id="138"/>
+    <w:bookmarkEnd w:id="139"/>
+    <w:bookmarkStart w:id="186" w:name="groups-and-bodies-groups"/>
     <w:p>
       <w:pPr>
         <w:pStyle w:val="berschrift1"/>
@@ -13097,7 +13540,7 @@
         <w:pStyle w:val="Compact"/>
         <w:numPr>
           <w:ilvl w:val="0"/>
-          <w:numId w:val="1008"/>
+          <w:numId w:val="1009"/>
         </w:numPr>
       </w:pPr>
       <w:r>
@@ -13162,7 +13605,7 @@
         <w:pStyle w:val="Compact"/>
         <w:numPr>
           <w:ilvl w:val="0"/>
-          <w:numId w:val="1008"/>
+          <w:numId w:val="1009"/>
         </w:numPr>
       </w:pPr>
       <w:r>
@@ -13278,7 +13721,7 @@
         <w:pStyle w:val="Compact"/>
         <w:numPr>
           <w:ilvl w:val="0"/>
-          <w:numId w:val="1008"/>
+          <w:numId w:val="1009"/>
         </w:numPr>
       </w:pPr>
       <w:r>
@@ -13316,7 +13759,7 @@
         <w:t xml:space="preserve">, it is possible to represent, for example, committees that exist only during a legislative period, or renamings and mergers of parties.</w:t>
       </w:r>
     </w:p>
-    <w:bookmarkStart w:id="151" w:name="class-group"/>
+    <w:bookmarkStart w:id="154" w:name="class-group"/>
     <w:p>
       <w:pPr>
         <w:pStyle w:val="berschrift2"/>
@@ -13327,8 +13770,8 @@
       <w:r>
         <w:t xml:space="preserve"> </w:t>
       </w:r>
-      <w:bookmarkStart w:id="137" w:name="Group"/>
-      <w:bookmarkEnd w:id="137"/>
+      <w:bookmarkStart w:id="140" w:name="Group"/>
+      <w:bookmarkEnd w:id="140"/>
     </w:p>
     <w:p>
       <w:pPr>
@@ -13342,7 +13785,7 @@
         <w:t xml:space="preserve">A political group, organization, or body (e.g., party, committee, parliament, department).</w:t>
       </w:r>
     </w:p>
-    <w:bookmarkStart w:id="138" w:name="attribute-7"/>
+    <w:bookmarkStart w:id="141" w:name="attribute-7"/>
     <w:p>
       <w:pPr>
         <w:pStyle w:val="berschrift3"/>
@@ -14702,8 +15145,27 @@
         </w:tc>
       </w:tr>
     </w:tbl>
-    <w:bookmarkEnd w:id="138"/>
-    <w:bookmarkStart w:id="139" w:name="usages-7"/>
+    <w:p>
+      <w:pPr>
+        <w:pStyle w:val="Beschriftung"/>
+      </w:pPr>
+      <w:r>
+        <w:t xml:space="preserve">Table</w:t>
+      </w:r>
+      <w:r>
+        <w:t xml:space="preserve"> </w:t>
+      </w:r>
+      <w:fldSimple w:instr=" SEQ Table \* ARABIC ">
+        <w:r>
+          <w:t>1</w:t>
+        </w:r>
+      </w:fldSimple>
+      <w:r>
+        <w:t xml:space="preserve">: Group – Attribute</w:t>
+      </w:r>
+    </w:p>
+    <w:bookmarkEnd w:id="141"/>
+    <w:bookmarkStart w:id="142" w:name="usages-7"/>
     <w:p>
       <w:pPr>
         <w:pStyle w:val="berschrift3"/>
@@ -14833,8 +15295,27 @@
         </w:tc>
       </w:tr>
     </w:tbl>
-    <w:bookmarkEnd w:id="139"/>
-    <w:bookmarkStart w:id="150" w:name="examples-2"/>
+    <w:p>
+      <w:pPr>
+        <w:pStyle w:val="Beschriftung"/>
+      </w:pPr>
+      <w:r>
+        <w:t xml:space="preserve">Table</w:t>
+      </w:r>
+      <w:r>
+        <w:t xml:space="preserve"> </w:t>
+      </w:r>
+      <w:fldSimple w:instr=" SEQ Table \* ARABIC ">
+        <w:r>
+          <w:t>1</w:t>
+        </w:r>
+      </w:fldSimple>
+      <w:r>
+        <w:t xml:space="preserve">: Group – Usages</w:t>
+      </w:r>
+    </w:p>
+    <w:bookmarkEnd w:id="142"/>
+    <w:bookmarkStart w:id="153" w:name="examples-2"/>
     <w:p>
       <w:pPr>
         <w:pStyle w:val="berschrift3"/>
@@ -14843,7 +15324,7 @@
         <w:t xml:space="preserve">Examples</w:t>
       </w:r>
     </w:p>
-    <w:bookmarkStart w:id="140" w:name="X1257fb505f6202b7fd97f080fbbc9ae5f966ceb"/>
+    <w:bookmarkStart w:id="143" w:name="X1257fb505f6202b7fd97f080fbbc9ae5f966ceb"/>
     <w:p>
       <w:pPr>
         <w:pStyle w:val="berschrift4"/>
@@ -15622,8 +16103,8 @@
         <w:t xml:space="preserve"> https://ld.admin.ch/canton/12</w:t>
       </w:r>
     </w:p>
-    <w:bookmarkEnd w:id="140"/>
-    <w:bookmarkStart w:id="141" w:name="X02227181f3a58b782a40aac8c47e83ce5a36775"/>
+    <w:bookmarkEnd w:id="143"/>
+    <w:bookmarkStart w:id="144" w:name="X02227181f3a58b782a40aac8c47e83ce5a36775"/>
     <w:p>
       <w:pPr>
         <w:pStyle w:val="berschrift4"/>
@@ -16192,8 +16673,8 @@
         <w:t xml:space="preserve"> de</w:t>
       </w:r>
     </w:p>
-    <w:bookmarkEnd w:id="141"/>
-    <w:bookmarkStart w:id="142" w:name="X04fb4a429bda36b93889fa9322d5bd55ec91b1b"/>
+    <w:bookmarkEnd w:id="144"/>
+    <w:bookmarkStart w:id="145" w:name="X04fb4a429bda36b93889fa9322d5bd55ec91b1b"/>
     <w:p>
       <w:pPr>
         <w:pStyle w:val="berschrift4"/>
@@ -17452,8 +17933,8 @@
         <w:t xml:space="preserve"> 2012-01-01</w:t>
       </w:r>
     </w:p>
-    <w:bookmarkEnd w:id="142"/>
-    <w:bookmarkStart w:id="143" w:name="X97d0b852ee685637f46c94ce294eb37243dc6f0"/>
+    <w:bookmarkEnd w:id="145"/>
+    <w:bookmarkStart w:id="146" w:name="X97d0b852ee685637f46c94ce294eb37243dc6f0"/>
     <w:p>
       <w:pPr>
         <w:pStyle w:val="berschrift4"/>
@@ -17914,8 +18395,8 @@
         <w:t xml:space="preserve"> Grosser Rat Basel-Stadt</w:t>
       </w:r>
     </w:p>
-    <w:bookmarkEnd w:id="143"/>
-    <w:bookmarkStart w:id="144" w:name="Xc2bb5325e308c6741e95f6f0d61056d1714dad2"/>
+    <w:bookmarkEnd w:id="146"/>
+    <w:bookmarkStart w:id="147" w:name="Xc2bb5325e308c6741e95f6f0d61056d1714dad2"/>
     <w:p>
       <w:pPr>
         <w:pStyle w:val="berschrift4"/>
@@ -18370,8 +18851,8 @@
         <w:t xml:space="preserve"> https://ld.admin.ch/canton/22</w:t>
       </w:r>
     </w:p>
-    <w:bookmarkEnd w:id="144"/>
-    <w:bookmarkStart w:id="145" w:name="Xa6f0f85457e105442a0fdb9f8452c4c7772cd83"/>
+    <w:bookmarkEnd w:id="147"/>
+    <w:bookmarkStart w:id="148" w:name="Xa6f0f85457e105442a0fdb9f8452c4c7772cd83"/>
     <w:p>
       <w:pPr>
         <w:pStyle w:val="berschrift4"/>
@@ -19150,8 +19631,8 @@
         <w:t xml:space="preserve"> https://ld.admin.ch/canton/12</w:t>
       </w:r>
     </w:p>
-    <w:bookmarkEnd w:id="145"/>
-    <w:bookmarkStart w:id="146" w:name="Xec80f08c8e27a691fddfbf4aea4a329480b7a6e"/>
+    <w:bookmarkEnd w:id="148"/>
+    <w:bookmarkStart w:id="149" w:name="Xec80f08c8e27a691fddfbf4aea4a329480b7a6e"/>
     <w:p>
       <w:pPr>
         <w:pStyle w:val="berschrift4"/>
@@ -19495,8 +19976,8 @@
         <w:t xml:space="preserve"> https://ld.admin.ch/municipality/3203</w:t>
       </w:r>
     </w:p>
-    <w:bookmarkEnd w:id="146"/>
-    <w:bookmarkStart w:id="147" w:name="X2d34236d6301a5d0c9ff9493c75e7c7754d527e"/>
+    <w:bookmarkEnd w:id="149"/>
+    <w:bookmarkStart w:id="150" w:name="X2d34236d6301a5d0c9ff9493c75e7c7754d527e"/>
     <w:p>
       <w:pPr>
         <w:pStyle w:val="berschrift4"/>
@@ -20365,8 +20846,8 @@
         <w:t xml:space="preserve"> https://ld.admin.ch/canton/15</w:t>
       </w:r>
     </w:p>
-    <w:bookmarkEnd w:id="147"/>
-    <w:bookmarkStart w:id="148" w:name="Xdc60416ef8c5dfe3fa677135d049c7c4d529253"/>
+    <w:bookmarkEnd w:id="150"/>
+    <w:bookmarkStart w:id="151" w:name="Xdc60416ef8c5dfe3fa677135d049c7c4d529253"/>
     <w:p>
       <w:pPr>
         <w:pStyle w:val="berschrift4"/>
@@ -21367,8 +21848,8 @@
         <w:t xml:space="preserve"> 2007-12-12</w:t>
       </w:r>
     </w:p>
-    <w:bookmarkEnd w:id="148"/>
-    <w:bookmarkStart w:id="149" w:name="Xd61743657ee0548d971e7f6437c8d5c2456b2e9"/>
+    <w:bookmarkEnd w:id="151"/>
+    <w:bookmarkStart w:id="152" w:name="Xd61743657ee0548d971e7f6437c8d5c2456b2e9"/>
     <w:p>
       <w:pPr>
         <w:pStyle w:val="berschrift4"/>
@@ -22246,10 +22727,10 @@
         <w:t xml:space="preserve"> https://ld.admin.ch/country/CHE</w:t>
       </w:r>
     </w:p>
-    <w:bookmarkEnd w:id="149"/>
-    <w:bookmarkEnd w:id="150"/>
-    <w:bookmarkEnd w:id="151"/>
-    <w:bookmarkStart w:id="155" w:name="class-grouptype"/>
+    <w:bookmarkEnd w:id="152"/>
+    <w:bookmarkEnd w:id="153"/>
+    <w:bookmarkEnd w:id="154"/>
+    <w:bookmarkStart w:id="158" w:name="class-grouptype"/>
     <w:p>
       <w:pPr>
         <w:pStyle w:val="berschrift2"/>
@@ -22260,8 +22741,8 @@
       <w:r>
         <w:t xml:space="preserve"> </w:t>
       </w:r>
-      <w:bookmarkStart w:id="152" w:name="GroupType"/>
-      <w:bookmarkEnd w:id="152"/>
+      <w:bookmarkStart w:id="155" w:name="GroupType"/>
+      <w:bookmarkEnd w:id="155"/>
     </w:p>
     <w:p>
       <w:pPr>
@@ -22275,7 +22756,7 @@
         <w:t xml:space="preserve">Type of group (e.g., party, committee, parliament, department).</w:t>
       </w:r>
     </w:p>
-    <w:bookmarkStart w:id="153" w:name="attribute-8"/>
+    <w:bookmarkStart w:id="156" w:name="attribute-8"/>
     <w:p>
       <w:pPr>
         <w:pStyle w:val="berschrift3"/>
@@ -22434,8 +22915,27 @@
         </w:tc>
       </w:tr>
     </w:tbl>
-    <w:bookmarkEnd w:id="153"/>
-    <w:bookmarkStart w:id="154" w:name="usages-8"/>
+    <w:p>
+      <w:pPr>
+        <w:pStyle w:val="Beschriftung"/>
+      </w:pPr>
+      <w:r>
+        <w:t xml:space="preserve">Table</w:t>
+      </w:r>
+      <w:r>
+        <w:t xml:space="preserve"> </w:t>
+      </w:r>
+      <w:fldSimple w:instr=" SEQ Table \* ARABIC ">
+        <w:r>
+          <w:t>1</w:t>
+        </w:r>
+      </w:fldSimple>
+      <w:r>
+        <w:t xml:space="preserve">: GroupType – Attribute</w:t>
+      </w:r>
+    </w:p>
+    <w:bookmarkEnd w:id="156"/>
+    <w:bookmarkStart w:id="157" w:name="usages-8"/>
     <w:p>
       <w:pPr>
         <w:pStyle w:val="berschrift3"/>
@@ -22570,9 +23070,28 @@
         </w:tc>
       </w:tr>
     </w:tbl>
-    <w:bookmarkEnd w:id="154"/>
-    <w:bookmarkEnd w:id="155"/>
-    <w:bookmarkStart w:id="182" w:name="enum-grouptypeenum"/>
+    <w:p>
+      <w:pPr>
+        <w:pStyle w:val="Beschriftung"/>
+      </w:pPr>
+      <w:r>
+        <w:t xml:space="preserve">Table</w:t>
+      </w:r>
+      <w:r>
+        <w:t xml:space="preserve"> </w:t>
+      </w:r>
+      <w:fldSimple w:instr=" SEQ Table \* ARABIC ">
+        <w:r>
+          <w:t>1</w:t>
+        </w:r>
+      </w:fldSimple>
+      <w:r>
+        <w:t xml:space="preserve">: GroupType – Usages</w:t>
+      </w:r>
+    </w:p>
+    <w:bookmarkEnd w:id="157"/>
+    <w:bookmarkEnd w:id="158"/>
+    <w:bookmarkStart w:id="185" w:name="enum-grouptypeenum"/>
     <w:p>
       <w:pPr>
         <w:pStyle w:val="berschrift2"/>
@@ -22583,8 +23102,8 @@
       <w:r>
         <w:t xml:space="preserve"> </w:t>
       </w:r>
-      <w:bookmarkStart w:id="156" w:name="GroupTypeEnum"/>
-      <w:bookmarkEnd w:id="156"/>
+      <w:bookmarkStart w:id="159" w:name="GroupTypeEnum"/>
+      <w:bookmarkEnd w:id="159"/>
     </w:p>
     <w:p>
       <w:pPr>
@@ -22712,7 +23231,7 @@
       <w:r>
         <w:t xml:space="preserve"> </w:t>
       </w:r>
-      <w:hyperlink ns1:id="rId157">
+      <w:hyperlink ns1:id="rId160">
         <w:r>
           <w:rPr>
             <w:rStyle w:val="Hyperlink"/>
@@ -22721,7 +23240,7 @@
         </w:r>
       </w:hyperlink>
     </w:p>
-    <w:bookmarkStart w:id="181" w:name="permissible-values-3"/>
+    <w:bookmarkStart w:id="184" w:name="permissible-values-3"/>
     <w:p>
       <w:pPr>
         <w:pStyle w:val="berschrift3"/>
@@ -22811,7 +23330,7 @@
             <w:pPr>
               <w:pStyle w:val="Compact"/>
             </w:pPr>
-            <w:hyperlink ns1:id="rId158">
+            <w:hyperlink ns1:id="rId161">
               <w:r>
                 <w:rPr>
                   <w:rStyle w:val="Hyperlink"/>
@@ -22865,7 +23384,7 @@
             <w:pPr>
               <w:pStyle w:val="Compact"/>
             </w:pPr>
-            <w:hyperlink ns1:id="rId159">
+            <w:hyperlink ns1:id="rId162">
               <w:r>
                 <w:rPr>
                   <w:rStyle w:val="Hyperlink"/>
@@ -22919,7 +23438,7 @@
             <w:pPr>
               <w:pStyle w:val="Compact"/>
             </w:pPr>
-            <w:hyperlink ns1:id="rId160">
+            <w:hyperlink ns1:id="rId163">
               <w:r>
                 <w:rPr>
                   <w:rStyle w:val="Hyperlink"/>
@@ -22979,7 +23498,7 @@
             <w:pPr>
               <w:pStyle w:val="Compact"/>
             </w:pPr>
-            <w:hyperlink ns1:id="rId161">
+            <w:hyperlink ns1:id="rId164">
               <w:r>
                 <w:rPr>
                   <w:rStyle w:val="Hyperlink"/>
@@ -23033,7 +23552,7 @@
             <w:pPr>
               <w:pStyle w:val="Compact"/>
             </w:pPr>
-            <w:hyperlink ns1:id="rId162">
+            <w:hyperlink ns1:id="rId165">
               <w:r>
                 <w:rPr>
                   <w:rStyle w:val="Hyperlink"/>
@@ -23087,7 +23606,7 @@
             <w:pPr>
               <w:pStyle w:val="Compact"/>
             </w:pPr>
-            <w:hyperlink ns1:id="rId163">
+            <w:hyperlink ns1:id="rId166">
               <w:r>
                 <w:rPr>
                   <w:rStyle w:val="Hyperlink"/>
@@ -23141,7 +23660,7 @@
             <w:pPr>
               <w:pStyle w:val="Compact"/>
             </w:pPr>
-            <w:hyperlink ns1:id="rId164">
+            <w:hyperlink ns1:id="rId167">
               <w:r>
                 <w:rPr>
                   <w:rStyle w:val="Hyperlink"/>
@@ -23195,7 +23714,7 @@
             <w:pPr>
               <w:pStyle w:val="Compact"/>
             </w:pPr>
-            <w:hyperlink ns1:id="rId165">
+            <w:hyperlink ns1:id="rId168">
               <w:r>
                 <w:rPr>
                   <w:rStyle w:val="Hyperlink"/>
@@ -23249,7 +23768,7 @@
             <w:pPr>
               <w:pStyle w:val="Compact"/>
             </w:pPr>
-            <w:hyperlink ns1:id="rId166">
+            <w:hyperlink ns1:id="rId169">
               <w:r>
                 <w:rPr>
                   <w:rStyle w:val="Hyperlink"/>
@@ -23303,7 +23822,7 @@
             <w:pPr>
               <w:pStyle w:val="Compact"/>
             </w:pPr>
-            <w:hyperlink ns1:id="rId167">
+            <w:hyperlink ns1:id="rId170">
               <w:r>
                 <w:rPr>
                   <w:rStyle w:val="Hyperlink"/>
@@ -23357,7 +23876,7 @@
             <w:pPr>
               <w:pStyle w:val="Compact"/>
             </w:pPr>
-            <w:hyperlink ns1:id="rId168">
+            <w:hyperlink ns1:id="rId171">
               <w:r>
                 <w:rPr>
                   <w:rStyle w:val="Hyperlink"/>
@@ -23411,7 +23930,7 @@
             <w:pPr>
               <w:pStyle w:val="Compact"/>
             </w:pPr>
-            <w:hyperlink ns1:id="rId169">
+            <w:hyperlink ns1:id="rId172">
               <w:r>
                 <w:rPr>
                   <w:rStyle w:val="Hyperlink"/>
@@ -23465,7 +23984,7 @@
             <w:pPr>
               <w:pStyle w:val="Compact"/>
             </w:pPr>
-            <w:hyperlink ns1:id="rId170">
+            <w:hyperlink ns1:id="rId173">
               <w:r>
                 <w:rPr>
                   <w:rStyle w:val="Hyperlink"/>
@@ -23525,7 +24044,7 @@
             <w:pPr>
               <w:pStyle w:val="Compact"/>
             </w:pPr>
-            <w:hyperlink ns1:id="rId171">
+            <w:hyperlink ns1:id="rId174">
               <w:r>
                 <w:rPr>
                   <w:rStyle w:val="Hyperlink"/>
@@ -23579,7 +24098,7 @@
             <w:pPr>
               <w:pStyle w:val="Compact"/>
             </w:pPr>
-            <w:hyperlink ns1:id="rId172">
+            <w:hyperlink ns1:id="rId175">
               <w:r>
                 <w:rPr>
                   <w:rStyle w:val="Hyperlink"/>
@@ -23633,7 +24152,7 @@
             <w:pPr>
               <w:pStyle w:val="Compact"/>
             </w:pPr>
-            <w:hyperlink ns1:id="rId173">
+            <w:hyperlink ns1:id="rId176">
               <w:r>
                 <w:rPr>
                   <w:rStyle w:val="Hyperlink"/>
@@ -23687,7 +24206,7 @@
             <w:pPr>
               <w:pStyle w:val="Compact"/>
             </w:pPr>
-            <w:hyperlink ns1:id="rId174">
+            <w:hyperlink ns1:id="rId177">
               <w:r>
                 <w:rPr>
                   <w:rStyle w:val="Hyperlink"/>
@@ -23741,7 +24260,7 @@
             <w:pPr>
               <w:pStyle w:val="Compact"/>
             </w:pPr>
-            <w:hyperlink ns1:id="rId175">
+            <w:hyperlink ns1:id="rId178">
               <w:r>
                 <w:rPr>
                   <w:rStyle w:val="Hyperlink"/>
@@ -23795,7 +24314,7 @@
             <w:pPr>
               <w:pStyle w:val="Compact"/>
             </w:pPr>
-            <w:hyperlink ns1:id="rId176">
+            <w:hyperlink ns1:id="rId179">
               <w:r>
                 <w:rPr>
                   <w:rStyle w:val="Hyperlink"/>
@@ -23849,7 +24368,7 @@
             <w:pPr>
               <w:pStyle w:val="Compact"/>
             </w:pPr>
-            <w:hyperlink ns1:id="rId177">
+            <w:hyperlink ns1:id="rId180">
               <w:r>
                 <w:rPr>
                   <w:rStyle w:val="Hyperlink"/>
@@ -23903,7 +24422,7 @@
             <w:pPr>
               <w:pStyle w:val="Compact"/>
             </w:pPr>
-            <w:hyperlink ns1:id="rId178">
+            <w:hyperlink ns1:id="rId181">
               <w:r>
                 <w:rPr>
                   <w:rStyle w:val="Hyperlink"/>
@@ -23957,7 +24476,7 @@
             <w:pPr>
               <w:pStyle w:val="Compact"/>
             </w:pPr>
-            <w:hyperlink ns1:id="rId179">
+            <w:hyperlink ns1:id="rId182">
               <w:r>
                 <w:rPr>
                   <w:rStyle w:val="Hyperlink"/>
@@ -24011,7 +24530,7 @@
             <w:pPr>
               <w:pStyle w:val="Compact"/>
             </w:pPr>
-            <w:hyperlink ns1:id="rId180">
+            <w:hyperlink ns1:id="rId183">
               <w:r>
                 <w:rPr>
                   <w:rStyle w:val="Hyperlink"/>
@@ -24023,15 +24542,34 @@
         </w:tc>
       </w:tr>
     </w:tbl>
-    <w:bookmarkEnd w:id="181"/>
     <w:p>
+      <w:pPr>
+        <w:pStyle w:val="Beschriftung"/>
+      </w:pPr>
+      <w:r>
+        <w:t xml:space="preserve">Table</w:t>
+      </w:r>
+      <w:r>
+        <w:t xml:space="preserve"> </w:t>
+      </w:r>
+      <w:fldSimple w:instr=" SEQ Table \* ARABIC ">
+        <w:r>
+          <w:t>1</w:t>
+        </w:r>
+      </w:fldSimple>
+      <w:r>
+        <w:t xml:space="preserve">: GroupTypeEnum – Permissible Values</w:t>
+      </w:r>
+    </w:p>
+    <w:bookmarkEnd w:id="184"/>
+    <w:p>
       <w:r>
         <w:br w:type="page"/>
       </w:r>
     </w:p>
-    <w:bookmarkEnd w:id="182"/>
-    <w:bookmarkEnd w:id="183"/>
-    <w:bookmarkStart w:id="214" w:name="memberships"/>
+    <w:bookmarkEnd w:id="185"/>
+    <w:bookmarkEnd w:id="186"/>
+    <w:bookmarkStart w:id="217" w:name="memberships"/>
     <w:p>
       <w:pPr>
         <w:pStyle w:val="berschrift1"/>
@@ -24053,7 +24591,7 @@
         <w:pStyle w:val="Compact"/>
         <w:numPr>
           <w:ilvl w:val="0"/>
-          <w:numId w:val="1009"/>
+          <w:numId w:val="1010"/>
         </w:numPr>
       </w:pPr>
       <w:r>
@@ -24146,7 +24684,7 @@
         <w:pStyle w:val="Compact"/>
         <w:numPr>
           <w:ilvl w:val="0"/>
-          <w:numId w:val="1009"/>
+          <w:numId w:val="1010"/>
         </w:numPr>
       </w:pPr>
       <w:r>
@@ -24198,7 +24736,7 @@
         <w:pStyle w:val="Compact"/>
         <w:numPr>
           <w:ilvl w:val="0"/>
-          <w:numId w:val="1009"/>
+          <w:numId w:val="1010"/>
         </w:numPr>
       </w:pPr>
       <w:r>
@@ -24286,7 +24824,7 @@
         <w:pStyle w:val="Compact"/>
         <w:numPr>
           <w:ilvl w:val="0"/>
-          <w:numId w:val="1009"/>
+          <w:numId w:val="1010"/>
         </w:numPr>
       </w:pPr>
       <w:r>
@@ -24338,7 +24876,7 @@
         <w:pStyle w:val="Compact"/>
         <w:numPr>
           <w:ilvl w:val="0"/>
-          <w:numId w:val="1009"/>
+          <w:numId w:val="1010"/>
         </w:numPr>
       </w:pPr>
       <w:r>
@@ -24399,7 +24937,7 @@
         <w:pStyle w:val="Compact"/>
         <w:numPr>
           <w:ilvl w:val="0"/>
-          <w:numId w:val="1009"/>
+          <w:numId w:val="1010"/>
         </w:numPr>
       </w:pPr>
       <w:r>
@@ -24482,7 +25020,7 @@
         <w:t xml:space="preserve">). Whether a district can be identified that way depends on it coinciding with an official spatial unit: in the canton of Basel-Stadt the districts of Riehen and Bettingen are municipalities and have a LINDAS resource, whereas Grossbasel-Ost, Grossbasel-West and Kleinbasel group together neighbourhoods of the municipality of Basel and have none. Districts without an official counterpart are given an identifier in the namespace of the publishing body.</w:t>
       </w:r>
     </w:p>
-    <w:bookmarkStart w:id="196" w:name="class-membership"/>
+    <w:bookmarkStart w:id="199" w:name="class-membership"/>
     <w:p>
       <w:pPr>
         <w:pStyle w:val="berschrift2"/>
@@ -24493,8 +25031,8 @@
       <w:r>
         <w:t xml:space="preserve"> </w:t>
       </w:r>
-      <w:bookmarkStart w:id="184" w:name="Membership"/>
-      <w:bookmarkEnd w:id="184"/>
+      <w:bookmarkStart w:id="187" w:name="Membership"/>
+      <w:bookmarkEnd w:id="187"/>
     </w:p>
     <w:p>
       <w:pPr>
@@ -24508,7 +25046,7 @@
         <w:t xml:space="preserve">A membership relationship between a person and a group, representing formal affiliation (e.g., party member, commission member, parliamentarian). Distinct from InterestLink, which covers external interest bindings and conflicts of interest to organizations outside the actor schema.</w:t>
       </w:r>
     </w:p>
-    <w:bookmarkStart w:id="185" w:name="attribute-9"/>
+    <w:bookmarkStart w:id="188" w:name="attribute-9"/>
     <w:p>
       <w:pPr>
         <w:pStyle w:val="berschrift3"/>
@@ -25470,8 +26008,27 @@
         </w:tc>
       </w:tr>
     </w:tbl>
-    <w:bookmarkEnd w:id="185"/>
-    <w:bookmarkStart w:id="186" w:name="usages-9"/>
+    <w:p>
+      <w:pPr>
+        <w:pStyle w:val="Beschriftung"/>
+      </w:pPr>
+      <w:r>
+        <w:t xml:space="preserve">Table</w:t>
+      </w:r>
+      <w:r>
+        <w:t xml:space="preserve"> </w:t>
+      </w:r>
+      <w:fldSimple w:instr=" SEQ Table \* ARABIC ">
+        <w:r>
+          <w:t>1</w:t>
+        </w:r>
+      </w:fldSimple>
+      <w:r>
+        <w:t xml:space="preserve">: Membership – Attribute</w:t>
+      </w:r>
+    </w:p>
+    <w:bookmarkEnd w:id="188"/>
+    <w:bookmarkStart w:id="189" w:name="usages-9"/>
     <w:p>
       <w:pPr>
         <w:pStyle w:val="berschrift3"/>
@@ -25601,8 +26158,27 @@
         </w:tc>
       </w:tr>
     </w:tbl>
-    <w:bookmarkEnd w:id="186"/>
-    <w:bookmarkStart w:id="195" w:name="examples-3"/>
+    <w:p>
+      <w:pPr>
+        <w:pStyle w:val="Beschriftung"/>
+      </w:pPr>
+      <w:r>
+        <w:t xml:space="preserve">Table</w:t>
+      </w:r>
+      <w:r>
+        <w:t xml:space="preserve"> </w:t>
+      </w:r>
+      <w:fldSimple w:instr=" SEQ Table \* ARABIC ">
+        <w:r>
+          <w:t>1</w:t>
+        </w:r>
+      </w:fldSimple>
+      <w:r>
+        <w:t xml:space="preserve">: Membership – Usages</w:t>
+      </w:r>
+    </w:p>
+    <w:bookmarkEnd w:id="189"/>
+    <w:bookmarkStart w:id="198" w:name="examples-3"/>
     <w:p>
       <w:pPr>
         <w:pStyle w:val="berschrift3"/>
@@ -25611,7 +26187,7 @@
         <w:t xml:space="preserve">Examples</w:t>
       </w:r>
     </w:p>
-    <w:bookmarkStart w:id="187" w:name="X7d52af82852aabf346955d544dfa9ab59941fcd"/>
+    <w:bookmarkStart w:id="190" w:name="X7d52af82852aabf346955d544dfa9ab59941fcd"/>
     <w:p>
       <w:pPr>
         <w:pStyle w:val="berschrift4"/>
@@ -26048,8 +26624,8 @@
         <w:t xml:space="preserve">true</w:t>
       </w:r>
     </w:p>
-    <w:bookmarkEnd w:id="187"/>
-    <w:bookmarkStart w:id="188" w:name="X6f9994e4c083596dee641826652fcaf6d80aa65"/>
+    <w:bookmarkEnd w:id="190"/>
+    <w:bookmarkStart w:id="191" w:name="X6f9994e4c083596dee641826652fcaf6d80aa65"/>
     <w:p>
       <w:pPr>
         <w:pStyle w:val="berschrift4"/>
@@ -26432,8 +27008,8 @@
         <w:t xml:space="preserve">true</w:t>
       </w:r>
     </w:p>
-    <w:bookmarkEnd w:id="188"/>
-    <w:bookmarkStart w:id="189" w:name="X352f98a2de27fce070f56e2f1f70cc82923b036"/>
+    <w:bookmarkEnd w:id="191"/>
+    <w:bookmarkStart w:id="192" w:name="X352f98a2de27fce070f56e2f1f70cc82923b036"/>
     <w:p>
       <w:pPr>
         <w:pStyle w:val="berschrift4"/>
@@ -26843,8 +27419,8 @@
         <w:t xml:space="preserve">false</w:t>
       </w:r>
     </w:p>
-    <w:bookmarkEnd w:id="189"/>
-    <w:bookmarkStart w:id="190" w:name="X0a1cf6115a5c99ba2e973de3d6571790f45b052"/>
+    <w:bookmarkEnd w:id="192"/>
+    <w:bookmarkStart w:id="193" w:name="X0a1cf6115a5c99ba2e973de3d6571790f45b052"/>
     <w:p>
       <w:pPr>
         <w:pStyle w:val="berschrift4"/>
@@ -27254,8 +27830,8 @@
         <w:t xml:space="preserve">false</w:t>
       </w:r>
     </w:p>
-    <w:bookmarkEnd w:id="190"/>
-    <w:bookmarkStart w:id="191" w:name="Xd395289a8ec9e980cc33654dd544aa68aa9d1c8"/>
+    <w:bookmarkEnd w:id="193"/>
+    <w:bookmarkStart w:id="194" w:name="Xd395289a8ec9e980cc33654dd544aa68aa9d1c8"/>
     <w:p>
       <w:pPr>
         <w:pStyle w:val="berschrift4"/>
@@ -27953,8 +28529,8 @@
         <w:t xml:space="preserve">false</w:t>
       </w:r>
     </w:p>
-    <w:bookmarkEnd w:id="191"/>
-    <w:bookmarkStart w:id="192" w:name="X35c3880848b7343f6b996d469ed03f124aeeb3a"/>
+    <w:bookmarkEnd w:id="194"/>
+    <w:bookmarkStart w:id="195" w:name="X35c3880848b7343f6b996d469ed03f124aeeb3a"/>
     <w:p>
       <w:pPr>
         <w:pStyle w:val="berschrift4"/>
@@ -28484,8 +29060,8 @@
         <w:t xml:space="preserve">false</w:t>
       </w:r>
     </w:p>
-    <w:bookmarkEnd w:id="192"/>
-    <w:bookmarkStart w:id="193" w:name="X41f865c084a1694503ad83d63a3c21355e5c352"/>
+    <w:bookmarkEnd w:id="195"/>
+    <w:bookmarkStart w:id="196" w:name="X41f865c084a1694503ad83d63a3c21355e5c352"/>
     <w:p>
       <w:pPr>
         <w:pStyle w:val="berschrift4"/>
@@ -29063,8 +29639,8 @@
         <w:t xml:space="preserve">false</w:t>
       </w:r>
     </w:p>
-    <w:bookmarkEnd w:id="193"/>
-    <w:bookmarkStart w:id="194" w:name="X118b7a09492de7fe9ddd8c97f10e65223a43783"/>
+    <w:bookmarkEnd w:id="196"/>
+    <w:bookmarkStart w:id="197" w:name="X118b7a09492de7fe9ddd8c97f10e65223a43783"/>
     <w:p>
       <w:pPr>
         <w:pStyle w:val="berschrift4"/>
@@ -29387,10 +29963,10 @@
         <w:t xml:space="preserve">true</w:t>
       </w:r>
     </w:p>
-    <w:bookmarkEnd w:id="194"/>
-    <w:bookmarkEnd w:id="195"/>
-    <w:bookmarkEnd w:id="196"/>
-    <w:bookmarkStart w:id="202" w:name="class-roletype"/>
+    <w:bookmarkEnd w:id="197"/>
+    <w:bookmarkEnd w:id="198"/>
+    <w:bookmarkEnd w:id="199"/>
+    <w:bookmarkStart w:id="205" w:name="class-roletype"/>
     <w:p>
       <w:pPr>
         <w:pStyle w:val="berschrift2"/>
@@ -29401,8 +29977,8 @@
       <w:r>
         <w:t xml:space="preserve"> </w:t>
       </w:r>
-      <w:bookmarkStart w:id="197" w:name="RoleType"/>
-      <w:bookmarkEnd w:id="197"/>
+      <w:bookmarkStart w:id="200" w:name="RoleType"/>
+      <w:bookmarkEnd w:id="200"/>
     </w:p>
     <w:p>
       <w:pPr>
@@ -29545,7 +30121,7 @@
         <w:t xml:space="preserve">.</w:t>
       </w:r>
     </w:p>
-    <w:bookmarkStart w:id="199" w:name="attribute-10"/>
+    <w:bookmarkStart w:id="202" w:name="attribute-10"/>
     <w:p>
       <w:pPr>
         <w:pStyle w:val="berschrift3"/>
@@ -29740,7 +30316,26 @@
         </w:tc>
       </w:tr>
     </w:tbl>
-    <w:bookmarkStart w:id="198" w:name="constraints-2"/>
+    <w:p>
+      <w:pPr>
+        <w:pStyle w:val="Beschriftung"/>
+      </w:pPr>
+      <w:r>
+        <w:t xml:space="preserve">Table</w:t>
+      </w:r>
+      <w:r>
+        <w:t xml:space="preserve"> </w:t>
+      </w:r>
+      <w:fldSimple w:instr=" SEQ Table \* ARABIC ">
+        <w:r>
+          <w:t>1</w:t>
+        </w:r>
+      </w:fldSimple>
+      <w:r>
+        <w:t xml:space="preserve">: RoleType – Attribute</w:t>
+      </w:r>
+    </w:p>
+    <w:bookmarkStart w:id="201" w:name="constraints-2"/>
     <w:p>
       <w:pPr>
         <w:pStyle w:val="berschrift5"/>
@@ -29762,7 +30357,7 @@
         <w:pStyle w:val="Compact"/>
         <w:numPr>
           <w:ilvl w:val="0"/>
-          <w:numId w:val="1010"/>
+          <w:numId w:val="1011"/>
         </w:numPr>
       </w:pPr>
       <w:r>
@@ -29774,16 +30369,16 @@
         <w:pStyle w:val="Compact"/>
         <w:numPr>
           <w:ilvl w:val="0"/>
-          <w:numId w:val="1010"/>
+          <w:numId w:val="1011"/>
         </w:numPr>
       </w:pPr>
       <w:r>
         <w:t xml:space="preserve">role_label</w:t>
       </w:r>
     </w:p>
-    <w:bookmarkEnd w:id="198"/>
-    <w:bookmarkEnd w:id="199"/>
-    <w:bookmarkStart w:id="201" w:name="usages-10"/>
+    <w:bookmarkEnd w:id="201"/>
+    <w:bookmarkEnd w:id="202"/>
+    <w:bookmarkStart w:id="204" w:name="usages-10"/>
     <w:p>
       <w:pPr>
         <w:pStyle w:val="berschrift3"/>
@@ -29919,7 +30514,26 @@
         </w:tc>
       </w:tr>
     </w:tbl>
-    <w:bookmarkStart w:id="200" w:name="rules"/>
+    <w:p>
+      <w:pPr>
+        <w:pStyle w:val="Beschriftung"/>
+      </w:pPr>
+      <w:r>
+        <w:t xml:space="preserve">Table</w:t>
+      </w:r>
+      <w:r>
+        <w:t xml:space="preserve"> </w:t>
+      </w:r>
+      <w:fldSimple w:instr=" SEQ Table \* ARABIC ">
+        <w:r>
+          <w:t>1</w:t>
+        </w:r>
+      </w:fldSimple>
+      <w:r>
+        <w:t xml:space="preserve">: RoleType – Usages</w:t>
+      </w:r>
+    </w:p>
+    <w:bookmarkStart w:id="203" w:name="rules"/>
     <w:p>
       <w:pPr>
         <w:pStyle w:val="berschrift5"/>
@@ -29933,7 +30547,7 @@
         <w:pStyle w:val="Compact"/>
         <w:numPr>
           <w:ilvl w:val="0"/>
-          <w:numId w:val="1011"/>
+          <w:numId w:val="1012"/>
         </w:numPr>
       </w:pPr>
       <w:r>
@@ -29949,10 +30563,10 @@
         <w:t xml:space="preserve">, a descriptive label must be provided.</w:t>
       </w:r>
     </w:p>
-    <w:bookmarkEnd w:id="200"/>
-    <w:bookmarkEnd w:id="201"/>
-    <w:bookmarkEnd w:id="202"/>
-    <w:bookmarkStart w:id="206" w:name="enum-roleenum"/>
+    <w:bookmarkEnd w:id="203"/>
+    <w:bookmarkEnd w:id="204"/>
+    <w:bookmarkEnd w:id="205"/>
+    <w:bookmarkStart w:id="209" w:name="enum-roleenum"/>
     <w:p>
       <w:pPr>
         <w:pStyle w:val="berschrift2"/>
@@ -29963,8 +30577,8 @@
       <w:r>
         <w:t xml:space="preserve"> </w:t>
       </w:r>
-      <w:bookmarkStart w:id="203" w:name="RoleEnum"/>
-      <w:bookmarkEnd w:id="203"/>
+      <w:bookmarkStart w:id="206" w:name="RoleEnum"/>
+      <w:bookmarkEnd w:id="206"/>
     </w:p>
     <w:p>
       <w:pPr>
@@ -29988,7 +30602,7 @@
       <w:r>
         <w:t xml:space="preserve"> </w:t>
       </w:r>
-      <w:hyperlink ns1:id="rId204">
+      <w:hyperlink ns1:id="rId207">
         <w:r>
           <w:rPr>
             <w:rStyle w:val="Hyperlink"/>
@@ -29997,7 +30611,7 @@
         </w:r>
       </w:hyperlink>
     </w:p>
-    <w:bookmarkStart w:id="205" w:name="permissible-values-4"/>
+    <w:bookmarkStart w:id="208" w:name="permissible-values-4"/>
     <w:p>
       <w:pPr>
         <w:pStyle w:val="berschrift3"/>
@@ -30149,9 +30763,28 @@
         </w:tc>
       </w:tr>
     </w:tbl>
-    <w:bookmarkEnd w:id="205"/>
-    <w:bookmarkEnd w:id="206"/>
-    <w:bookmarkStart w:id="213" w:name="class-electoraldistrict"/>
+    <w:p>
+      <w:pPr>
+        <w:pStyle w:val="Beschriftung"/>
+      </w:pPr>
+      <w:r>
+        <w:t xml:space="preserve">Table</w:t>
+      </w:r>
+      <w:r>
+        <w:t xml:space="preserve"> </w:t>
+      </w:r>
+      <w:fldSimple w:instr=" SEQ Table \* ARABIC ">
+        <w:r>
+          <w:t>1</w:t>
+        </w:r>
+      </w:fldSimple>
+      <w:r>
+        <w:t xml:space="preserve">: RoleEnum – Permissible Values</w:t>
+      </w:r>
+    </w:p>
+    <w:bookmarkEnd w:id="208"/>
+    <w:bookmarkEnd w:id="209"/>
+    <w:bookmarkStart w:id="216" w:name="class-electoraldistrict"/>
     <w:p>
       <w:pPr>
         <w:pStyle w:val="berschrift2"/>
@@ -30162,8 +30795,8 @@
       <w:r>
         <w:t xml:space="preserve"> </w:t>
       </w:r>
-      <w:bookmarkStart w:id="207" w:name="ElectoralDistrict"/>
-      <w:bookmarkEnd w:id="207"/>
+      <w:bookmarkStart w:id="210" w:name="ElectoralDistrict"/>
+      <w:bookmarkEnd w:id="210"/>
     </w:p>
     <w:p>
       <w:pPr>
@@ -30177,7 +30810,7 @@
         <w:t xml:space="preserve">Electoral district or region associated with a membership. The temporal validity is inherited from the enclosing membership.</w:t>
       </w:r>
     </w:p>
-    <w:bookmarkStart w:id="208" w:name="attribute-11"/>
+    <w:bookmarkStart w:id="211" w:name="attribute-11"/>
     <w:p>
       <w:pPr>
         <w:pStyle w:val="berschrift3"/>
@@ -30476,8 +31109,27 @@
         </w:tc>
       </w:tr>
     </w:tbl>
-    <w:bookmarkEnd w:id="208"/>
-    <w:bookmarkStart w:id="209" w:name="usages-11"/>
+    <w:p>
+      <w:pPr>
+        <w:pStyle w:val="Beschriftung"/>
+      </w:pPr>
+      <w:r>
+        <w:t xml:space="preserve">Table</w:t>
+      </w:r>
+      <w:r>
+        <w:t xml:space="preserve"> </w:t>
+      </w:r>
+      <w:fldSimple w:instr=" SEQ Table \* ARABIC ">
+        <w:r>
+          <w:t>1</w:t>
+        </w:r>
+      </w:fldSimple>
+      <w:r>
+        <w:t xml:space="preserve">: ElectoralDistrict – Attribute</w:t>
+      </w:r>
+    </w:p>
+    <w:bookmarkEnd w:id="211"/>
+    <w:bookmarkStart w:id="212" w:name="usages-11"/>
     <w:p>
       <w:pPr>
         <w:pStyle w:val="berschrift3"/>
@@ -30613,8 +31265,27 @@
         </w:tc>
       </w:tr>
     </w:tbl>
-    <w:bookmarkEnd w:id="209"/>
-    <w:bookmarkStart w:id="212" w:name="examples-4"/>
+    <w:p>
+      <w:pPr>
+        <w:pStyle w:val="Beschriftung"/>
+      </w:pPr>
+      <w:r>
+        <w:t xml:space="preserve">Table</w:t>
+      </w:r>
+      <w:r>
+        <w:t xml:space="preserve"> </w:t>
+      </w:r>
+      <w:fldSimple w:instr=" SEQ Table \* ARABIC ">
+        <w:r>
+          <w:t>1</w:t>
+        </w:r>
+      </w:fldSimple>
+      <w:r>
+        <w:t xml:space="preserve">: ElectoralDistrict – Usages</w:t>
+      </w:r>
+    </w:p>
+    <w:bookmarkEnd w:id="212"/>
+    <w:bookmarkStart w:id="215" w:name="examples-4"/>
     <w:p>
       <w:pPr>
         <w:pStyle w:val="berschrift3"/>
@@ -30623,7 +31294,7 @@
         <w:t xml:space="preserve">Examples</w:t>
       </w:r>
     </w:p>
-    <w:bookmarkStart w:id="210" w:name="Xdfb37e3a7ee89dc72043d7c76a2c32287ca0d65"/>
+    <w:bookmarkStart w:id="213" w:name="Xdfb37e3a7ee89dc72043d7c76a2c32287ca0d65"/>
     <w:p>
       <w:pPr>
         <w:pStyle w:val="berschrift4"/>
@@ -30763,8 +31434,8 @@
         <w:t xml:space="preserve"> de</w:t>
       </w:r>
     </w:p>
-    <w:bookmarkEnd w:id="210"/>
-    <w:bookmarkStart w:id="211" w:name="X115b70fa6e15981418adba2470c10099d7d74c8"/>
+    <w:bookmarkEnd w:id="213"/>
+    <w:bookmarkStart w:id="214" w:name="X115b70fa6e15981418adba2470c10099d7d74c8"/>
     <w:p>
       <w:pPr>
         <w:pStyle w:val="berschrift4"/>
@@ -30904,16 +31575,16 @@
         <w:t xml:space="preserve"> de</w:t>
       </w:r>
     </w:p>
-    <w:bookmarkEnd w:id="211"/>
-    <w:bookmarkEnd w:id="212"/>
+    <w:bookmarkEnd w:id="214"/>
+    <w:bookmarkEnd w:id="215"/>
     <w:p>
       <w:r>
         <w:br w:type="page"/>
       </w:r>
     </w:p>
-    <w:bookmarkEnd w:id="213"/>
-    <w:bookmarkEnd w:id="214"/>
-    <w:bookmarkStart w:id="283" w:name="interest-links"/>
+    <w:bookmarkEnd w:id="216"/>
+    <w:bookmarkEnd w:id="217"/>
+    <w:bookmarkStart w:id="286" w:name="interest-links"/>
     <w:p>
       <w:pPr>
         <w:pStyle w:val="berschrift1"/>
@@ -30932,7 +31603,7 @@
       <w:r>
         <w:t xml:space="preserve"> </w:t>
       </w:r>
-      <w:hyperlink ns1:id="rId215">
+      <w:hyperlink ns1:id="rId218">
         <w:r>
           <w:rPr>
             <w:rStyle w:val="Hyperlink"/>
@@ -30949,7 +31620,7 @@
         <w:pStyle w:val="Compact"/>
         <w:numPr>
           <w:ilvl w:val="0"/>
-          <w:numId w:val="1012"/>
+          <w:numId w:val="1013"/>
         </w:numPr>
       </w:pPr>
       <w:r>
@@ -31039,7 +31710,7 @@
         <w:pStyle w:val="Compact"/>
         <w:numPr>
           <w:ilvl w:val="0"/>
-          <w:numId w:val="1012"/>
+          <w:numId w:val="1013"/>
         </w:numPr>
       </w:pPr>
       <w:r>
@@ -31199,7 +31870,7 @@
         <w:pStyle w:val="Compact"/>
         <w:numPr>
           <w:ilvl w:val="0"/>
-          <w:numId w:val="1012"/>
+          <w:numId w:val="1013"/>
         </w:numPr>
       </w:pPr>
       <w:r>
@@ -31257,7 +31928,7 @@
         <w:pStyle w:val="Compact"/>
         <w:numPr>
           <w:ilvl w:val="0"/>
-          <w:numId w:val="1012"/>
+          <w:numId w:val="1013"/>
         </w:numPr>
       </w:pPr>
       <w:r>
@@ -31342,7 +32013,7 @@
         <w:pStyle w:val="Compact"/>
         <w:numPr>
           <w:ilvl w:val="0"/>
-          <w:numId w:val="1012"/>
+          <w:numId w:val="1013"/>
         </w:numPr>
       </w:pPr>
       <w:r>
@@ -31436,7 +32107,7 @@
         <w:pStyle w:val="Compact"/>
         <w:numPr>
           <w:ilvl w:val="0"/>
-          <w:numId w:val="1012"/>
+          <w:numId w:val="1013"/>
         </w:numPr>
       </w:pPr>
       <w:r>
@@ -31470,7 +32141,7 @@
         <w:pStyle w:val="Compact"/>
         <w:numPr>
           <w:ilvl w:val="0"/>
-          <w:numId w:val="1012"/>
+          <w:numId w:val="1013"/>
         </w:numPr>
       </w:pPr>
       <w:r>
@@ -31551,7 +32222,7 @@
         <w:pStyle w:val="Compact"/>
         <w:numPr>
           <w:ilvl w:val="0"/>
-          <w:numId w:val="1012"/>
+          <w:numId w:val="1013"/>
         </w:numPr>
       </w:pPr>
       <w:r>
@@ -31642,7 +32313,7 @@
         <w:pStyle w:val="Compact"/>
         <w:numPr>
           <w:ilvl w:val="0"/>
-          <w:numId w:val="1012"/>
+          <w:numId w:val="1013"/>
         </w:numPr>
       </w:pPr>
       <w:r>
@@ -31718,7 +32389,7 @@
         <w:t xml:space="preserve">In addition to the committee and function within the organisation, it is explicitly recorded whether the position is paid – a central transparency aspect.</w:t>
       </w:r>
     </w:p>
-    <w:bookmarkStart w:id="230" w:name="class-interestlink"/>
+    <w:bookmarkStart w:id="233" w:name="class-interestlink"/>
     <w:p>
       <w:pPr>
         <w:pStyle w:val="berschrift2"/>
@@ -31729,8 +32400,8 @@
       <w:r>
         <w:t xml:space="preserve"> </w:t>
       </w:r>
-      <w:bookmarkStart w:id="216" w:name="InterestLink"/>
-      <w:bookmarkEnd w:id="216"/>
+      <w:bookmarkStart w:id="219" w:name="InterestLink"/>
+      <w:bookmarkEnd w:id="219"/>
     </w:p>
     <w:p>
       <w:pPr>
@@ -31744,7 +32415,7 @@
         <w:t xml:space="preserve">An interest link (conflict of interest, political financing) of a person to an organization outside the actor schema.</w:t>
       </w:r>
     </w:p>
-    <w:bookmarkStart w:id="218" w:name="attribute-12"/>
+    <w:bookmarkStart w:id="221" w:name="attribute-12"/>
     <w:p>
       <w:pPr>
         <w:pStyle w:val="berschrift3"/>
@@ -32929,7 +33600,26 @@
         </w:tc>
       </w:tr>
     </w:tbl>
-    <w:bookmarkStart w:id="217" w:name="constraints-3"/>
+    <w:p>
+      <w:pPr>
+        <w:pStyle w:val="Beschriftung"/>
+      </w:pPr>
+      <w:r>
+        <w:t xml:space="preserve">Table</w:t>
+      </w:r>
+      <w:r>
+        <w:t xml:space="preserve"> </w:t>
+      </w:r>
+      <w:fldSimple w:instr=" SEQ Table \* ARABIC ">
+        <w:r>
+          <w:t>1</w:t>
+        </w:r>
+      </w:fldSimple>
+      <w:r>
+        <w:t xml:space="preserve">: InterestLink – Attribute</w:t>
+      </w:r>
+    </w:p>
+    <w:bookmarkStart w:id="220" w:name="constraints-3"/>
     <w:p>
       <w:pPr>
         <w:pStyle w:val="berschrift5"/>
@@ -32951,7 +33641,7 @@
         <w:pStyle w:val="Compact"/>
         <w:numPr>
           <w:ilvl w:val="0"/>
-          <w:numId w:val="1013"/>
+          <w:numId w:val="1014"/>
         </w:numPr>
       </w:pPr>
       <w:r>
@@ -32963,16 +33653,16 @@
         <w:pStyle w:val="Compact"/>
         <w:numPr>
           <w:ilvl w:val="0"/>
-          <w:numId w:val="1013"/>
+          <w:numId w:val="1014"/>
         </w:numPr>
       </w:pPr>
       <w:r>
         <w:t xml:space="preserve">organization_name</w:t>
       </w:r>
     </w:p>
-    <w:bookmarkEnd w:id="217"/>
-    <w:bookmarkEnd w:id="218"/>
-    <w:bookmarkStart w:id="219" w:name="usages-12"/>
+    <w:bookmarkEnd w:id="220"/>
+    <w:bookmarkEnd w:id="221"/>
+    <w:bookmarkStart w:id="222" w:name="usages-12"/>
     <w:p>
       <w:pPr>
         <w:pStyle w:val="berschrift3"/>
@@ -33159,8 +33849,27 @@
         </w:tc>
       </w:tr>
     </w:tbl>
-    <w:bookmarkEnd w:id="219"/>
-    <w:bookmarkStart w:id="229" w:name="examples-5"/>
+    <w:p>
+      <w:pPr>
+        <w:pStyle w:val="Beschriftung"/>
+      </w:pPr>
+      <w:r>
+        <w:t xml:space="preserve">Table</w:t>
+      </w:r>
+      <w:r>
+        <w:t xml:space="preserve"> </w:t>
+      </w:r>
+      <w:fldSimple w:instr=" SEQ Table \* ARABIC ">
+        <w:r>
+          <w:t>1</w:t>
+        </w:r>
+      </w:fldSimple>
+      <w:r>
+        <w:t xml:space="preserve">: InterestLink – Usages</w:t>
+      </w:r>
+    </w:p>
+    <w:bookmarkEnd w:id="222"/>
+    <w:bookmarkStart w:id="232" w:name="examples-5"/>
     <w:p>
       <w:pPr>
         <w:pStyle w:val="berschrift3"/>
@@ -33169,7 +33878,7 @@
         <w:t xml:space="preserve">Examples</w:t>
       </w:r>
     </w:p>
-    <w:bookmarkStart w:id="220" w:name="X1fe2e7060537e0f318ec4bf318a6c318db76124"/>
+    <w:bookmarkStart w:id="223" w:name="X1fe2e7060537e0f318ec4bf318a6c318db76124"/>
     <w:p>
       <w:pPr>
         <w:pStyle w:val="berschrift4"/>
@@ -33567,8 +34276,8 @@
         <w:t xml:space="preserve"> it</w:t>
       </w:r>
     </w:p>
-    <w:bookmarkEnd w:id="220"/>
-    <w:bookmarkStart w:id="221" w:name="X6b6c4727bb1117e1b13bc8303153833b791f9c6"/>
+    <w:bookmarkEnd w:id="223"/>
+    <w:bookmarkStart w:id="224" w:name="X6b6c4727bb1117e1b13bc8303153833b791f9c6"/>
     <w:p>
       <w:pPr>
         <w:pStyle w:val="berschrift4"/>
@@ -33933,8 +34642,8 @@
         <w:t xml:space="preserve"> it</w:t>
       </w:r>
     </w:p>
-    <w:bookmarkEnd w:id="221"/>
-    <w:bookmarkStart w:id="222" w:name="X7e32fb44bdbbbd89d1dbb216de2f109b054ed39"/>
+    <w:bookmarkEnd w:id="224"/>
+    <w:bookmarkStart w:id="225" w:name="X7e32fb44bdbbbd89d1dbb216de2f109b054ed39"/>
     <w:p>
       <w:pPr>
         <w:pStyle w:val="berschrift4"/>
@@ -34449,8 +35158,8 @@
         <w:t xml:space="preserve">true</w:t>
       </w:r>
     </w:p>
-    <w:bookmarkEnd w:id="222"/>
-    <w:bookmarkStart w:id="223" w:name="X9e12fa4e7d4d4e9979105e780083a42cbed35a7"/>
+    <w:bookmarkEnd w:id="225"/>
+    <w:bookmarkStart w:id="226" w:name="X9e12fa4e7d4d4e9979105e780083a42cbed35a7"/>
     <w:p>
       <w:pPr>
         <w:pStyle w:val="berschrift4"/>
@@ -35133,8 +35842,8 @@
         <w:t xml:space="preserve"> de</w:t>
       </w:r>
     </w:p>
-    <w:bookmarkEnd w:id="223"/>
-    <w:bookmarkStart w:id="224" w:name="X0f4526304ab9f84d14b7ad7d835349a4acba8ec"/>
+    <w:bookmarkEnd w:id="226"/>
+    <w:bookmarkStart w:id="227" w:name="X0f4526304ab9f84d14b7ad7d835349a4acba8ec"/>
     <w:p>
       <w:pPr>
         <w:pStyle w:val="berschrift4"/>
@@ -35616,8 +36325,8 @@
         <w:t xml:space="preserve"> fr</w:t>
       </w:r>
     </w:p>
-    <w:bookmarkEnd w:id="224"/>
-    <w:bookmarkStart w:id="225" w:name="X623af8a3aad6f8711cef761ba61efcdd66070ff"/>
+    <w:bookmarkEnd w:id="227"/>
+    <w:bookmarkStart w:id="228" w:name="X623af8a3aad6f8711cef761ba61efcdd66070ff"/>
     <w:p>
       <w:pPr>
         <w:pStyle w:val="berschrift4"/>
@@ -36108,8 +36817,8 @@
         <w:t xml:space="preserve"> it</w:t>
       </w:r>
     </w:p>
-    <w:bookmarkEnd w:id="225"/>
-    <w:bookmarkStart w:id="226" w:name="Xa2b5e140b6216269f61a7b5dae937c242fe9628"/>
+    <w:bookmarkEnd w:id="228"/>
+    <w:bookmarkStart w:id="229" w:name="Xa2b5e140b6216269f61a7b5dae937c242fe9628"/>
     <w:p>
       <w:pPr>
         <w:pStyle w:val="berschrift4"/>
@@ -36651,8 +37360,8 @@
         <w:t xml:space="preserve">false</w:t>
       </w:r>
     </w:p>
-    <w:bookmarkEnd w:id="226"/>
-    <w:bookmarkStart w:id="227" w:name="X0203d5b0f0f6986d580bd98a2f5f486e0f55061"/>
+    <w:bookmarkEnd w:id="229"/>
+    <w:bookmarkStart w:id="230" w:name="X0203d5b0f0f6986d580bd98a2f5f486e0f55061"/>
     <w:p>
       <w:pPr>
         <w:pStyle w:val="berschrift4"/>
@@ -37170,8 +37879,8 @@
         <w:t xml:space="preserve">true</w:t>
       </w:r>
     </w:p>
-    <w:bookmarkEnd w:id="227"/>
-    <w:bookmarkStart w:id="228" w:name="Xbf920bc746871a0ae303a030b7f773668635e0b"/>
+    <w:bookmarkEnd w:id="230"/>
+    <w:bookmarkStart w:id="231" w:name="Xbf920bc746871a0ae303a030b7f773668635e0b"/>
     <w:p>
       <w:pPr>
         <w:pStyle w:val="berschrift4"/>
@@ -37686,10 +38395,10 @@
         <w:t xml:space="preserve">true</w:t>
       </w:r>
     </w:p>
-    <w:bookmarkEnd w:id="228"/>
-    <w:bookmarkEnd w:id="229"/>
-    <w:bookmarkEnd w:id="230"/>
-    <w:bookmarkStart w:id="240" w:name="enum-interesttypeenum"/>
+    <w:bookmarkEnd w:id="231"/>
+    <w:bookmarkEnd w:id="232"/>
+    <w:bookmarkEnd w:id="233"/>
+    <w:bookmarkStart w:id="243" w:name="enum-interesttypeenum"/>
     <w:p>
       <w:pPr>
         <w:pStyle w:val="berschrift2"/>
@@ -37700,8 +38409,8 @@
       <w:r>
         <w:t xml:space="preserve"> </w:t>
       </w:r>
-      <w:bookmarkStart w:id="231" w:name="InterestTypeEnum"/>
-      <w:bookmarkEnd w:id="231"/>
+      <w:bookmarkStart w:id="234" w:name="InterestTypeEnum"/>
+      <w:bookmarkEnd w:id="234"/>
     </w:p>
     <w:p>
       <w:pPr>
@@ -37725,7 +38434,7 @@
       <w:r>
         <w:t xml:space="preserve"> </w:t>
       </w:r>
-      <w:hyperlink ns1:id="rId232">
+      <w:hyperlink ns1:id="rId235">
         <w:r>
           <w:rPr>
             <w:rStyle w:val="Hyperlink"/>
@@ -37734,7 +38443,7 @@
         </w:r>
       </w:hyperlink>
     </w:p>
-    <w:bookmarkStart w:id="239" w:name="permissible-values-5"/>
+    <w:bookmarkStart w:id="242" w:name="permissible-values-5"/>
     <w:p>
       <w:pPr>
         <w:pStyle w:val="berschrift3"/>
@@ -37824,7 +38533,7 @@
             <w:pPr>
               <w:pStyle w:val="Compact"/>
             </w:pPr>
-            <w:hyperlink ns1:id="rId233">
+            <w:hyperlink ns1:id="rId236">
               <w:r>
                 <w:rPr>
                   <w:rStyle w:val="Hyperlink"/>
@@ -37878,7 +38587,7 @@
             <w:pPr>
               <w:pStyle w:val="Compact"/>
             </w:pPr>
-            <w:hyperlink ns1:id="rId234">
+            <w:hyperlink ns1:id="rId237">
               <w:r>
                 <w:rPr>
                   <w:rStyle w:val="Hyperlink"/>
@@ -37947,7 +38656,7 @@
             <w:pPr>
               <w:pStyle w:val="Compact"/>
             </w:pPr>
-            <w:hyperlink ns1:id="rId235">
+            <w:hyperlink ns1:id="rId238">
               <w:r>
                 <w:rPr>
                   <w:rStyle w:val="Hyperlink"/>
@@ -38013,7 +38722,7 @@
             <w:pPr>
               <w:pStyle w:val="Compact"/>
             </w:pPr>
-            <w:hyperlink ns1:id="rId236">
+            <w:hyperlink ns1:id="rId239">
               <w:r>
                 <w:rPr>
                   <w:rStyle w:val="Hyperlink"/>
@@ -38097,7 +38806,7 @@
             <w:pPr>
               <w:pStyle w:val="Compact"/>
             </w:pPr>
-            <w:hyperlink ns1:id="rId237">
+            <w:hyperlink ns1:id="rId240">
               <w:r>
                 <w:rPr>
                   <w:rStyle w:val="Hyperlink"/>
@@ -38178,7 +38887,7 @@
             <w:pPr>
               <w:pStyle w:val="Compact"/>
             </w:pPr>
-            <w:hyperlink ns1:id="rId238">
+            <w:hyperlink ns1:id="rId241">
               <w:r>
                 <w:rPr>
                   <w:rStyle w:val="Hyperlink"/>
@@ -38190,9 +38899,28 @@
         </w:tc>
       </w:tr>
     </w:tbl>
-    <w:bookmarkEnd w:id="239"/>
-    <w:bookmarkEnd w:id="240"/>
-    <w:bookmarkStart w:id="282" w:name="enum-legalformenum"/>
+    <w:p>
+      <w:pPr>
+        <w:pStyle w:val="Beschriftung"/>
+      </w:pPr>
+      <w:r>
+        <w:t xml:space="preserve">Table</w:t>
+      </w:r>
+      <w:r>
+        <w:t xml:space="preserve"> </w:t>
+      </w:r>
+      <w:fldSimple w:instr=" SEQ Table \* ARABIC ">
+        <w:r>
+          <w:t>1</w:t>
+        </w:r>
+      </w:fldSimple>
+      <w:r>
+        <w:t xml:space="preserve">: InterestTypeEnum – Permissible Values</w:t>
+      </w:r>
+    </w:p>
+    <w:bookmarkEnd w:id="242"/>
+    <w:bookmarkEnd w:id="243"/>
+    <w:bookmarkStart w:id="285" w:name="enum-legalformenum"/>
     <w:p>
       <w:pPr>
         <w:pStyle w:val="berschrift2"/>
@@ -38203,8 +38931,8 @@
       <w:r>
         <w:t xml:space="preserve"> </w:t>
       </w:r>
-      <w:bookmarkStart w:id="241" w:name="LegalFormEnum"/>
-      <w:bookmarkEnd w:id="241"/>
+      <w:bookmarkStart w:id="244" w:name="LegalFormEnum"/>
+      <w:bookmarkEnd w:id="244"/>
     </w:p>
     <w:p>
       <w:pPr>
@@ -38228,7 +38956,7 @@
       <w:r>
         <w:t xml:space="preserve"> </w:t>
       </w:r>
-      <w:hyperlink ns1:id="rId242">
+      <w:hyperlink ns1:id="rId245">
         <w:r>
           <w:rPr>
             <w:rStyle w:val="Hyperlink"/>
@@ -38237,7 +38965,7 @@
         </w:r>
       </w:hyperlink>
     </w:p>
-    <w:bookmarkStart w:id="281" w:name="permissible-values-6"/>
+    <w:bookmarkStart w:id="284" w:name="permissible-values-6"/>
     <w:p>
       <w:pPr>
         <w:pStyle w:val="berschrift3"/>
@@ -38327,7 +39055,7 @@
             <w:pPr>
               <w:pStyle w:val="Compact"/>
             </w:pPr>
-            <w:hyperlink ns1:id="rId243">
+            <w:hyperlink ns1:id="rId246">
               <w:r>
                 <w:rPr>
                   <w:rStyle w:val="Hyperlink"/>
@@ -38381,7 +39109,7 @@
             <w:pPr>
               <w:pStyle w:val="Compact"/>
             </w:pPr>
-            <w:hyperlink ns1:id="rId244">
+            <w:hyperlink ns1:id="rId247">
               <w:r>
                 <w:rPr>
                   <w:rStyle w:val="Hyperlink"/>
@@ -38435,7 +39163,7 @@
             <w:pPr>
               <w:pStyle w:val="Compact"/>
             </w:pPr>
-            <w:hyperlink ns1:id="rId245">
+            <w:hyperlink ns1:id="rId248">
               <w:r>
                 <w:rPr>
                   <w:rStyle w:val="Hyperlink"/>
@@ -38489,7 +39217,7 @@
             <w:pPr>
               <w:pStyle w:val="Compact"/>
             </w:pPr>
-            <w:hyperlink ns1:id="rId246">
+            <w:hyperlink ns1:id="rId249">
               <w:r>
                 <w:rPr>
                   <w:rStyle w:val="Hyperlink"/>
@@ -38543,7 +39271,7 @@
             <w:pPr>
               <w:pStyle w:val="Compact"/>
             </w:pPr>
-            <w:hyperlink ns1:id="rId247">
+            <w:hyperlink ns1:id="rId250">
               <w:r>
                 <w:rPr>
                   <w:rStyle w:val="Hyperlink"/>
@@ -38597,7 +39325,7 @@
             <w:pPr>
               <w:pStyle w:val="Compact"/>
             </w:pPr>
-            <w:hyperlink ns1:id="rId248">
+            <w:hyperlink ns1:id="rId251">
               <w:r>
                 <w:rPr>
                   <w:rStyle w:val="Hyperlink"/>
@@ -38651,7 +39379,7 @@
             <w:pPr>
               <w:pStyle w:val="Compact"/>
             </w:pPr>
-            <w:hyperlink ns1:id="rId249">
+            <w:hyperlink ns1:id="rId252">
               <w:r>
                 <w:rPr>
                   <w:rStyle w:val="Hyperlink"/>
@@ -38705,7 +39433,7 @@
             <w:pPr>
               <w:pStyle w:val="Compact"/>
             </w:pPr>
-            <w:hyperlink ns1:id="rId250">
+            <w:hyperlink ns1:id="rId253">
               <w:r>
                 <w:rPr>
                   <w:rStyle w:val="Hyperlink"/>
@@ -38759,7 +39487,7 @@
             <w:pPr>
               <w:pStyle w:val="Compact"/>
             </w:pPr>
-            <w:hyperlink ns1:id="rId251">
+            <w:hyperlink ns1:id="rId254">
               <w:r>
                 <w:rPr>
                   <w:rStyle w:val="Hyperlink"/>
@@ -38813,7 +39541,7 @@
             <w:pPr>
               <w:pStyle w:val="Compact"/>
             </w:pPr>
-            <w:hyperlink ns1:id="rId252">
+            <w:hyperlink ns1:id="rId255">
               <w:r>
                 <w:rPr>
                   <w:rStyle w:val="Hyperlink"/>
@@ -38867,7 +39595,7 @@
             <w:pPr>
               <w:pStyle w:val="Compact"/>
             </w:pPr>
-            <w:hyperlink ns1:id="rId253">
+            <w:hyperlink ns1:id="rId256">
               <w:r>
                 <w:rPr>
                   <w:rStyle w:val="Hyperlink"/>
@@ -38921,7 +39649,7 @@
             <w:pPr>
               <w:pStyle w:val="Compact"/>
             </w:pPr>
-            <w:hyperlink ns1:id="rId254">
+            <w:hyperlink ns1:id="rId257">
               <w:r>
                 <w:rPr>
                   <w:rStyle w:val="Hyperlink"/>
@@ -38975,7 +39703,7 @@
             <w:pPr>
               <w:pStyle w:val="Compact"/>
             </w:pPr>
-            <w:hyperlink ns1:id="rId255">
+            <w:hyperlink ns1:id="rId258">
               <w:r>
                 <w:rPr>
                   <w:rStyle w:val="Hyperlink"/>
@@ -39029,7 +39757,7 @@
             <w:pPr>
               <w:pStyle w:val="Compact"/>
             </w:pPr>
-            <w:hyperlink ns1:id="rId256">
+            <w:hyperlink ns1:id="rId259">
               <w:r>
                 <w:rPr>
                   <w:rStyle w:val="Hyperlink"/>
@@ -39083,7 +39811,7 @@
             <w:pPr>
               <w:pStyle w:val="Compact"/>
             </w:pPr>
-            <w:hyperlink ns1:id="rId257">
+            <w:hyperlink ns1:id="rId260">
               <w:r>
                 <w:rPr>
                   <w:rStyle w:val="Hyperlink"/>
@@ -39137,7 +39865,7 @@
             <w:pPr>
               <w:pStyle w:val="Compact"/>
             </w:pPr>
-            <w:hyperlink ns1:id="rId258">
+            <w:hyperlink ns1:id="rId261">
               <w:r>
                 <w:rPr>
                   <w:rStyle w:val="Hyperlink"/>
@@ -39191,7 +39919,7 @@
             <w:pPr>
               <w:pStyle w:val="Compact"/>
             </w:pPr>
-            <w:hyperlink ns1:id="rId259">
+            <w:hyperlink ns1:id="rId262">
               <w:r>
                 <w:rPr>
                   <w:rStyle w:val="Hyperlink"/>
@@ -39245,7 +39973,7 @@
             <w:pPr>
               <w:pStyle w:val="Compact"/>
             </w:pPr>
-            <w:hyperlink ns1:id="rId260">
+            <w:hyperlink ns1:id="rId263">
               <w:r>
                 <w:rPr>
                   <w:rStyle w:val="Hyperlink"/>
@@ -39299,7 +40027,7 @@
             <w:pPr>
               <w:pStyle w:val="Compact"/>
             </w:pPr>
-            <w:hyperlink ns1:id="rId261">
+            <w:hyperlink ns1:id="rId264">
               <w:r>
                 <w:rPr>
                   <w:rStyle w:val="Hyperlink"/>
@@ -39353,7 +40081,7 @@
             <w:pPr>
               <w:pStyle w:val="Compact"/>
             </w:pPr>
-            <w:hyperlink ns1:id="rId262">
+            <w:hyperlink ns1:id="rId265">
               <w:r>
                 <w:rPr>
                   <w:rStyle w:val="Hyperlink"/>
@@ -39407,7 +40135,7 @@
             <w:pPr>
               <w:pStyle w:val="Compact"/>
             </w:pPr>
-            <w:hyperlink ns1:id="rId263">
+            <w:hyperlink ns1:id="rId266">
               <w:r>
                 <w:rPr>
                   <w:rStyle w:val="Hyperlink"/>
@@ -39461,7 +40189,7 @@
             <w:pPr>
               <w:pStyle w:val="Compact"/>
             </w:pPr>
-            <w:hyperlink ns1:id="rId264">
+            <w:hyperlink ns1:id="rId267">
               <w:r>
                 <w:rPr>
                   <w:rStyle w:val="Hyperlink"/>
@@ -39515,7 +40243,7 @@
             <w:pPr>
               <w:pStyle w:val="Compact"/>
             </w:pPr>
-            <w:hyperlink ns1:id="rId265">
+            <w:hyperlink ns1:id="rId268">
               <w:r>
                 <w:rPr>
                   <w:rStyle w:val="Hyperlink"/>
@@ -39569,7 +40297,7 @@
             <w:pPr>
               <w:pStyle w:val="Compact"/>
             </w:pPr>
-            <w:hyperlink ns1:id="rId266">
+            <w:hyperlink ns1:id="rId269">
               <w:r>
                 <w:rPr>
                   <w:rStyle w:val="Hyperlink"/>
@@ -39623,7 +40351,7 @@
             <w:pPr>
               <w:pStyle w:val="Compact"/>
             </w:pPr>
-            <w:hyperlink ns1:id="rId267">
+            <w:hyperlink ns1:id="rId270">
               <w:r>
                 <w:rPr>
                   <w:rStyle w:val="Hyperlink"/>
@@ -39677,7 +40405,7 @@
             <w:pPr>
               <w:pStyle w:val="Compact"/>
             </w:pPr>
-            <w:hyperlink ns1:id="rId268">
+            <w:hyperlink ns1:id="rId271">
               <w:r>
                 <w:rPr>
                   <w:rStyle w:val="Hyperlink"/>
@@ -39731,7 +40459,7 @@
             <w:pPr>
               <w:pStyle w:val="Compact"/>
             </w:pPr>
-            <w:hyperlink ns1:id="rId269">
+            <w:hyperlink ns1:id="rId272">
               <w:r>
                 <w:rPr>
                   <w:rStyle w:val="Hyperlink"/>
@@ -39785,7 +40513,7 @@
             <w:pPr>
               <w:pStyle w:val="Compact"/>
             </w:pPr>
-            <w:hyperlink ns1:id="rId270">
+            <w:hyperlink ns1:id="rId273">
               <w:r>
                 <w:rPr>
                   <w:rStyle w:val="Hyperlink"/>
@@ -39839,7 +40567,7 @@
             <w:pPr>
               <w:pStyle w:val="Compact"/>
             </w:pPr>
-            <w:hyperlink ns1:id="rId271">
+            <w:hyperlink ns1:id="rId274">
               <w:r>
                 <w:rPr>
                   <w:rStyle w:val="Hyperlink"/>
@@ -39893,7 +40621,7 @@
             <w:pPr>
               <w:pStyle w:val="Compact"/>
             </w:pPr>
-            <w:hyperlink ns1:id="rId272">
+            <w:hyperlink ns1:id="rId275">
               <w:r>
                 <w:rPr>
                   <w:rStyle w:val="Hyperlink"/>
@@ -39947,7 +40675,7 @@
             <w:pPr>
               <w:pStyle w:val="Compact"/>
             </w:pPr>
-            <w:hyperlink ns1:id="rId273">
+            <w:hyperlink ns1:id="rId276">
               <w:r>
                 <w:rPr>
                   <w:rStyle w:val="Hyperlink"/>
@@ -40001,7 +40729,7 @@
             <w:pPr>
               <w:pStyle w:val="Compact"/>
             </w:pPr>
-            <w:hyperlink ns1:id="rId274">
+            <w:hyperlink ns1:id="rId277">
               <w:r>
                 <w:rPr>
                   <w:rStyle w:val="Hyperlink"/>
@@ -40055,7 +40783,7 @@
             <w:pPr>
               <w:pStyle w:val="Compact"/>
             </w:pPr>
-            <w:hyperlink ns1:id="rId275">
+            <w:hyperlink ns1:id="rId278">
               <w:r>
                 <w:rPr>
                   <w:rStyle w:val="Hyperlink"/>
@@ -40109,7 +40837,7 @@
             <w:pPr>
               <w:pStyle w:val="Compact"/>
             </w:pPr>
-            <w:hyperlink ns1:id="rId276">
+            <w:hyperlink ns1:id="rId279">
               <w:r>
                 <w:rPr>
                   <w:rStyle w:val="Hyperlink"/>
@@ -40163,7 +40891,7 @@
             <w:pPr>
               <w:pStyle w:val="Compact"/>
             </w:pPr>
-            <w:hyperlink ns1:id="rId277">
+            <w:hyperlink ns1:id="rId280">
               <w:r>
                 <w:rPr>
                   <w:rStyle w:val="Hyperlink"/>
@@ -40217,7 +40945,7 @@
             <w:pPr>
               <w:pStyle w:val="Compact"/>
             </w:pPr>
-            <w:hyperlink ns1:id="rId278">
+            <w:hyperlink ns1:id="rId281">
               <w:r>
                 <w:rPr>
                   <w:rStyle w:val="Hyperlink"/>
@@ -40271,7 +40999,7 @@
             <w:pPr>
               <w:pStyle w:val="Compact"/>
             </w:pPr>
-            <w:hyperlink ns1:id="rId279">
+            <w:hyperlink ns1:id="rId282">
               <w:r>
                 <w:rPr>
                   <w:rStyle w:val="Hyperlink"/>
@@ -40325,7 +41053,7 @@
             <w:pPr>
               <w:pStyle w:val="Compact"/>
             </w:pPr>
-            <w:hyperlink ns1:id="rId280">
+            <w:hyperlink ns1:id="rId283">
               <w:r>
                 <w:rPr>
                   <w:rStyle w:val="Hyperlink"/>
@@ -40337,15 +41065,34 @@
         </w:tc>
       </w:tr>
     </w:tbl>
-    <w:bookmarkEnd w:id="281"/>
     <w:p>
+      <w:pPr>
+        <w:pStyle w:val="Beschriftung"/>
+      </w:pPr>
+      <w:r>
+        <w:t xml:space="preserve">Table</w:t>
+      </w:r>
+      <w:r>
+        <w:t xml:space="preserve"> </w:t>
+      </w:r>
+      <w:fldSimple w:instr=" SEQ Table \* ARABIC ">
+        <w:r>
+          <w:t>1</w:t>
+        </w:r>
+      </w:fldSimple>
+      <w:r>
+        <w:t xml:space="preserve">: LegalFormEnum – Permissible Values</w:t>
+      </w:r>
+    </w:p>
+    <w:bookmarkEnd w:id="284"/>
+    <w:p>
       <w:r>
         <w:br w:type="page"/>
       </w:r>
     </w:p>
-    <w:bookmarkEnd w:id="282"/>
-    <w:bookmarkEnd w:id="283"/>
-    <w:bookmarkStart w:id="331" w:name="shared-elements"/>
+    <w:bookmarkEnd w:id="285"/>
+    <w:bookmarkEnd w:id="286"/>
+    <w:bookmarkStart w:id="334" w:name="shared-elements"/>
     <w:p>
       <w:pPr>
         <w:pStyle w:val="berschrift1"/>
@@ -40354,7 +41101,7 @@
         <w:t xml:space="preserve">Shared Elements</w:t>
       </w:r>
     </w:p>
-    <w:bookmarkStart w:id="284" w:name="reference-classes"/>
+    <w:bookmarkStart w:id="287" w:name="reference-classes"/>
     <w:p>
       <w:pPr>
         <w:pStyle w:val="berschrift2"/>
@@ -40461,7 +41208,7 @@
         <w:pStyle w:val="Compact"/>
         <w:numPr>
           <w:ilvl w:val="0"/>
-          <w:numId w:val="1014"/>
+          <w:numId w:val="1015"/>
         </w:numPr>
       </w:pPr>
       <w:r>
@@ -40483,7 +41230,7 @@
         <w:pStyle w:val="Compact"/>
         <w:numPr>
           <w:ilvl w:val="0"/>
-          <w:numId w:val="1014"/>
+          <w:numId w:val="1015"/>
         </w:numPr>
       </w:pPr>
       <w:r>
@@ -40502,7 +41249,7 @@
         <w:pStyle w:val="Compact"/>
         <w:numPr>
           <w:ilvl w:val="0"/>
-          <w:numId w:val="1014"/>
+          <w:numId w:val="1015"/>
         </w:numPr>
       </w:pPr>
       <w:r>
@@ -40584,8 +41331,8 @@
         <w:t xml:space="preserve">provides the link.</w:t>
       </w:r>
     </w:p>
-    <w:bookmarkEnd w:id="284"/>
-    <w:bookmarkStart w:id="289" w:name="class-personreference"/>
+    <w:bookmarkEnd w:id="287"/>
+    <w:bookmarkStart w:id="292" w:name="class-personreference"/>
     <w:p>
       <w:pPr>
         <w:pStyle w:val="berschrift2"/>
@@ -40596,8 +41343,8 @@
       <w:r>
         <w:t xml:space="preserve"> </w:t>
       </w:r>
-      <w:bookmarkStart w:id="285" w:name="PersonReference"/>
-      <w:bookmarkEnd w:id="285"/>
+      <w:bookmarkStart w:id="288" w:name="PersonReference"/>
+      <w:bookmarkEnd w:id="288"/>
     </w:p>
     <w:p>
       <w:pPr>
@@ -40662,7 +41409,7 @@
         <w:t xml:space="preserve">; at least one of the two is required.</w:t>
       </w:r>
     </w:p>
-    <w:bookmarkStart w:id="287" w:name="attribute-13"/>
+    <w:bookmarkStart w:id="290" w:name="attribute-13"/>
     <w:p>
       <w:pPr>
         <w:pStyle w:val="berschrift3"/>
@@ -41061,7 +41808,26 @@
         </w:tc>
       </w:tr>
     </w:tbl>
-    <w:bookmarkStart w:id="286" w:name="constraints-4"/>
+    <w:p>
+      <w:pPr>
+        <w:pStyle w:val="Beschriftung"/>
+      </w:pPr>
+      <w:r>
+        <w:t xml:space="preserve">Table</w:t>
+      </w:r>
+      <w:r>
+        <w:t xml:space="preserve"> </w:t>
+      </w:r>
+      <w:fldSimple w:instr=" SEQ Table \* ARABIC ">
+        <w:r>
+          <w:t>1</w:t>
+        </w:r>
+      </w:fldSimple>
+      <w:r>
+        <w:t xml:space="preserve">: PersonReference – Attribute</w:t>
+      </w:r>
+    </w:p>
+    <w:bookmarkStart w:id="289" w:name="constraints-4"/>
     <w:p>
       <w:pPr>
         <w:pStyle w:val="berschrift5"/>
@@ -41083,7 +41849,7 @@
         <w:pStyle w:val="Compact"/>
         <w:numPr>
           <w:ilvl w:val="0"/>
-          <w:numId w:val="1015"/>
+          <w:numId w:val="1016"/>
         </w:numPr>
       </w:pPr>
       <w:r>
@@ -41095,16 +41861,16 @@
         <w:pStyle w:val="Compact"/>
         <w:numPr>
           <w:ilvl w:val="0"/>
-          <w:numId w:val="1015"/>
+          <w:numId w:val="1016"/>
         </w:numPr>
       </w:pPr>
       <w:r>
         <w:t xml:space="preserve">global_uri</w:t>
       </w:r>
     </w:p>
-    <w:bookmarkEnd w:id="286"/>
-    <w:bookmarkEnd w:id="287"/>
-    <w:bookmarkStart w:id="288" w:name="usages-13"/>
+    <w:bookmarkEnd w:id="289"/>
+    <w:bookmarkEnd w:id="290"/>
+    <w:bookmarkStart w:id="291" w:name="usages-13"/>
     <w:p>
       <w:pPr>
         <w:pStyle w:val="berschrift3"/>
@@ -41296,9 +42062,28 @@
         </w:tc>
       </w:tr>
     </w:tbl>
-    <w:bookmarkEnd w:id="288"/>
-    <w:bookmarkEnd w:id="289"/>
-    <w:bookmarkStart w:id="294" w:name="class-groupreference"/>
+    <w:p>
+      <w:pPr>
+        <w:pStyle w:val="Beschriftung"/>
+      </w:pPr>
+      <w:r>
+        <w:t xml:space="preserve">Table</w:t>
+      </w:r>
+      <w:r>
+        <w:t xml:space="preserve"> </w:t>
+      </w:r>
+      <w:fldSimple w:instr=" SEQ Table \* ARABIC ">
+        <w:r>
+          <w:t>1</w:t>
+        </w:r>
+      </w:fldSimple>
+      <w:r>
+        <w:t xml:space="preserve">: PersonReference – Usages</w:t>
+      </w:r>
+    </w:p>
+    <w:bookmarkEnd w:id="291"/>
+    <w:bookmarkEnd w:id="292"/>
+    <w:bookmarkStart w:id="297" w:name="class-groupreference"/>
     <w:p>
       <w:pPr>
         <w:pStyle w:val="berschrift2"/>
@@ -41309,8 +42094,8 @@
       <w:r>
         <w:t xml:space="preserve"> </w:t>
       </w:r>
-      <w:bookmarkStart w:id="290" w:name="GroupReference"/>
-      <w:bookmarkEnd w:id="290"/>
+      <w:bookmarkStart w:id="293" w:name="GroupReference"/>
+      <w:bookmarkEnd w:id="293"/>
     </w:p>
     <w:p>
       <w:pPr>
@@ -41433,7 +42218,7 @@
         <w:t xml:space="preserve">also beyond it.</w:t>
       </w:r>
     </w:p>
-    <w:bookmarkStart w:id="292" w:name="attribute-14"/>
+    <w:bookmarkStart w:id="295" w:name="attribute-14"/>
     <w:p>
       <w:pPr>
         <w:pStyle w:val="berschrift3"/>
@@ -41782,7 +42567,26 @@
         </w:tc>
       </w:tr>
     </w:tbl>
-    <w:bookmarkStart w:id="291" w:name="constraints-5"/>
+    <w:p>
+      <w:pPr>
+        <w:pStyle w:val="Beschriftung"/>
+      </w:pPr>
+      <w:r>
+        <w:t xml:space="preserve">Table</w:t>
+      </w:r>
+      <w:r>
+        <w:t xml:space="preserve"> </w:t>
+      </w:r>
+      <w:fldSimple w:instr=" SEQ Table \* ARABIC ">
+        <w:r>
+          <w:t>1</w:t>
+        </w:r>
+      </w:fldSimple>
+      <w:r>
+        <w:t xml:space="preserve">: GroupReference – Attribute</w:t>
+      </w:r>
+    </w:p>
+    <w:bookmarkStart w:id="294" w:name="constraints-5"/>
     <w:p>
       <w:pPr>
         <w:pStyle w:val="berschrift5"/>
@@ -41804,7 +42608,7 @@
         <w:pStyle w:val="Compact"/>
         <w:numPr>
           <w:ilvl w:val="0"/>
-          <w:numId w:val="1016"/>
+          <w:numId w:val="1017"/>
         </w:numPr>
       </w:pPr>
       <w:r>
@@ -41816,16 +42620,16 @@
         <w:pStyle w:val="Compact"/>
         <w:numPr>
           <w:ilvl w:val="0"/>
-          <w:numId w:val="1016"/>
+          <w:numId w:val="1017"/>
         </w:numPr>
       </w:pPr>
       <w:r>
         <w:t xml:space="preserve">global_uri</w:t>
       </w:r>
     </w:p>
-    <w:bookmarkEnd w:id="291"/>
-    <w:bookmarkEnd w:id="292"/>
-    <w:bookmarkStart w:id="293" w:name="usages-14"/>
+    <w:bookmarkEnd w:id="294"/>
+    <w:bookmarkEnd w:id="295"/>
+    <w:bookmarkStart w:id="296" w:name="usages-14"/>
     <w:p>
       <w:pPr>
         <w:pStyle w:val="berschrift3"/>
@@ -42017,9 +42821,28 @@
         </w:tc>
       </w:tr>
     </w:tbl>
-    <w:bookmarkEnd w:id="293"/>
-    <w:bookmarkEnd w:id="294"/>
-    <w:bookmarkStart w:id="297" w:name="reused-classes"/>
+    <w:p>
+      <w:pPr>
+        <w:pStyle w:val="Beschriftung"/>
+      </w:pPr>
+      <w:r>
+        <w:t xml:space="preserve">Table</w:t>
+      </w:r>
+      <w:r>
+        <w:t xml:space="preserve"> </w:t>
+      </w:r>
+      <w:fldSimple w:instr=" SEQ Table \* ARABIC ">
+        <w:r>
+          <w:t>1</w:t>
+        </w:r>
+      </w:fldSimple>
+      <w:r>
+        <w:t xml:space="preserve">: GroupReference – Usages</w:t>
+      </w:r>
+    </w:p>
+    <w:bookmarkEnd w:id="296"/>
+    <w:bookmarkEnd w:id="297"/>
+    <w:bookmarkStart w:id="300" w:name="reused-classes"/>
     <w:p>
       <w:pPr>
         <w:pStyle w:val="berschrift2"/>
@@ -42156,7 +42979,7 @@
       <w:r>
         <w:t xml:space="preserve"> </w:t>
       </w:r>
-      <w:hyperlink ns1:id="rId295">
+      <w:hyperlink ns1:id="rId298">
         <w:r>
           <w:rPr>
             <w:rStyle w:val="Hyperlink"/>
@@ -42173,7 +42996,7 @@
       <w:r>
         <w:t xml:space="preserve"> </w:t>
       </w:r>
-      <w:hyperlink ns1:id="rId296">
+      <w:hyperlink ns1:id="rId299">
         <w:r>
           <w:rPr>
             <w:rStyle w:val="Hyperlink"/>
@@ -42197,8 +43020,8 @@
         <w:t xml:space="preserve">.</w:t>
       </w:r>
     </w:p>
-    <w:bookmarkEnd w:id="297"/>
-    <w:bookmarkStart w:id="305" w:name="class-address"/>
+    <w:bookmarkEnd w:id="300"/>
+    <w:bookmarkStart w:id="308" w:name="class-address"/>
     <w:p>
       <w:pPr>
         <w:pStyle w:val="berschrift2"/>
@@ -42209,8 +43032,8 @@
       <w:r>
         <w:t xml:space="preserve"> </w:t>
       </w:r>
-      <w:bookmarkStart w:id="298" w:name="Address"/>
-      <w:bookmarkEnd w:id="298"/>
+      <w:bookmarkStart w:id="301" w:name="Address"/>
+      <w:bookmarkEnd w:id="301"/>
     </w:p>
     <w:p>
       <w:pPr>
@@ -42224,7 +43047,7 @@
         <w:t xml:space="preserve">An address with a type (e.g., private address, business address) and a value.</w:t>
       </w:r>
     </w:p>
-    <w:bookmarkStart w:id="300" w:name="attribute-15"/>
+    <w:bookmarkStart w:id="303" w:name="attribute-15"/>
     <w:p>
       <w:pPr>
         <w:pStyle w:val="berschrift3"/>
@@ -42571,7 +43394,26 @@
         </w:tc>
       </w:tr>
     </w:tbl>
-    <w:bookmarkStart w:id="299" w:name="constraints-6"/>
+    <w:p>
+      <w:pPr>
+        <w:pStyle w:val="Beschriftung"/>
+      </w:pPr>
+      <w:r>
+        <w:t xml:space="preserve">Table</w:t>
+      </w:r>
+      <w:r>
+        <w:t xml:space="preserve"> </w:t>
+      </w:r>
+      <w:fldSimple w:instr=" SEQ Table \* ARABIC ">
+        <w:r>
+          <w:t>1</w:t>
+        </w:r>
+      </w:fldSimple>
+      <w:r>
+        <w:t xml:space="preserve">: Address – Attribute</w:t>
+      </w:r>
+    </w:p>
+    <w:bookmarkStart w:id="302" w:name="constraints-6"/>
     <w:p>
       <w:pPr>
         <w:pStyle w:val="berschrift5"/>
@@ -42593,7 +43435,7 @@
         <w:pStyle w:val="Compact"/>
         <w:numPr>
           <w:ilvl w:val="0"/>
-          <w:numId w:val="1017"/>
+          <w:numId w:val="1018"/>
         </w:numPr>
       </w:pPr>
       <w:r>
@@ -42605,16 +43447,16 @@
         <w:pStyle w:val="Compact"/>
         <w:numPr>
           <w:ilvl w:val="0"/>
-          <w:numId w:val="1017"/>
+          <w:numId w:val="1018"/>
         </w:numPr>
       </w:pPr>
       <w:r>
         <w:t xml:space="preserve">address_uri</w:t>
       </w:r>
     </w:p>
-    <w:bookmarkEnd w:id="299"/>
-    <w:bookmarkEnd w:id="300"/>
-    <w:bookmarkStart w:id="301" w:name="usages-15"/>
+    <w:bookmarkEnd w:id="302"/>
+    <w:bookmarkEnd w:id="303"/>
+    <w:bookmarkStart w:id="304" w:name="usages-15"/>
     <w:p>
       <w:pPr>
         <w:pStyle w:val="berschrift3"/>
@@ -42805,8 +43647,27 @@
         </w:tc>
       </w:tr>
     </w:tbl>
-    <w:bookmarkEnd w:id="301"/>
-    <w:bookmarkStart w:id="304" w:name="examples-6"/>
+    <w:p>
+      <w:pPr>
+        <w:pStyle w:val="Beschriftung"/>
+      </w:pPr>
+      <w:r>
+        <w:t xml:space="preserve">Table</w:t>
+      </w:r>
+      <w:r>
+        <w:t xml:space="preserve"> </w:t>
+      </w:r>
+      <w:fldSimple w:instr=" SEQ Table \* ARABIC ">
+        <w:r>
+          <w:t>1</w:t>
+        </w:r>
+      </w:fldSimple>
+      <w:r>
+        <w:t xml:space="preserve">: Address – Usages</w:t>
+      </w:r>
+    </w:p>
+    <w:bookmarkEnd w:id="304"/>
+    <w:bookmarkStart w:id="307" w:name="examples-6"/>
     <w:p>
       <w:pPr>
         <w:pStyle w:val="berschrift3"/>
@@ -42815,7 +43676,7 @@
         <w:t xml:space="preserve">Examples</w:t>
       </w:r>
     </w:p>
-    <w:bookmarkStart w:id="302" w:name="Xd62114ff346db874a7832eac6050409a8dfc281"/>
+    <w:bookmarkStart w:id="305" w:name="Xd62114ff346db874a7832eac6050409a8dfc281"/>
     <w:p>
       <w:pPr>
         <w:pStyle w:val="berschrift4"/>
@@ -43030,8 +43891,8 @@
         <w:t xml:space="preserve"> CH</w:t>
       </w:r>
     </w:p>
-    <w:bookmarkEnd w:id="302"/>
-    <w:bookmarkStart w:id="303" w:name="X3a16bec44667e76d90b38a6799bc2313fb69993"/>
+    <w:bookmarkEnd w:id="305"/>
+    <w:bookmarkStart w:id="306" w:name="X3a16bec44667e76d90b38a6799bc2313fb69993"/>
     <w:p>
       <w:pPr>
         <w:pStyle w:val="berschrift4"/>
@@ -43117,10 +43978,10 @@
         <w:t xml:space="preserve"> Basel-Stadt</w:t>
       </w:r>
     </w:p>
-    <w:bookmarkEnd w:id="303"/>
-    <w:bookmarkEnd w:id="304"/>
-    <w:bookmarkEnd w:id="305"/>
-    <w:bookmarkStart w:id="309" w:name="enum-addresstypeenum"/>
+    <w:bookmarkEnd w:id="306"/>
+    <w:bookmarkEnd w:id="307"/>
+    <w:bookmarkEnd w:id="308"/>
+    <w:bookmarkStart w:id="312" w:name="enum-addresstypeenum"/>
     <w:p>
       <w:pPr>
         <w:pStyle w:val="berschrift2"/>
@@ -43131,8 +43992,8 @@
       <w:r>
         <w:t xml:space="preserve"> </w:t>
       </w:r>
-      <w:bookmarkStart w:id="306" w:name="AddressTypeEnum"/>
-      <w:bookmarkEnd w:id="306"/>
+      <w:bookmarkStart w:id="309" w:name="AddressTypeEnum"/>
+      <w:bookmarkEnd w:id="309"/>
     </w:p>
     <w:p>
       <w:pPr>
@@ -43156,7 +44017,7 @@
       <w:r>
         <w:t xml:space="preserve"> </w:t>
       </w:r>
-      <w:hyperlink ns1:id="rId307">
+      <w:hyperlink ns1:id="rId310">
         <w:r>
           <w:rPr>
             <w:rStyle w:val="Hyperlink"/>
@@ -43165,7 +44026,7 @@
         </w:r>
       </w:hyperlink>
     </w:p>
-    <w:bookmarkStart w:id="308" w:name="permissible-values-7"/>
+    <w:bookmarkStart w:id="311" w:name="permissible-values-7"/>
     <w:p>
       <w:pPr>
         <w:pStyle w:val="berschrift3"/>
@@ -43293,9 +44154,28 @@
         </w:tc>
       </w:tr>
     </w:tbl>
-    <w:bookmarkEnd w:id="308"/>
-    <w:bookmarkEnd w:id="309"/>
-    <w:bookmarkStart w:id="313" w:name="class-contact"/>
+    <w:p>
+      <w:pPr>
+        <w:pStyle w:val="Beschriftung"/>
+      </w:pPr>
+      <w:r>
+        <w:t xml:space="preserve">Table</w:t>
+      </w:r>
+      <w:r>
+        <w:t xml:space="preserve"> </w:t>
+      </w:r>
+      <w:fldSimple w:instr=" SEQ Table \* ARABIC ">
+        <w:r>
+          <w:t>1</w:t>
+        </w:r>
+      </w:fldSimple>
+      <w:r>
+        <w:t xml:space="preserve">: AddressTypeEnum – Permissible Values</w:t>
+      </w:r>
+    </w:p>
+    <w:bookmarkEnd w:id="311"/>
+    <w:bookmarkEnd w:id="312"/>
+    <w:bookmarkStart w:id="316" w:name="class-contact"/>
     <w:p>
       <w:pPr>
         <w:pStyle w:val="berschrift2"/>
@@ -43306,8 +44186,8 @@
       <w:r>
         <w:t xml:space="preserve"> </w:t>
       </w:r>
-      <w:bookmarkStart w:id="310" w:name="Contact"/>
-      <w:bookmarkEnd w:id="310"/>
+      <w:bookmarkStart w:id="313" w:name="Contact"/>
+      <w:bookmarkEnd w:id="313"/>
     </w:p>
     <w:p>
       <w:pPr>
@@ -43321,7 +44201,7 @@
         <w:t xml:space="preserve">Contact information of a person indicating a type (e.g., email, LinkedIn) and a value.</w:t>
       </w:r>
     </w:p>
-    <w:bookmarkStart w:id="311" w:name="attribute-16"/>
+    <w:bookmarkStart w:id="314" w:name="attribute-16"/>
     <w:p>
       <w:pPr>
         <w:pStyle w:val="berschrift3"/>
@@ -43525,8 +44405,27 @@
         </w:tc>
       </w:tr>
     </w:tbl>
-    <w:bookmarkEnd w:id="311"/>
-    <w:bookmarkStart w:id="312" w:name="usages-16"/>
+    <w:p>
+      <w:pPr>
+        <w:pStyle w:val="Beschriftung"/>
+      </w:pPr>
+      <w:r>
+        <w:t xml:space="preserve">Table</w:t>
+      </w:r>
+      <w:r>
+        <w:t xml:space="preserve"> </w:t>
+      </w:r>
+      <w:fldSimple w:instr=" SEQ Table \* ARABIC ">
+        <w:r>
+          <w:t>1</w:t>
+        </w:r>
+      </w:fldSimple>
+      <w:r>
+        <w:t xml:space="preserve">: Contact – Attribute</w:t>
+      </w:r>
+    </w:p>
+    <w:bookmarkEnd w:id="314"/>
+    <w:bookmarkStart w:id="315" w:name="usages-16"/>
     <w:p>
       <w:pPr>
         <w:pStyle w:val="berschrift3"/>
@@ -43717,9 +44616,28 @@
         </w:tc>
       </w:tr>
     </w:tbl>
-    <w:bookmarkEnd w:id="312"/>
-    <w:bookmarkEnd w:id="313"/>
-    <w:bookmarkStart w:id="314" w:name="mixin-classes"/>
+    <w:p>
+      <w:pPr>
+        <w:pStyle w:val="Beschriftung"/>
+      </w:pPr>
+      <w:r>
+        <w:t xml:space="preserve">Table</w:t>
+      </w:r>
+      <w:r>
+        <w:t xml:space="preserve"> </w:t>
+      </w:r>
+      <w:fldSimple w:instr=" SEQ Table \* ARABIC ">
+        <w:r>
+          <w:t>1</w:t>
+        </w:r>
+      </w:fldSimple>
+      <w:r>
+        <w:t xml:space="preserve">: Contact – Usages</w:t>
+      </w:r>
+    </w:p>
+    <w:bookmarkEnd w:id="315"/>
+    <w:bookmarkEnd w:id="316"/>
+    <w:bookmarkStart w:id="317" w:name="mixin-classes"/>
     <w:p>
       <w:pPr>
         <w:pStyle w:val="berschrift2"/>
@@ -43756,8 +44674,8 @@
         <w:t xml:space="preserve">— the four sections below explain what stands behind that note.</w:t>
       </w:r>
     </w:p>
-    <w:bookmarkEnd w:id="314"/>
-    <w:bookmarkStart w:id="318" w:name="class-hasidentification"/>
+    <w:bookmarkEnd w:id="317"/>
+    <w:bookmarkStart w:id="321" w:name="class-hasidentification"/>
     <w:p>
       <w:pPr>
         <w:pStyle w:val="berschrift2"/>
@@ -43768,8 +44686,8 @@
       <w:r>
         <w:t xml:space="preserve"> </w:t>
       </w:r>
-      <w:bookmarkStart w:id="315" w:name="HasIdentification"/>
-      <w:bookmarkEnd w:id="315"/>
+      <w:bookmarkStart w:id="318" w:name="HasIdentification"/>
+      <w:bookmarkEnd w:id="318"/>
     </w:p>
     <w:p>
       <w:pPr>
@@ -43812,7 +44730,7 @@
         <w:t xml:space="preserve">is the identifier and therefore mandatory.</w:t>
       </w:r>
     </w:p>
-    <w:bookmarkStart w:id="316" w:name="attribute-17"/>
+    <w:bookmarkStart w:id="319" w:name="attribute-17"/>
     <w:p>
       <w:pPr>
         <w:pStyle w:val="berschrift3"/>
@@ -44016,8 +44934,27 @@
         </w:tc>
       </w:tr>
     </w:tbl>
-    <w:bookmarkEnd w:id="316"/>
-    <w:bookmarkStart w:id="317" w:name="mixin-usage"/>
+    <w:p>
+      <w:pPr>
+        <w:pStyle w:val="Beschriftung"/>
+      </w:pPr>
+      <w:r>
+        <w:t xml:space="preserve">Table</w:t>
+      </w:r>
+      <w:r>
+        <w:t xml:space="preserve"> </w:t>
+      </w:r>
+      <w:fldSimple w:instr=" SEQ Table \* ARABIC ">
+        <w:r>
+          <w:t>1</w:t>
+        </w:r>
+      </w:fldSimple>
+      <w:r>
+        <w:t xml:space="preserve">: HasIdentification – Attribute</w:t>
+      </w:r>
+    </w:p>
+    <w:bookmarkEnd w:id="319"/>
+    <w:bookmarkStart w:id="320" w:name="mixin-usage"/>
     <w:p>
       <w:pPr>
         <w:pStyle w:val="berschrift3"/>
@@ -44101,9 +45038,9 @@
         </w:r>
       </w:hyperlink>
     </w:p>
-    <w:bookmarkEnd w:id="317"/>
-    <w:bookmarkEnd w:id="318"/>
-    <w:bookmarkStart w:id="322" w:name="class-hasreferenceidentification"/>
+    <w:bookmarkEnd w:id="320"/>
+    <w:bookmarkEnd w:id="321"/>
+    <w:bookmarkStart w:id="325" w:name="class-hasreferenceidentification"/>
     <w:p>
       <w:pPr>
         <w:pStyle w:val="berschrift2"/>
@@ -44114,8 +45051,8 @@
       <w:r>
         <w:t xml:space="preserve"> </w:t>
       </w:r>
-      <w:bookmarkStart w:id="319" w:name="HasReferenceIdentification"/>
-      <w:bookmarkEnd w:id="319"/>
+      <w:bookmarkStart w:id="322" w:name="HasReferenceIdentification"/>
+      <w:bookmarkEnd w:id="322"/>
     </w:p>
     <w:p>
       <w:pPr>
@@ -44187,7 +45124,7 @@
         <w:t xml:space="preserve">is neither an identifier here nor mandatory: a system that only holds the local id of the referenced entity states that id instead. A reference class using this mixin should require at least one of the two.</w:t>
       </w:r>
     </w:p>
-    <w:bookmarkStart w:id="320" w:name="attribute-18"/>
+    <w:bookmarkStart w:id="323" w:name="attribute-18"/>
     <w:p>
       <w:pPr>
         <w:pStyle w:val="berschrift3"/>
@@ -44391,8 +45328,27 @@
         </w:tc>
       </w:tr>
     </w:tbl>
-    <w:bookmarkEnd w:id="320"/>
-    <w:bookmarkStart w:id="321" w:name="mixin-usage-1"/>
+    <w:p>
+      <w:pPr>
+        <w:pStyle w:val="Beschriftung"/>
+      </w:pPr>
+      <w:r>
+        <w:t xml:space="preserve">Table</w:t>
+      </w:r>
+      <w:r>
+        <w:t xml:space="preserve"> </w:t>
+      </w:r>
+      <w:fldSimple w:instr=" SEQ Table \* ARABIC ">
+        <w:r>
+          <w:t>1</w:t>
+        </w:r>
+      </w:fldSimple>
+      <w:r>
+        <w:t xml:space="preserve">: HasReferenceIdentification – Attribute</w:t>
+      </w:r>
+    </w:p>
+    <w:bookmarkEnd w:id="323"/>
+    <w:bookmarkStart w:id="324" w:name="mixin-usage-1"/>
     <w:p>
       <w:pPr>
         <w:pStyle w:val="berschrift3"/>
@@ -44428,9 +45384,9 @@
         </w:r>
       </w:hyperlink>
     </w:p>
-    <w:bookmarkEnd w:id="321"/>
-    <w:bookmarkEnd w:id="322"/>
-    <w:bookmarkStart w:id="326" w:name="class-hastemporalvalidity"/>
+    <w:bookmarkEnd w:id="324"/>
+    <w:bookmarkEnd w:id="325"/>
+    <w:bookmarkStart w:id="329" w:name="class-hastemporalvalidity"/>
     <w:p>
       <w:pPr>
         <w:pStyle w:val="berschrift2"/>
@@ -44441,8 +45397,8 @@
       <w:r>
         <w:t xml:space="preserve"> </w:t>
       </w:r>
-      <w:bookmarkStart w:id="323" w:name="HasTemporalValidity"/>
-      <w:bookmarkEnd w:id="323"/>
+      <w:bookmarkStart w:id="326" w:name="HasTemporalValidity"/>
+      <w:bookmarkEnd w:id="326"/>
     </w:p>
     <w:p>
       <w:pPr>
@@ -44456,7 +45412,7 @@
         <w:t xml:space="preserve">A mixin class that provides slots for modeling a temporal validity of information (not of an event).</w:t>
       </w:r>
     </w:p>
-    <w:bookmarkStart w:id="324" w:name="attribute-19"/>
+    <w:bookmarkStart w:id="327" w:name="attribute-19"/>
     <w:p>
       <w:pPr>
         <w:pStyle w:val="berschrift3"/>
@@ -44660,8 +45616,27 @@
         </w:tc>
       </w:tr>
     </w:tbl>
-    <w:bookmarkEnd w:id="324"/>
-    <w:bookmarkStart w:id="325" w:name="mixin-usage-2"/>
+    <w:p>
+      <w:pPr>
+        <w:pStyle w:val="Beschriftung"/>
+      </w:pPr>
+      <w:r>
+        <w:t xml:space="preserve">Table</w:t>
+      </w:r>
+      <w:r>
+        <w:t xml:space="preserve"> </w:t>
+      </w:r>
+      <w:fldSimple w:instr=" SEQ Table \* ARABIC ">
+        <w:r>
+          <w:t>1</w:t>
+        </w:r>
+      </w:fldSimple>
+      <w:r>
+        <w:t xml:space="preserve">: HasTemporalValidity – Attribute</w:t>
+      </w:r>
+    </w:p>
+    <w:bookmarkEnd w:id="327"/>
+    <w:bookmarkStart w:id="328" w:name="mixin-usage-2"/>
     <w:p>
       <w:pPr>
         <w:pStyle w:val="berschrift3"/>
@@ -44781,9 +45756,9 @@
         </w:r>
       </w:hyperlink>
     </w:p>
-    <w:bookmarkEnd w:id="325"/>
-    <w:bookmarkEnd w:id="326"/>
-    <w:bookmarkStart w:id="330" w:name="class-hascreationmodificationdates"/>
+    <w:bookmarkEnd w:id="328"/>
+    <w:bookmarkEnd w:id="329"/>
+    <w:bookmarkStart w:id="333" w:name="class-hascreationmodificationdates"/>
     <w:p>
       <w:pPr>
         <w:pStyle w:val="berschrift2"/>
@@ -44794,8 +45769,8 @@
       <w:r>
         <w:t xml:space="preserve"> </w:t>
       </w:r>
-      <w:bookmarkStart w:id="327" w:name="HasCreationModificationDates"/>
-      <w:bookmarkEnd w:id="327"/>
+      <w:bookmarkStart w:id="330" w:name="HasCreationModificationDates"/>
+      <w:bookmarkEnd w:id="330"/>
     </w:p>
     <w:p>
       <w:pPr>
@@ -44809,7 +45784,7 @@
         <w:t xml:space="preserve">A mixin class that provides slots for modeling creation and modification dates of an entity.</w:t>
       </w:r>
     </w:p>
-    <w:bookmarkStart w:id="328" w:name="attribute-20"/>
+    <w:bookmarkStart w:id="331" w:name="attribute-20"/>
     <w:p>
       <w:pPr>
         <w:pStyle w:val="berschrift3"/>
@@ -45057,8 +46032,27 @@
         </w:tc>
       </w:tr>
     </w:tbl>
-    <w:bookmarkEnd w:id="328"/>
-    <w:bookmarkStart w:id="329" w:name="mixin-usage-3"/>
+    <w:p>
+      <w:pPr>
+        <w:pStyle w:val="Beschriftung"/>
+      </w:pPr>
+      <w:r>
+        <w:t xml:space="preserve">Table</w:t>
+      </w:r>
+      <w:r>
+        <w:t xml:space="preserve"> </w:t>
+      </w:r>
+      <w:fldSimple w:instr=" SEQ Table \* ARABIC ">
+        <w:r>
+          <w:t>1</w:t>
+        </w:r>
+      </w:fldSimple>
+      <w:r>
+        <w:t xml:space="preserve">: HasCreationModificationDates – Attribute</w:t>
+      </w:r>
+    </w:p>
+    <w:bookmarkEnd w:id="331"/>
+    <w:bookmarkStart w:id="332" w:name="mixin-usage-3"/>
     <w:p>
       <w:pPr>
         <w:pStyle w:val="berschrift3"/>
@@ -45122,15 +46116,15 @@
         </w:r>
       </w:hyperlink>
     </w:p>
-    <w:bookmarkEnd w:id="329"/>
+    <w:bookmarkEnd w:id="332"/>
     <w:p>
       <w:r>
         <w:br w:type="page"/>
       </w:r>
     </w:p>
-    <w:bookmarkEnd w:id="330"/>
-    <w:bookmarkEnd w:id="331"/>
-    <w:bookmarkStart w:id="332" w:name="safety-considerations"/>
+    <w:bookmarkEnd w:id="333"/>
+    <w:bookmarkEnd w:id="334"/>
+    <w:bookmarkStart w:id="335" w:name="safety-considerations"/>
     <w:p>
       <w:pPr>
         <w:pStyle w:val="berschrift1"/>
@@ -45168,7 +46162,7 @@
         <w:pStyle w:val="Compact"/>
         <w:numPr>
           <w:ilvl w:val="0"/>
-          <w:numId w:val="1018"/>
+          <w:numId w:val="1019"/>
         </w:numPr>
       </w:pPr>
       <w:r>
@@ -45190,7 +46184,7 @@
         <w:pStyle w:val="Compact"/>
         <w:numPr>
           <w:ilvl w:val="0"/>
-          <w:numId w:val="1018"/>
+          <w:numId w:val="1019"/>
         </w:numPr>
       </w:pPr>
       <w:r>
@@ -45212,7 +46206,7 @@
         <w:pStyle w:val="Compact"/>
         <w:numPr>
           <w:ilvl w:val="0"/>
-          <w:numId w:val="1018"/>
+          <w:numId w:val="1019"/>
         </w:numPr>
       </w:pPr>
       <w:r>
@@ -45234,7 +46228,7 @@
         <w:pStyle w:val="Compact"/>
         <w:numPr>
           <w:ilvl w:val="0"/>
-          <w:numId w:val="1018"/>
+          <w:numId w:val="1019"/>
         </w:numPr>
       </w:pPr>
       <w:r>
@@ -45256,7 +46250,7 @@
         <w:pStyle w:val="Compact"/>
         <w:numPr>
           <w:ilvl w:val="0"/>
-          <w:numId w:val="1018"/>
+          <w:numId w:val="1019"/>
         </w:numPr>
       </w:pPr>
       <w:r>
@@ -45302,7 +46296,7 @@
         <w:pStyle w:val="Compact"/>
         <w:numPr>
           <w:ilvl w:val="0"/>
-          <w:numId w:val="1018"/>
+          <w:numId w:val="1019"/>
         </w:numPr>
       </w:pPr>
       <w:r>
@@ -45324,7 +46318,7 @@
         <w:pStyle w:val="Compact"/>
         <w:numPr>
           <w:ilvl w:val="0"/>
-          <w:numId w:val="1018"/>
+          <w:numId w:val="1019"/>
         </w:numPr>
       </w:pPr>
       <w:r>
@@ -45346,8 +46340,8 @@
         <w:br w:type="page"/>
       </w:r>
     </w:p>
-    <w:bookmarkEnd w:id="332"/>
-    <w:bookmarkStart w:id="333" w:name="Xf6b36430cae8a20854059102669aeb9c31aab5e"/>
+    <w:bookmarkEnd w:id="335"/>
+    <w:bookmarkStart w:id="336" w:name="Xf6b36430cae8a20854059102669aeb9c31aab5e"/>
     <w:p>
       <w:pPr>
         <w:pStyle w:val="berschrift1"/>
@@ -45393,8 +46387,8 @@
         <w:br w:type="page"/>
       </w:r>
     </w:p>
-    <w:bookmarkEnd w:id="333"/>
-    <w:bookmarkStart w:id="334" w:name="copyrights"/>
+    <w:bookmarkEnd w:id="336"/>
+    <w:bookmarkStart w:id="357" w:name="copyrights"/>
     <w:p>
       <w:pPr>
         <w:pStyle w:val="berschrift1"/>
@@ -45440,28 +46434,28 @@
         <w:br w:type="page"/>
       </w:r>
     </w:p>
-    <w:bookmarkEnd w:id="334"/>
-    <w:bookmarkStart w:id="349" w:name="annex-a-references-bibliography"/>
+    <w:bookmarkStart w:id="337" w:name="annex-a-references-bibliography"/>
     <w:p>
       <w:pPr>
-        <w:pStyle w:val="berschrift1"/>
+        <w:pStyle w:val="Anhangberschrift"/>
       </w:pPr>
       <w:r>
         <w:t xml:space="preserve">Annex A – References &amp; Bibliography</w:t>
       </w:r>
     </w:p>
+    <w:bookmarkEnd w:id="337"/>
     <w:p>
       <w:pPr>
-        <w:pStyle w:val="FirstParagraph"/>
+        <w:pStyle w:val="Textkrper"/>
       </w:pPr>
       <w:r>
         <w:t xml:space="preserve">Where a version is stated, it is the one this standard was developed against.</w:t>
       </w:r>
     </w:p>
-    <w:bookmarkStart w:id="340" w:name="Xfcdf64c5b35a14cc7e801690b320675370e1c62"/>
+    <w:bookmarkStart w:id="338" w:name="Xfcdf64c5b35a14cc7e801690b320675370e1c62"/>
     <w:p>
       <w:pPr>
-        <w:pStyle w:val="berschrift2"/>
+        <w:pStyle w:val="Anhangberschrift2"/>
       </w:pPr>
       <w:r>
         <w:t xml:space="preserve">Standards of the</w:t>
@@ -45479,9 +46473,10 @@
         <w:t xml:space="preserve">specialist group</w:t>
       </w:r>
     </w:p>
+    <w:bookmarkEnd w:id="338"/>
     <w:p>
       <w:pPr>
-        <w:pStyle w:val="FirstParagraph"/>
+        <w:pStyle w:val="Textkrper"/>
       </w:pPr>
       <w:r>
         <w:t xml:space="preserve">The standards of the specialist group are developed jointly and reference one another. All of them currently carry the status</w:t>
@@ -45534,7 +46529,7 @@
             <w:r>
               <w:t xml:space="preserve"> </w:t>
             </w:r>
-            <w:hyperlink ns1:id="rId335">
+            <w:hyperlink ns1:id="rId339">
               <w:r>
                 <w:rPr>
                   <w:rStyle w:val="Hyperlink"/>
@@ -45573,7 +46568,7 @@
             <w:r>
               <w:t xml:space="preserve"> </w:t>
             </w:r>
-            <w:hyperlink ns1:id="rId336">
+            <w:hyperlink ns1:id="rId340">
               <w:r>
                 <w:rPr>
                   <w:rStyle w:val="Hyperlink"/>
@@ -45608,7 +46603,7 @@
             <w:r>
               <w:t xml:space="preserve"> </w:t>
             </w:r>
-            <w:hyperlink ns1:id="rId337">
+            <w:hyperlink ns1:id="rId341">
               <w:r>
                 <w:rPr>
                   <w:rStyle w:val="Hyperlink"/>
@@ -45647,7 +46642,7 @@
             <w:r>
               <w:t xml:space="preserve"> </w:t>
             </w:r>
-            <w:hyperlink ns1:id="rId338">
+            <w:hyperlink ns1:id="rId342">
               <w:r>
                 <w:rPr>
                   <w:rStyle w:val="Hyperlink"/>
@@ -45682,7 +46677,7 @@
             <w:r>
               <w:t xml:space="preserve"> </w:t>
             </w:r>
-            <w:hyperlink ns1:id="rId339">
+            <w:hyperlink ns1:id="rId343">
               <w:r>
                 <w:rPr>
                   <w:rStyle w:val="Hyperlink"/>
@@ -45694,16 +46689,16 @@
         </w:tc>
       </w:tr>
     </w:tbl>
-    <w:bookmarkEnd w:id="340"/>
-    <w:bookmarkStart w:id="342" w:name="further-ech-standards"/>
+    <w:bookmarkStart w:id="344" w:name="further-ech-standards"/>
     <w:p>
       <w:pPr>
-        <w:pStyle w:val="berschrift2"/>
+        <w:pStyle w:val="Anhangberschrift2"/>
       </w:pPr>
       <w:r>
         <w:t xml:space="preserve">Further eCH standards</w:t>
       </w:r>
     </w:p>
+    <w:bookmarkEnd w:id="344"/>
     <w:tbl>
       <w:tblPr>
         <w:tblStyle w:val="Table"/>
@@ -45763,7 +46758,7 @@
             <w:r>
               <w:t xml:space="preserve"> </w:t>
             </w:r>
-            <w:hyperlink ns1:id="rId28">
+            <w:hyperlink ns1:id="rId31">
               <w:r>
                 <w:rPr>
                   <w:rStyle w:val="Hyperlink"/>
@@ -45826,7 +46821,7 @@
             <w:r>
               <w:t xml:space="preserve"> </w:t>
             </w:r>
-            <w:hyperlink ns1:id="rId341">
+            <w:hyperlink ns1:id="rId345">
               <w:r>
                 <w:rPr>
                   <w:rStyle w:val="Hyperlink"/>
@@ -45838,16 +46833,16 @@
         </w:tc>
       </w:tr>
     </w:tbl>
-    <w:bookmarkEnd w:id="342"/>
-    <w:bookmarkStart w:id="348" w:name="code-lists-and-further-sources"/>
+    <w:bookmarkStart w:id="346" w:name="code-lists-and-further-sources"/>
     <w:p>
       <w:pPr>
-        <w:pStyle w:val="berschrift2"/>
+        <w:pStyle w:val="Anhangberschrift2"/>
       </w:pPr>
       <w:r>
         <w:t xml:space="preserve">Code lists and further sources</w:t>
       </w:r>
     </w:p>
+    <w:bookmarkEnd w:id="346"/>
     <w:tbl>
       <w:tblPr>
         <w:tblStyle w:val="Table"/>
@@ -45901,7 +46896,7 @@
             <w:r>
               <w:t xml:space="preserve"> </w:t>
             </w:r>
-            <w:hyperlink ns1:id="rId343">
+            <w:hyperlink ns1:id="rId347">
               <w:r>
                 <w:rPr>
                   <w:rStyle w:val="Hyperlink"/>
@@ -45967,7 +46962,7 @@
             <w:r>
               <w:t xml:space="preserve"> </w:t>
             </w:r>
-            <w:hyperlink ns1:id="rId344">
+            <w:hyperlink ns1:id="rId348">
               <w:r>
                 <w:rPr>
                   <w:rStyle w:val="Hyperlink"/>
@@ -46051,7 +47046,7 @@
             <w:r>
               <w:t xml:space="preserve"> </w:t>
             </w:r>
-            <w:hyperlink ns1:id="rId345">
+            <w:hyperlink ns1:id="rId349">
               <w:r>
                 <w:rPr>
                   <w:rStyle w:val="Hyperlink"/>
@@ -46156,7 +47151,7 @@
             <w:r>
               <w:t xml:space="preserve"> </w:t>
             </w:r>
-            <w:hyperlink ns1:id="rId346">
+            <w:hyperlink ns1:id="rId350">
               <w:r>
                 <w:rPr>
                   <w:rStyle w:val="Hyperlink"/>
@@ -46191,7 +47186,7 @@
             <w:r>
               <w:t xml:space="preserve"> </w:t>
             </w:r>
-            <w:hyperlink ns1:id="rId347">
+            <w:hyperlink ns1:id="rId351">
               <w:r>
                 <w:rPr>
                   <w:rStyle w:val="Hyperlink"/>
@@ -46208,20 +47203,19 @@
         <w:br w:type="page"/>
       </w:r>
     </w:p>
-    <w:bookmarkEnd w:id="348"/>
-    <w:bookmarkEnd w:id="349"/>
-    <w:bookmarkStart w:id="350" w:name="annex-b-cooperation-verification"/>
+    <w:bookmarkStart w:id="352" w:name="annex-b-cooperation-verification"/>
     <w:p>
       <w:pPr>
-        <w:pStyle w:val="berschrift1"/>
+        <w:pStyle w:val="Anhangberschrift"/>
       </w:pPr>
       <w:r>
         <w:t xml:space="preserve">Annex B – Cooperation &amp; Verification</w:t>
       </w:r>
     </w:p>
+    <w:bookmarkEnd w:id="352"/>
     <w:p>
       <w:pPr>
-        <w:pStyle w:val="FirstParagraph"/>
+        <w:pStyle w:val="Textkrper"/>
       </w:pPr>
       <w:r>
         <w:t xml:space="preserve">Specialist group</w:t>
@@ -46609,16 +47603,16 @@
         </w:tc>
       </w:tr>
     </w:tbl>
-    <w:bookmarkEnd w:id="350"/>
-    <w:bookmarkStart w:id="351" w:name="annex-c-abbreviations-and-glossary"/>
+    <w:bookmarkStart w:id="353" w:name="annex-c-abbreviations-and-glossary"/>
     <w:p>
       <w:pPr>
-        <w:pStyle w:val="berschrift1"/>
+        <w:pStyle w:val="Anhangberschrift"/>
       </w:pPr>
       <w:r>
         <w:t xml:space="preserve">Annex C – Abbreviations and Glossary</w:t>
       </w:r>
     </w:p>
+    <w:bookmarkEnd w:id="353"/>
     <w:tbl>
       <w:tblPr>
         <w:tblStyle w:val="Table"/>
@@ -46915,72 +47909,63 @@
         </w:tc>
       </w:tr>
     </w:tbl>
-    <w:bookmarkEnd w:id="351"/>
-    <w:bookmarkStart w:id="352" w:name="Xa41f8ac50b1484a1ad1046da721cd61e5113639"/>
+    <w:bookmarkStart w:id="354" w:name="Xa41f8ac50b1484a1ad1046da721cd61e5113639"/>
     <w:p>
       <w:pPr>
-        <w:pStyle w:val="berschrift1"/>
+        <w:pStyle w:val="Anhangberschrift"/>
       </w:pPr>
       <w:r>
         <w:t xml:space="preserve">Annex D – Changes in comparison to the previous version</w:t>
+      </w:r>
+    </w:p>
+    <w:bookmarkEnd w:id="354"/>
+    <w:p>
+      <w:pPr>
+        <w:pStyle w:val="Textkrper"/>
+      </w:pPr>
+      <w:r>
+        <w:t xml:space="preserve">This is the first version.</w:t>
       </w:r>
     </w:p>
     <w:p>
-      <w:pPr>
-        <w:pStyle w:val="FirstParagraph"/>
-      </w:pPr>
-      <w:r>
-        <w:t xml:space="preserve">This is the first version.</w:t>
+      <w:r>
+        <w:br w:type="page"/>
       </w:r>
     </w:p>
-    <w:p>
-      <w:r>
-        <w:br w:type="page"/>
-      </w:r>
-    </w:p>
-    <w:bookmarkEnd w:id="352"/>
-    <w:bookmarkStart w:id="353" w:name="annex-e-table-of-figures"/>
+    <w:bookmarkStart w:id="355" w:name="annex-e-table-of-figures"/>
     <w:p>
       <w:pPr>
-        <w:pStyle w:val="berschrift1"/>
+        <w:pStyle w:val="Anhangberschrift"/>
       </w:pPr>
       <w:r>
         <w:t xml:space="preserve">Annex E – Table of Figures</w:t>
       </w:r>
     </w:p>
-    <w:p>
-      <w:r>
-        <w:fldChar w:fldCharType="begin" w:dirty="true"/>
-      </w:r>
-      <w:r>
-        <w:instrText xml:space="preserve"> TOC \h \z \c "Abbildung" </w:instrText>
-      </w:r>
-      <w:r>
-        <w:fldChar w:fldCharType="separate"/>
-      </w:r>
-      <w:r>
-        <w:t>Right-click &gt; "Update field" to generate the table of figures.</w:t>
-      </w:r>
-      <w:r>
-        <w:fldChar w:fldCharType="end"/>
-      </w:r>
-    </w:p>
-    <w:bookmarkEnd w:id="353"/>
-    <w:bookmarkStart w:id="354" w:name="annex-f-table-of-tables"/>
+    <w:bookmarkEnd w:id="355"/>
     <w:p>
       <w:pPr>
-        <w:pStyle w:val="berschrift1"/>
+        <w:pStyle w:val="Textkrper"/>
       </w:pPr>
       <w:r>
+        <w:t xml:space="preserve">None</w:t>
+      </w:r>
+    </w:p>
+    <w:bookmarkStart w:id="356" w:name="annex-f-table-of-tables"/>
+    <w:p>
+      <w:pPr>
+        <w:pStyle w:val="Anhangberschrift"/>
+      </w:pPr>
+      <w:r>
         <w:t xml:space="preserve">Annex F – Table of Tables</w:t>
       </w:r>
     </w:p>
+    <w:bookmarkEnd w:id="356"/>
     <w:p>
       <w:r>
         <w:fldChar w:fldCharType="begin" w:dirty="true"/>
       </w:r>
       <w:r>
-        <w:instrText xml:space="preserve"> TOC \h \z \c "Tabelle" </w:instrText>
+        <w:instrText xml:space="preserve"> TOC \h \z \c "Table" </w:instrText>
       </w:r>
       <w:r>
         <w:fldChar w:fldCharType="separate"/>
@@ -46992,7 +47977,7 @@
         <w:fldChar w:fldCharType="end"/>
       </w:r>
     </w:p>
-    <w:bookmarkEnd w:id="354"/>
+    <w:bookmarkEnd w:id="357"/>
     <w:sectPr>
       <w:headerReference ns1:id="rId9" w:type="even"/>
       <w:headerReference ns1:id="rId10" w:type="default"/>
@@ -48321,6 +49306,9 @@
     <w:abstractNumId w:val="991"/>
   </w:num>
   <w:num w:numId="1018">
+    <w:abstractNumId w:val="991"/>
+  </w:num>
+  <w:num w:numId="1019">
     <w:abstractNumId w:val="991"/>
   </w:num>
 </w:numbering>
@@ -49704,6 +50692,43 @@
       <w:wordWrap w:val="off"/>
     </w:pPr>
   </w:style>
+  <w:style w:customStyle="1" w:styleId="Nebentitel" w:type="paragraph">
+    <w:name w:val="Nebentitel"/>
+    <w:basedOn w:val="berschrift1"/>
+    <w:next w:val="Textkrper"/>
+    <w:qFormat/>
+    <w:pPr>
+      <w:numPr>
+        <w:ilvl w:val="0"/>
+        <w:numId w:val="0"/>
+      </w:numPr>
+      <w:outlineLvl w:val="9"/>
+    </w:pPr>
+  </w:style>
+  <w:style w:customStyle="1" w:styleId="Anhangberschrift" w:type="paragraph">
+    <w:name w:val="Anhang Überschrift"/>
+    <w:basedOn w:val="berschrift1"/>
+    <w:next w:val="Textkrper"/>
+    <w:qFormat/>
+    <w:pPr>
+      <w:numPr>
+        <w:ilvl w:val="0"/>
+        <w:numId w:val="0"/>
+      </w:numPr>
+    </w:pPr>
+  </w:style>
+  <w:style w:customStyle="1" w:styleId="Anhangberschrift2" w:type="paragraph">
+    <w:name w:val="Anhang Überschrift 2"/>
+    <w:basedOn w:val="berschrift2"/>
+    <w:next w:val="Textkrper"/>
+    <w:qFormat/>
+    <w:pPr>
+      <w:numPr>
+        <w:ilvl w:val="0"/>
+        <w:numId w:val="0"/>
+      </w:numPr>
+    </w:pPr>
+  </w:style>
   <w:style w:type="paragraph" w:customStyle="1" w:styleId="SourceCode">
     <w:name w:val="Source Code"/>
     <w:basedOn w:val="Normal"/>

--- a/ech-0294_actors/output/ech-0294_actors_en.docx
+++ b/ech-0294_actors/output/ech-0294_actors_en.docx
@@ -46124,13 +46124,13 @@
     </w:p>
     <w:bookmarkEnd w:id="333"/>
     <w:bookmarkEnd w:id="334"/>
-    <w:bookmarkStart w:id="335" w:name="safety-considerations"/>
+    <w:bookmarkStart w:id="337" w:name="data-protection"/>
     <w:p>
       <w:pPr>
         <w:pStyle w:val="berschrift1"/>
       </w:pPr>
       <w:r>
-        <w:t xml:space="preserve">Safety considerations</w:t>
+        <w:t xml:space="preserve">Data protection</w:t>
       </w:r>
     </w:p>
     <w:p>
@@ -46138,7 +46138,7 @@
         <w:pStyle w:val="FirstParagraph"/>
       </w:pPr>
       <w:r>
-        <w:t xml:space="preserve">This standard describes data about natural persons. Such data are personal data within the meaning of Art. 5 lit. a of the Swiss Federal Act on Data Protection (FADP, in force since 1 September 2023). Information on party affiliation, mandates and interest links allows political opinions to be inferred and therefore constitutes sensitive personal data (Art. 5 lit. c FADP).</w:t>
+        <w:t xml:space="preserve">This standard describes data about natural persons. Such data are personal data within the meaning of Art. 5 lit. a of the Swiss Federal Act on Data Protection (FADP). Information on party affiliation, mandates and interest links allows political opinions to be inferred and therefore constitutes sensitive personal data (Art. 5 lit. c FADP). For cantonal and municipal bodies, the respective cantonal data protection and freedom of information acts apply.</w:t>
       </w:r>
     </w:p>
     <w:p>
@@ -46146,7 +46146,15 @@
         <w:pStyle w:val="Textkrper"/>
       </w:pPr>
       <w:r>
-        <w:t xml:space="preserve">The standard does not create a legal basis for publication. It structures data whose publication follows from the principle of transparency, from disclosure obligations of parliaments, or from consent. Whether a data element may be published is decided by the publishing body, not by the schema.</w:t>
+        <w:t xml:space="preserve">As politicians or members of public bodies, the persons described are of public interest. Much of their information is already published today on the basis of disclosure obligations or the principle of transparency. The standard does not, however, create a legal basis for publication, nor does it impose an obligation to publish individual attributes.</w:t>
+      </w:r>
+    </w:p>
+    <w:p>
+      <w:pPr>
+        <w:pStyle w:val="Textkrper"/>
+      </w:pPr>
+      <w:r>
+        <w:t xml:space="preserve">Whether and to what extent data are published is the responsibility of the publishing body. It decides on the basis of the legal provisions applicable to it and takes the necessary precautions, for example by flagging information not intended for publication or making it visible only internally.</w:t>
       </w:r>
     </w:p>
     <w:p>
@@ -46170,13 +46178,13 @@
           <w:b/>
           <w:bCs/>
         </w:rPr>
-        <w:t xml:space="preserve">Legal basis per element.</w:t>
-      </w:r>
-      <w:r>
-        <w:t xml:space="preserve"> </w:t>
-      </w:r>
-      <w:r>
-        <w:t xml:space="preserve">Not every element of the schema is publishable in every context. The publishing body verifies, for each populated element, that a legal basis or consent exists.</w:t>
+        <w:t xml:space="preserve">Data minimisation.</w:t>
+      </w:r>
+      <w:r>
+        <w:t xml:space="preserve"> </w:t>
+      </w:r>
+      <w:r>
+        <w:t xml:space="preserve">Optional elements, in particular date of birth, address and contact details, are populated only where they are necessary for the purpose of the publication.</w:t>
       </w:r>
     </w:p>
     <w:p>
@@ -46192,13 +46200,47 @@
           <w:b/>
           <w:bCs/>
         </w:rPr>
-        <w:t xml:space="preserve">Data minimisation.</w:t>
-      </w:r>
-      <w:r>
-        <w:t xml:space="preserve"> </w:t>
-      </w:r>
-      <w:r>
-        <w:t xml:space="preserve">Optional elements — in particular date of birth, address and contact details — are populated only where they are necessary for the purpose of the publication.</w:t>
+        <w:t xml:space="preserve">Private residential addresses.</w:t>
+      </w:r>
+      <w:r>
+        <w:t xml:space="preserve"> </w:t>
+      </w:r>
+      <w:r>
+        <w:t xml:space="preserve">Their publication is the subject of motions</w:t>
+      </w:r>
+      <w:r>
+        <w:t xml:space="preserve"> </w:t>
+      </w:r>
+      <w:hyperlink ns1:id="rId335">
+        <w:r>
+          <w:rPr>
+            <w:rStyle w:val="Hyperlink"/>
+          </w:rPr>
+          <w:t xml:space="preserve">24.3425</w:t>
+        </w:r>
+      </w:hyperlink>
+      <w:r>
+        <w:t xml:space="preserve"> </w:t>
+      </w:r>
+      <w:r>
+        <w:t xml:space="preserve">(replacing the private residential address as identifier of the authors of popular initiatives) and</w:t>
+      </w:r>
+      <w:r>
+        <w:t xml:space="preserve"> </w:t>
+      </w:r>
+      <w:hyperlink ns1:id="rId336">
+        <w:r>
+          <w:rPr>
+            <w:rStyle w:val="Hyperlink"/>
+          </w:rPr>
+          <w:t xml:space="preserve">23.3913</w:t>
+        </w:r>
+      </w:hyperlink>
+      <w:r>
+        <w:t xml:space="preserve"> </w:t>
+      </w:r>
+      <w:r>
+        <w:t xml:space="preserve">(preventing the obligation to publish the residential addresses of members of parliament). Where an address is required, a business or correspondence address is to be used where possible.</w:t>
       </w:r>
     </w:p>
     <w:p>
@@ -46214,13 +46256,13 @@
           <w:b/>
           <w:bCs/>
         </w:rPr>
-        <w:t xml:space="preserve">Private residential addresses.</w:t>
-      </w:r>
-      <w:r>
-        <w:t xml:space="preserve"> </w:t>
-      </w:r>
-      <w:r>
-        <w:t xml:space="preserve">Their publication is the subject of parliamentary initiatives (see Annex A). Where an address is required, a business or correspondence address is to be used where possible.</w:t>
+        <w:t xml:space="preserve">Aggregation.</w:t>
+      </w:r>
+      <w:r>
+        <w:t xml:space="preserve"> </w:t>
+      </w:r>
+      <w:r>
+        <w:t xml:space="preserve">Combining several sources can produce personality profiles that go beyond the purpose of any individual publication. Whoever combines data according to this standard re-examines the purpose limitation.</w:t>
       </w:r>
     </w:p>
     <w:p>
@@ -46236,118 +46278,52 @@
           <w:b/>
           <w:bCs/>
         </w:rPr>
-        <w:t xml:space="preserve">Aggregation.</w:t>
-      </w:r>
-      <w:r>
-        <w:t xml:space="preserve"> </w:t>
-      </w:r>
-      <w:r>
-        <w:t xml:space="preserve">Combining several sources can produce personality profiles that go beyond the purpose of any individual publication. Whoever combines data according to this standard re-examines the purpose limitation.</w:t>
+        <w:t xml:space="preserve">Historical values in references.</w:t>
+      </w:r>
+      <w:r>
+        <w:t xml:space="preserve"> </w:t>
+      </w:r>
+      <w:r>
+        <w:rPr>
+          <w:rStyle w:val="VerbatimChar"/>
+        </w:rPr>
+        <w:t xml:space="preserve">PersonReference</w:t>
+      </w:r>
+      <w:r>
+        <w:t xml:space="preserve"> </w:t>
+      </w:r>
+      <w:r>
+        <w:t xml:space="preserve">and</w:t>
+      </w:r>
+      <w:r>
+        <w:t xml:space="preserve"> </w:t>
+      </w:r>
+      <w:r>
+        <w:rPr>
+          <w:rStyle w:val="VerbatimChar"/>
+        </w:rPr>
+        <w:t xml:space="preserve">GroupReference</w:t>
+      </w:r>
+      <w:r>
+        <w:t xml:space="preserve"> </w:t>
+      </w:r>
+      <w:r>
+        <w:t xml:space="preserve">retain local attributes as of the time of linking. They must not be interpreted as the current state.</w:t>
       </w:r>
     </w:p>
     <w:p>
-      <w:pPr>
-        <w:pStyle w:val="Compact"/>
-        <w:numPr>
-          <w:ilvl w:val="0"/>
-          <w:numId w:val="1019"/>
-        </w:numPr>
-      </w:pPr>
-      <w:r>
-        <w:rPr>
-          <w:b/>
-          <w:bCs/>
-        </w:rPr>
-        <w:t xml:space="preserve">Historical values in references.</w:t>
-      </w:r>
-      <w:r>
-        <w:t xml:space="preserve"> </w:t>
-      </w:r>
-      <w:r>
-        <w:rPr>
-          <w:rStyle w:val="VerbatimChar"/>
-        </w:rPr>
-        <w:t xml:space="preserve">PersonReference</w:t>
-      </w:r>
-      <w:r>
-        <w:t xml:space="preserve"> </w:t>
-      </w:r>
-      <w:r>
-        <w:t xml:space="preserve">and</w:t>
-      </w:r>
-      <w:r>
-        <w:t xml:space="preserve"> </w:t>
-      </w:r>
-      <w:r>
-        <w:rPr>
-          <w:rStyle w:val="VerbatimChar"/>
-        </w:rPr>
-        <w:t xml:space="preserve">GroupReference</w:t>
-      </w:r>
-      <w:r>
-        <w:t xml:space="preserve"> </w:t>
-      </w:r>
-      <w:r>
-        <w:t xml:space="preserve">retain local attributes as of the time of linking. They must not be interpreted as the current state.</w:t>
+      <w:r>
+        <w:br w:type="page"/>
       </w:r>
     </w:p>
-    <w:p>
-      <w:pPr>
-        <w:pStyle w:val="Compact"/>
-        <w:numPr>
-          <w:ilvl w:val="0"/>
-          <w:numId w:val="1019"/>
-        </w:numPr>
-      </w:pPr>
-      <w:r>
-        <w:rPr>
-          <w:b/>
-          <w:bCs/>
-        </w:rPr>
-        <w:t xml:space="preserve">Transmission and access.</w:t>
-      </w:r>
-      <w:r>
-        <w:t xml:space="preserve"> </w:t>
-      </w:r>
-      <w:r>
-        <w:t xml:space="preserve">Where data according to this standard are exchanged before they are public, the usual precautions apply: encrypted transport, access restricted to authorised persons, protection against modification during transmission.</w:t>
-      </w:r>
-    </w:p>
-    <w:p>
-      <w:pPr>
-        <w:pStyle w:val="Compact"/>
-        <w:numPr>
-          <w:ilvl w:val="0"/>
-          <w:numId w:val="1019"/>
-        </w:numPr>
-      </w:pPr>
-      <w:r>
-        <w:rPr>
-          <w:b/>
-          <w:bCs/>
-        </w:rPr>
-        <w:t xml:space="preserve">Processing data from third parties.</w:t>
-      </w:r>
-      <w:r>
-        <w:t xml:space="preserve"> </w:t>
-      </w:r>
-      <w:r>
-        <w:t xml:space="preserve">Before further processing an incoming delivery, schema validation is performed. Content transmitted in free-text fields is escaped before display.</w:t>
-      </w:r>
-    </w:p>
-    <w:p>
-      <w:r>
-        <w:br w:type="page"/>
-      </w:r>
-    </w:p>
-    <w:bookmarkEnd w:id="335"/>
-    <w:bookmarkStart w:id="336" w:name="Xf6b36430cae8a20854059102669aeb9c31aab5e"/>
+    <w:bookmarkEnd w:id="337"/>
+    <w:bookmarkStart w:id="338" w:name="safety-considerations"/>
     <w:p>
       <w:pPr>
         <w:pStyle w:val="berschrift1"/>
       </w:pPr>
       <w:r>
-        <w:t xml:space="preserve">Disclaimer/Reference to third party rights</w:t>
+        <w:t xml:space="preserve">Safety considerations</w:t>
       </w:r>
     </w:p>
     <w:p>
@@ -46355,6 +46331,29 @@
         <w:pStyle w:val="FirstParagraph"/>
       </w:pPr>
       <w:r>
+        <w:t xml:space="preserve">The definition of the exchange formats as such does not raise any security-related issues. Where authorities wish to exchange the data specified in this document electronically, they must ensure that the necessary legal bases are in place. When the data are exchanged, the confidentiality and integrity of the transmitted data must be ensured.</w:t>
+      </w:r>
+    </w:p>
+    <w:p>
+      <w:r>
+        <w:br w:type="page"/>
+      </w:r>
+    </w:p>
+    <w:bookmarkEnd w:id="338"/>
+    <w:bookmarkStart w:id="339" w:name="Xf6b36430cae8a20854059102669aeb9c31aab5e"/>
+    <w:p>
+      <w:pPr>
+        <w:pStyle w:val="berschrift1"/>
+      </w:pPr>
+      <w:r>
+        <w:t xml:space="preserve">Disclaimer/Reference to third party rights</w:t>
+      </w:r>
+    </w:p>
+    <w:p>
+      <w:pPr>
+        <w:pStyle w:val="FirstParagraph"/>
+      </w:pPr>
+      <w:r>
         <w:t xml:space="preserve">eCH-standards which the registered association eCH provides the user free of charge or which make reference to eCH shall only have the status of recommendations. The registered association eCH will not be liable in any event for any decisions made or measures taken by the user based on these documents. The user will be responsible for verifying the documents himself prior to their use and to seek advice if required. eCH-standards can and shall not replace the technical, organizational or legal advice in the individual case.</w:t>
       </w:r>
     </w:p>
@@ -46387,8 +46386,8 @@
         <w:br w:type="page"/>
       </w:r>
     </w:p>
-    <w:bookmarkEnd w:id="336"/>
-    <w:bookmarkStart w:id="357" w:name="copyrights"/>
+    <w:bookmarkEnd w:id="339"/>
+    <w:bookmarkStart w:id="360" w:name="copyrights"/>
     <w:p>
       <w:pPr>
         <w:pStyle w:val="berschrift1"/>
@@ -46434,7 +46433,7 @@
         <w:br w:type="page"/>
       </w:r>
     </w:p>
-    <w:bookmarkStart w:id="337" w:name="annex-a-references-bibliography"/>
+    <w:bookmarkStart w:id="340" w:name="annex-a-references-bibliography"/>
     <w:p>
       <w:pPr>
         <w:pStyle w:val="Anhangberschrift"/>
@@ -46443,7 +46442,7 @@
         <w:t xml:space="preserve">Annex A – References &amp; Bibliography</w:t>
       </w:r>
     </w:p>
-    <w:bookmarkEnd w:id="337"/>
+    <w:bookmarkEnd w:id="340"/>
     <w:p>
       <w:pPr>
         <w:pStyle w:val="Textkrper"/>
@@ -46452,7 +46451,7 @@
         <w:t xml:space="preserve">Where a version is stated, it is the one this standard was developed against.</w:t>
       </w:r>
     </w:p>
-    <w:bookmarkStart w:id="338" w:name="Xfcdf64c5b35a14cc7e801690b320675370e1c62"/>
+    <w:bookmarkStart w:id="341" w:name="Xfcdf64c5b35a14cc7e801690b320675370e1c62"/>
     <w:p>
       <w:pPr>
         <w:pStyle w:val="Anhangberschrift2"/>
@@ -46473,7 +46472,7 @@
         <w:t xml:space="preserve">specialist group</w:t>
       </w:r>
     </w:p>
-    <w:bookmarkEnd w:id="338"/>
+    <w:bookmarkEnd w:id="341"/>
     <w:p>
       <w:pPr>
         <w:pStyle w:val="Textkrper"/>
@@ -46529,7 +46528,7 @@
             <w:r>
               <w:t xml:space="preserve"> </w:t>
             </w:r>
-            <w:hyperlink ns1:id="rId339">
+            <w:hyperlink ns1:id="rId342">
               <w:r>
                 <w:rPr>
                   <w:rStyle w:val="Hyperlink"/>
@@ -46568,7 +46567,7 @@
             <w:r>
               <w:t xml:space="preserve"> </w:t>
             </w:r>
-            <w:hyperlink ns1:id="rId340">
+            <w:hyperlink ns1:id="rId343">
               <w:r>
                 <w:rPr>
                   <w:rStyle w:val="Hyperlink"/>
@@ -46603,7 +46602,7 @@
             <w:r>
               <w:t xml:space="preserve"> </w:t>
             </w:r>
-            <w:hyperlink ns1:id="rId341">
+            <w:hyperlink ns1:id="rId344">
               <w:r>
                 <w:rPr>
                   <w:rStyle w:val="Hyperlink"/>
@@ -46642,7 +46641,7 @@
             <w:r>
               <w:t xml:space="preserve"> </w:t>
             </w:r>
-            <w:hyperlink ns1:id="rId342">
+            <w:hyperlink ns1:id="rId345">
               <w:r>
                 <w:rPr>
                   <w:rStyle w:val="Hyperlink"/>
@@ -46677,7 +46676,7 @@
             <w:r>
               <w:t xml:space="preserve"> </w:t>
             </w:r>
-            <w:hyperlink ns1:id="rId343">
+            <w:hyperlink ns1:id="rId346">
               <w:r>
                 <w:rPr>
                   <w:rStyle w:val="Hyperlink"/>
@@ -46689,7 +46688,7 @@
         </w:tc>
       </w:tr>
     </w:tbl>
-    <w:bookmarkStart w:id="344" w:name="further-ech-standards"/>
+    <w:bookmarkStart w:id="347" w:name="further-ech-standards"/>
     <w:p>
       <w:pPr>
         <w:pStyle w:val="Anhangberschrift2"/>
@@ -46698,7 +46697,7 @@
         <w:t xml:space="preserve">Further eCH standards</w:t>
       </w:r>
     </w:p>
-    <w:bookmarkEnd w:id="344"/>
+    <w:bookmarkEnd w:id="347"/>
     <w:tbl>
       <w:tblPr>
         <w:tblStyle w:val="Table"/>
@@ -46821,7 +46820,7 @@
             <w:r>
               <w:t xml:space="preserve"> </w:t>
             </w:r>
-            <w:hyperlink ns1:id="rId345">
+            <w:hyperlink ns1:id="rId348">
               <w:r>
                 <w:rPr>
                   <w:rStyle w:val="Hyperlink"/>
@@ -46833,7 +46832,7 @@
         </w:tc>
       </w:tr>
     </w:tbl>
-    <w:bookmarkStart w:id="346" w:name="code-lists-and-further-sources"/>
+    <w:bookmarkStart w:id="349" w:name="code-lists-and-further-sources"/>
     <w:p>
       <w:pPr>
         <w:pStyle w:val="Anhangberschrift2"/>
@@ -46842,7 +46841,7 @@
         <w:t xml:space="preserve">Code lists and further sources</w:t>
       </w:r>
     </w:p>
-    <w:bookmarkEnd w:id="346"/>
+    <w:bookmarkEnd w:id="349"/>
     <w:tbl>
       <w:tblPr>
         <w:tblStyle w:val="Table"/>
@@ -46896,7 +46895,7 @@
             <w:r>
               <w:t xml:space="preserve"> </w:t>
             </w:r>
-            <w:hyperlink ns1:id="rId347">
+            <w:hyperlink ns1:id="rId350">
               <w:r>
                 <w:rPr>
                   <w:rStyle w:val="Hyperlink"/>
@@ -46962,7 +46961,7 @@
             <w:r>
               <w:t xml:space="preserve"> </w:t>
             </w:r>
-            <w:hyperlink ns1:id="rId348">
+            <w:hyperlink ns1:id="rId351">
               <w:r>
                 <w:rPr>
                   <w:rStyle w:val="Hyperlink"/>
@@ -47046,7 +47045,7 @@
             <w:r>
               <w:t xml:space="preserve"> </w:t>
             </w:r>
-            <w:hyperlink ns1:id="rId349">
+            <w:hyperlink ns1:id="rId352">
               <w:r>
                 <w:rPr>
                   <w:rStyle w:val="Hyperlink"/>
@@ -47151,7 +47150,7 @@
             <w:r>
               <w:t xml:space="preserve"> </w:t>
             </w:r>
-            <w:hyperlink ns1:id="rId350">
+            <w:hyperlink ns1:id="rId353">
               <w:r>
                 <w:rPr>
                   <w:rStyle w:val="Hyperlink"/>
@@ -47186,7 +47185,7 @@
             <w:r>
               <w:t xml:space="preserve"> </w:t>
             </w:r>
-            <w:hyperlink ns1:id="rId351">
+            <w:hyperlink ns1:id="rId354">
               <w:r>
                 <w:rPr>
                   <w:rStyle w:val="Hyperlink"/>
@@ -47203,7 +47202,7 @@
         <w:br w:type="page"/>
       </w:r>
     </w:p>
-    <w:bookmarkStart w:id="352" w:name="annex-b-cooperation-verification"/>
+    <w:bookmarkStart w:id="355" w:name="annex-b-cooperation-verification"/>
     <w:p>
       <w:pPr>
         <w:pStyle w:val="Anhangberschrift"/>
@@ -47212,7 +47211,7 @@
         <w:t xml:space="preserve">Annex B – Cooperation &amp; Verification</w:t>
       </w:r>
     </w:p>
-    <w:bookmarkEnd w:id="352"/>
+    <w:bookmarkEnd w:id="355"/>
     <w:p>
       <w:pPr>
         <w:pStyle w:val="Textkrper"/>
@@ -47603,7 +47602,7 @@
         </w:tc>
       </w:tr>
     </w:tbl>
-    <w:bookmarkStart w:id="353" w:name="annex-c-abbreviations-and-glossary"/>
+    <w:bookmarkStart w:id="356" w:name="annex-c-abbreviations-and-glossary"/>
     <w:p>
       <w:pPr>
         <w:pStyle w:val="Anhangberschrift"/>
@@ -47612,7 +47611,7 @@
         <w:t xml:space="preserve">Annex C – Abbreviations and Glossary</w:t>
       </w:r>
     </w:p>
-    <w:bookmarkEnd w:id="353"/>
+    <w:bookmarkEnd w:id="356"/>
     <w:tbl>
       <w:tblPr>
         <w:tblStyle w:val="Table"/>
@@ -47909,7 +47908,7 @@
         </w:tc>
       </w:tr>
     </w:tbl>
-    <w:bookmarkStart w:id="354" w:name="Xa41f8ac50b1484a1ad1046da721cd61e5113639"/>
+    <w:bookmarkStart w:id="357" w:name="Xa41f8ac50b1484a1ad1046da721cd61e5113639"/>
     <w:p>
       <w:pPr>
         <w:pStyle w:val="Anhangberschrift"/>
@@ -47918,7 +47917,7 @@
         <w:t xml:space="preserve">Annex D – Changes in comparison to the previous version</w:t>
       </w:r>
     </w:p>
-    <w:bookmarkEnd w:id="354"/>
+    <w:bookmarkEnd w:id="357"/>
     <w:p>
       <w:pPr>
         <w:pStyle w:val="Textkrper"/>
@@ -47932,7 +47931,7 @@
         <w:br w:type="page"/>
       </w:r>
     </w:p>
-    <w:bookmarkStart w:id="355" w:name="annex-e-table-of-figures"/>
+    <w:bookmarkStart w:id="358" w:name="annex-e-table-of-figures"/>
     <w:p>
       <w:pPr>
         <w:pStyle w:val="Anhangberschrift"/>
@@ -47941,7 +47940,7 @@
         <w:t xml:space="preserve">Annex E – Table of Figures</w:t>
       </w:r>
     </w:p>
-    <w:bookmarkEnd w:id="355"/>
+    <w:bookmarkEnd w:id="358"/>
     <w:p>
       <w:pPr>
         <w:pStyle w:val="Textkrper"/>
@@ -47950,7 +47949,7 @@
         <w:t xml:space="preserve">None</w:t>
       </w:r>
     </w:p>
-    <w:bookmarkStart w:id="356" w:name="annex-f-table-of-tables"/>
+    <w:bookmarkStart w:id="359" w:name="annex-f-table-of-tables"/>
     <w:p>
       <w:pPr>
         <w:pStyle w:val="Anhangberschrift"/>
@@ -47959,7 +47958,7 @@
         <w:t xml:space="preserve">Annex F – Table of Tables</w:t>
       </w:r>
     </w:p>
-    <w:bookmarkEnd w:id="356"/>
+    <w:bookmarkEnd w:id="359"/>
     <w:p>
       <w:r>
         <w:fldChar w:fldCharType="begin" w:dirty="true"/>
@@ -47977,7 +47976,7 @@
         <w:fldChar w:fldCharType="end"/>
       </w:r>
     </w:p>
-    <w:bookmarkEnd w:id="357"/>
+    <w:bookmarkEnd w:id="360"/>
     <w:sectPr>
       <w:headerReference ns1:id="rId9" w:type="even"/>
       <w:headerReference ns1:id="rId10" w:type="default"/>

--- a/ech-0294_actors/output/ech-0294_actors_en.docx
+++ b/ech-0294_actors/output/ech-0294_actors_en.docx
@@ -47346,6 +47346,9 @@
             <w:pPr>
               <w:pStyle w:val="Compact"/>
             </w:pPr>
+            <w:r>
+              <w:t xml:space="preserve">Lobbywatch.ch</w:t>
+            </w:r>
           </w:p>
         </w:tc>
       </w:tr>
